--- a/inbox/Application Aware Networking/Book_12_FedAAN_Data_Protection_Purview.docx
+++ b/inbox/Application Aware Networking/Book_12_FedAAN_Data_Protection_Purview.docx
@@ -7,7 +7,55 @@
         <w:pStyle w:val="Title"/>
       </w:pPr>
       <w:r>
-        <w:t xml:space="preserve">Book 12 — Federal Application-Aware Networking — Part 12</w:t>
+        <w:t xml:space="preserve">Book</w:t>
+      </w:r>
+      <w:r>
+        <w:t xml:space="preserve"> </w:t>
+      </w:r>
+      <w:r>
+        <w:t xml:space="preserve">12</w:t>
+      </w:r>
+      <w:r>
+        <w:t xml:space="preserve"> </w:t>
+      </w:r>
+      <w:r>
+        <w:t xml:space="preserve">—</w:t>
+      </w:r>
+      <w:r>
+        <w:t xml:space="preserve"> </w:t>
+      </w:r>
+      <w:r>
+        <w:t xml:space="preserve">Federal</w:t>
+      </w:r>
+      <w:r>
+        <w:t xml:space="preserve"> </w:t>
+      </w:r>
+      <w:r>
+        <w:t xml:space="preserve">Application-Aware</w:t>
+      </w:r>
+      <w:r>
+        <w:t xml:space="preserve"> </w:t>
+      </w:r>
+      <w:r>
+        <w:t xml:space="preserve">Networking</w:t>
+      </w:r>
+      <w:r>
+        <w:t xml:space="preserve"> </w:t>
+      </w:r>
+      <w:r>
+        <w:t xml:space="preserve">—</w:t>
+      </w:r>
+      <w:r>
+        <w:t xml:space="preserve"> </w:t>
+      </w:r>
+      <w:r>
+        <w:t xml:space="preserve">Part</w:t>
+      </w:r>
+      <w:r>
+        <w:t xml:space="preserve"> </w:t>
+      </w:r>
+      <w:r>
+        <w:t xml:space="preserve">12</w:t>
       </w:r>
     </w:p>
     <w:p>
@@ -15,7 +63,61 @@
         <w:pStyle w:val="Subtitle"/>
       </w:pPr>
       <w:r>
-        <w:t xml:space="preserve">Data Protection: Microsoft Purview Classification, DLP, and Cryptographic Key Management</w:t>
+        <w:t xml:space="preserve">Data</w:t>
+      </w:r>
+      <w:r>
+        <w:t xml:space="preserve"> </w:t>
+      </w:r>
+      <w:r>
+        <w:t xml:space="preserve">Protection:</w:t>
+      </w:r>
+      <w:r>
+        <w:t xml:space="preserve"> </w:t>
+      </w:r>
+      <w:r>
+        <w:t xml:space="preserve">Microsoft</w:t>
+      </w:r>
+      <w:r>
+        <w:t xml:space="preserve"> </w:t>
+      </w:r>
+      <w:r>
+        <w:t xml:space="preserve">Purview</w:t>
+      </w:r>
+      <w:r>
+        <w:t xml:space="preserve"> </w:t>
+      </w:r>
+      <w:r>
+        <w:t xml:space="preserve">Classification,</w:t>
+      </w:r>
+      <w:r>
+        <w:t xml:space="preserve"> </w:t>
+      </w:r>
+      <w:r>
+        <w:t xml:space="preserve">DLP,</w:t>
+      </w:r>
+      <w:r>
+        <w:t xml:space="preserve"> </w:t>
+      </w:r>
+      <w:r>
+        <w:t xml:space="preserve">and</w:t>
+      </w:r>
+      <w:r>
+        <w:t xml:space="preserve"> </w:t>
+      </w:r>
+      <w:r>
+        <w:t xml:space="preserve">Cryptographic</w:t>
+      </w:r>
+      <w:r>
+        <w:t xml:space="preserve"> </w:t>
+      </w:r>
+      <w:r>
+        <w:t xml:space="preserve">Key</w:t>
+      </w:r>
+      <w:r>
+        <w:t xml:space="preserve"> </w:t>
+      </w:r>
+      <w:r>
+        <w:t xml:space="preserve">Management</w:t>
       </w:r>
     </w:p>
     <w:p>
@@ -23,7 +125,25 @@
         <w:pStyle w:val="Author"/>
       </w:pPr>
       <w:r>
-        <w:t xml:space="preserve">SSA Cloud Services Team</w:t>
+        <w:t xml:space="preserve">SSA</w:t>
+      </w:r>
+      <w:r>
+        <w:t xml:space="preserve"> </w:t>
+      </w:r>
+      <w:r>
+        <w:t xml:space="preserve">Cloud</w:t>
+      </w:r>
+      <w:r>
+        <w:t xml:space="preserve"> </w:t>
+      </w:r>
+      <w:r>
+        <w:t xml:space="preserve">Services</w:t>
+      </w:r>
+      <w:r>
+        <w:t xml:space="preserve"> </w:t>
+      </w:r>
+      <w:r>
+        <w:t xml:space="preserve">Team</w:t>
       </w:r>
     </w:p>
     <w:p>
@@ -31,329 +151,19 @@
         <w:pStyle w:val="Date"/>
       </w:pPr>
       <w:r>
-        <w:t xml:space="preserve">2026-07-02</w:t>
-      </w:r>
-    </w:p>
-    <w:sdt>
-      <w:sdtPr>
-        <w:docPartObj>
-          <w:docPartGallery w:val="Table of Contents"/>
-          <w:docPartUnique/>
-        </w:docPartObj>
-      </w:sdtPr>
-      <w:sdtContent>
-        <w:p>
-          <w:pPr>
-            <w:pStyle w:val="TOCHeading"/>
-          </w:pPr>
-          <w:r>
-            <w:t xml:space="preserve">Table of contents</w:t>
-          </w:r>
-        </w:p>
-        <w:p>
-          <w:r>
-            <w:fldChar w:fldCharType="begin" w:dirty="true"/>
-            <w:instrText xml:space="preserve">TOC \o "1-3" \h \z \u</w:instrText>
-            <w:fldChar w:fldCharType="separate"/>
-            <w:fldChar w:fldCharType="end"/>
-          </w:r>
-        </w:p>
-      </w:sdtContent>
-    </w:sdt>
-    <w:p>
-      <w:pPr>
-        <w:pStyle w:val="FirstParagraph"/>
-      </w:pPr>
-      <w:r>
-        <w:t xml:space="preserve">INTERNAL — NOT FOR PUBLIC DISTRIBUTION</w:t>
-      </w:r>
-    </w:p>
-    <w:tbl>
-      <w:tblPr>
-        <w:tblStyle w:val="Table"/>
-        <w:tblLook w:firstRow="0" w:lastRow="0" w:firstColumn="0" w:lastColumn="0" w:noHBand="0" w:noVBand="0" w:val="0000"/>
-        <w:tblBorders>
-          <w:top w:val="single" w:sz="4" w:space="0" w:color="EB9113"/>
-          <w:left w:val="single" w:sz="24" w:space="0" w:color="EB9113"/>
-          <w:bottom w:val="single" w:sz="4" w:space="0" w:color="EB9113"/>
-          <w:right w:val="single" w:sz="4" w:space="0" w:color="EB9113"/>
-        </w:tblBorders>
-        <w:tblCellMar>
-          <w:left w:w="144" w:type="dxa"/>
-          <w:right w:w="144" w:type="dxa"/>
-        </w:tblCellMar>
-        <w:tblLook w:firstRow="0" w:lastRow="0" w:firstColumn="0" w:lastColumn="0" w:noHBand="0" w:noVBand="0" w:val="0000"/>
-      </w:tblPr>
-      <w:tr>
-        <w:trPr>
-          <w:cantSplit/>
-        </w:trPr>
-        <w:tc>
-          <w:tcPr>
-            <w:shd w:color="auto" w:fill="fcefdc" w:val="clear"/>
-            <w:tcMar>
-              <w:top w:w="92" w:type="dxa"/>
-              <w:bottom w:w="92" w:type="dxa"/>
-            </w:tcMar>
-          </w:tcPr>
-          <w:p>
-            <w:pPr>
-              <w:pStyle w:val="BodyText"/>
-            </w:pPr>
-            <w:pPr>
-              <w:spacing w:before="0" w:after="0"/>
-              <w:textAlignment w:val="center"/>
-            </w:pPr>
-            <w:r>
-              <w:drawing>
-                <wp:inline>
-                  <wp:extent cx="152400" cy="152400"/>
-                  <wp:effectExtent b="0" l="0" r="0" t="0"/>
-                  <wp:docPr descr="" title="" id="10" name="Picture"/>
-                  <a:graphic>
-                    <a:graphicData uri="http://schemas.openxmlformats.org/drawingml/2006/picture">
-                      <pic:pic>
-                        <pic:nvPicPr>
-                          <pic:cNvPr descr="/opt/quarto/share/formats/docx/warning.png" id="11" name="Picture"/>
-                          <pic:cNvPicPr>
-                            <a:picLocks noChangeArrowheads="1" noChangeAspect="1"/>
-                          </pic:cNvPicPr>
-                        </pic:nvPicPr>
-                        <pic:blipFill>
-                          <a:blip r:embed="rId9"/>
-                          <a:stretch>
-                            <a:fillRect/>
-                          </a:stretch>
-                        </pic:blipFill>
-                        <pic:spPr bwMode="auto">
-                          <a:xfrm>
-                            <a:off x="0" y="0"/>
-                            <a:ext cx="152400" cy="152400"/>
-                          </a:xfrm>
-                          <a:prstGeom prst="rect">
-                            <a:avLst/>
-                          </a:prstGeom>
-                          <a:noFill/>
-                          <a:ln w="9525">
-                            <a:noFill/>
-                            <a:headEnd/>
-                            <a:tailEnd/>
-                          </a:ln>
-                        </pic:spPr>
-                      </pic:pic>
-                    </a:graphicData>
-                  </a:graphic>
-                </wp:inline>
-              </w:drawing>
-            </w:r>
-            <w:r>
-              <w:t xml:space="preserve"> </w:t>
-            </w:r>
-            <w:r>
-              <w:t xml:space="preserve"> </w:t>
-            </w:r>
-            <w:r>
-              <w:t xml:space="preserve">Draft Proposal — Subject to Review</w:t>
-            </w:r>
-          </w:p>
-        </w:tc>
-      </w:tr>
-      <w:tr>
-        <w:trPr>
-          <w:cantSplit/>
-        </w:trPr>
-        <w:tc>
-          <w:tcPr>
-            <w:tcMar>
-              <w:top w:w="108" w:type="dxa"/>
-              <w:bottom w:w="108" w:type="dxa"/>
-            </w:tcMar>
-          </w:tcPr>
-          <w:p>
-            <w:pPr>
-              <w:pStyle w:val="BodyText"/>
-            </w:pPr>
-            <w:pPr>
-              <w:spacing w:before="16" w:after="16"/>
-            </w:pPr>
-            <w:r>
-              <w:t xml:space="preserve">This document is a</w:t>
-            </w:r>
-            <w:r>
-              <w:t xml:space="preserve"> </w:t>
-            </w:r>
-            <w:r>
-              <w:rPr>
-                <w:b/>
-                <w:bCs/>
-              </w:rPr>
-              <w:t xml:space="preserve">draft proposal</w:t>
-            </w:r>
-            <w:r>
-              <w:t xml:space="preserve"> </w:t>
-            </w:r>
-            <w:r>
-              <w:t xml:space="preserve">developed by the</w:t>
-            </w:r>
-            <w:r>
-              <w:t xml:space="preserve"> </w:t>
-            </w:r>
-            <w:r>
-              <w:rPr>
-                <w:b/>
-                <w:bCs/>
-              </w:rPr>
-              <w:t xml:space="preserve">CSI Team (Cloud Services Infrastructure)</w:t>
-            </w:r>
-            <w:r>
-              <w:t xml:space="preserve">. It is an attempt at a comprehensive SSA-wide technical roadmap and has not been reviewed or approved by the SSA CIO Office, the Office of Information Security (OIS), or organizational leadership. All recommendations, vendor selections, control mappings, and implementation timelines are subject to revision pending formal review by the SSA CIO Office and organizational components.</w:t>
-            </w:r>
-          </w:p>
-          <w:p/>
-        </w:tc>
-      </w:tr>
-    </w:tbl>
-    <w:p>
-      <w:pPr>
-        <w:pStyle w:val="BodyText"/>
-      </w:pPr>
-      <w:r>
-        <w:t xml:space="preserve"> </w:t>
-      </w:r>
-    </w:p>
-    <w:tbl>
-      <w:tblPr>
-        <w:tblStyle w:val="Table"/>
-        <w:tblLook w:firstRow="0" w:lastRow="0" w:firstColumn="0" w:lastColumn="0" w:noHBand="0" w:noVBand="0" w:val="0000"/>
-        <w:tblBorders>
-          <w:top w:val="single" w:sz="4" w:space="0" w:color="CC1914"/>
-          <w:left w:val="single" w:sz="24" w:space="0" w:color="CC1914"/>
-          <w:bottom w:val="single" w:sz="4" w:space="0" w:color="CC1914"/>
-          <w:right w:val="single" w:sz="4" w:space="0" w:color="CC1914"/>
-        </w:tblBorders>
-        <w:tblCellMar>
-          <w:left w:w="144" w:type="dxa"/>
-          <w:right w:w="144" w:type="dxa"/>
-        </w:tblCellMar>
-        <w:tblLook w:firstRow="0" w:lastRow="0" w:firstColumn="0" w:lastColumn="0" w:noHBand="0" w:noVBand="0" w:val="0000"/>
-      </w:tblPr>
-      <w:tr>
-        <w:trPr>
-          <w:cantSplit/>
-        </w:trPr>
-        <w:tc>
-          <w:tcPr>
-            <w:shd w:color="auto" w:fill="f7dddc" w:val="clear"/>
-            <w:tcMar>
-              <w:top w:w="92" w:type="dxa"/>
-              <w:bottom w:w="92" w:type="dxa"/>
-            </w:tcMar>
-          </w:tcPr>
-          <w:p>
-            <w:pPr>
-              <w:pStyle w:val="BodyText"/>
-            </w:pPr>
-            <w:pPr>
-              <w:spacing w:before="0" w:after="0"/>
-              <w:textAlignment w:val="center"/>
-            </w:pPr>
-            <w:r>
-              <w:drawing>
-                <wp:inline>
-                  <wp:extent cx="152400" cy="152400"/>
-                  <wp:effectExtent b="0" l="0" r="0" t="0"/>
-                  <wp:docPr descr="" title="" id="13" name="Picture"/>
-                  <a:graphic>
-                    <a:graphicData uri="http://schemas.openxmlformats.org/drawingml/2006/picture">
-                      <pic:pic>
-                        <pic:nvPicPr>
-                          <pic:cNvPr descr="/opt/quarto/share/formats/docx/important.png" id="14" name="Picture"/>
-                          <pic:cNvPicPr>
-                            <a:picLocks noChangeArrowheads="1" noChangeAspect="1"/>
-                          </pic:cNvPicPr>
-                        </pic:nvPicPr>
-                        <pic:blipFill>
-                          <a:blip r:embed="rId12"/>
-                          <a:stretch>
-                            <a:fillRect/>
-                          </a:stretch>
-                        </pic:blipFill>
-                        <pic:spPr bwMode="auto">
-                          <a:xfrm>
-                            <a:off x="0" y="0"/>
-                            <a:ext cx="152400" cy="152400"/>
-                          </a:xfrm>
-                          <a:prstGeom prst="rect">
-                            <a:avLst/>
-                          </a:prstGeom>
-                          <a:noFill/>
-                          <a:ln w="9525">
-                            <a:noFill/>
-                            <a:headEnd/>
-                            <a:tailEnd/>
-                          </a:ln>
-                        </pic:spPr>
-                      </pic:pic>
-                    </a:graphicData>
-                  </a:graphic>
-                </wp:inline>
-              </w:drawing>
-            </w:r>
-            <w:r>
-              <w:t xml:space="preserve"> </w:t>
-            </w:r>
-            <w:r>
-              <w:t xml:space="preserve"> </w:t>
-            </w:r>
-            <w:r>
-              <w:t xml:space="preserve">Important</w:t>
-            </w:r>
-          </w:p>
-        </w:tc>
-      </w:tr>
-      <w:tr>
-        <w:trPr>
-          <w:cantSplit/>
-        </w:trPr>
-        <w:tc>
-          <w:tcPr>
-            <w:tcMar>
-              <w:top w:w="108" w:type="dxa"/>
-              <w:bottom w:w="108" w:type="dxa"/>
-            </w:tcMar>
-          </w:tcPr>
-          <w:p>
-            <w:pPr>
-              <w:pStyle w:val="BodyText"/>
-            </w:pPr>
-            <w:pPr>
-              <w:spacing w:before="16" w:after="16"/>
-            </w:pPr>
-            <w:r>
-              <w:rPr>
-                <w:b/>
-                <w:bCs/>
-              </w:rPr>
-              <w:t xml:space="preserve">Series Context</w:t>
-            </w:r>
-            <w:r>
-              <w:t xml:space="preserve"> </w:t>
-            </w:r>
-            <w:r>
-              <w:t xml:space="preserve">— This document is Part 12 of the Federal Application-Aware Networking series. Parts 1–9 establish Landing Zone IPAM/DDI/PKI, Network Access Control, Certificates and Tokens, Network Modernization, Telecommunications Modernization, SQL Server Authentication Modernization, SQL Server Implementation, and Database Consolidation and Network Physics. Part 10 addresses Privileged Access Management. Part 13 addresses Security Operations, Monitoring, and Incident Response. This part addresses the data layer: what the data is, where it is allowed to go, and whether it is cryptographically protected at rest and in transit.</w:t>
-            </w:r>
-          </w:p>
-          <w:p/>
-        </w:tc>
-      </w:tr>
-    </w:tbl>
-    <w:bookmarkStart w:id="18" w:name="what-this-document-addresses"/>
-    <w:p>
-      <w:pPr>
-        <w:pStyle w:val="Heading1"/>
-      </w:pPr>
-      <w:r>
-        <w:t xml:space="preserve">1. What This Document Addresses</w:t>
+        <w:t xml:space="preserve">July</w:t>
+      </w:r>
+      <w:r>
+        <w:t xml:space="preserve"> </w:t>
+      </w:r>
+      <w:r>
+        <w:t xml:space="preserve">2,</w:t>
+      </w:r>
+      <w:r>
+        <w:t xml:space="preserve"> </w:t>
+      </w:r>
+      <w:r>
+        <w:t xml:space="preserve">2026</w:t>
       </w:r>
     </w:p>
     <w:p>
@@ -361,6 +171,88 @@
         <w:pStyle w:val="FirstParagraph"/>
       </w:pPr>
       <w:r>
+        <w:t xml:space="preserve">INTERNAL — NOT FOR PUBLIC DISTRIBUTION</w:t>
+      </w:r>
+    </w:p>
+    <w:bookmarkStart w:id="20" w:name="draft-proposal-subject-to-review"/>
+    <w:p>
+      <w:pPr>
+        <w:pStyle w:val="Heading2"/>
+      </w:pPr>
+      <w:r>
+        <w:t xml:space="preserve">Draft Proposal — Subject to Review</w:t>
+      </w:r>
+    </w:p>
+    <w:p>
+      <w:pPr>
+        <w:pStyle w:val="FirstParagraph"/>
+      </w:pPr>
+      <w:r>
+        <w:t xml:space="preserve">This document is a</w:t>
+      </w:r>
+      <w:r>
+        <w:t xml:space="preserve"> </w:t>
+      </w:r>
+      <w:r>
+        <w:rPr>
+          <w:bCs/>
+          <w:b/>
+        </w:rPr>
+        <w:t xml:space="preserve">draft proposal</w:t>
+      </w:r>
+      <w:r>
+        <w:t xml:space="preserve"> </w:t>
+      </w:r>
+      <w:r>
+        <w:t xml:space="preserve">developed by the</w:t>
+      </w:r>
+      <w:r>
+        <w:t xml:space="preserve"> </w:t>
+      </w:r>
+      <w:r>
+        <w:rPr>
+          <w:bCs/>
+          <w:b/>
+        </w:rPr>
+        <w:t xml:space="preserve">CSI Team (Cloud Services Infrastructure)</w:t>
+      </w:r>
+      <w:r>
+        <w:t xml:space="preserve">. It is an attempt at a comprehensive SSA-wide technical roadmap and has not been reviewed or approved by the SSA CIO Office, the Office of Information Security (OIS), or organizational leadership. All recommendations, vendor selections, control mappings, and implementation timelines are subject to revision pending formal review by the SSA CIO Office and organizational components.</w:t>
+      </w:r>
+    </w:p>
+    <w:bookmarkEnd w:id="20"/>
+    <w:p>
+      <w:pPr>
+        <w:pStyle w:val="BodyText"/>
+      </w:pPr>
+      <w:r>
+        <w:rPr>
+          <w:bCs/>
+          <w:b/>
+        </w:rPr>
+        <w:t xml:space="preserve">Series Context</w:t>
+      </w:r>
+      <w:r>
+        <w:t xml:space="preserve"> </w:t>
+      </w:r>
+      <w:r>
+        <w:t xml:space="preserve">— This document is Part 12 of the Federal Application-Aware Networking series. Parts 1–9 establish Landing Zone IPAM/DDI/PKI, Network Access Control, Certificates and Tokens, Network Modernization, Telecommunications Modernization, SQL Server Authentication Modernization, SQL Server Implementation, and Database Consolidation and Network Physics. Part 10 addresses Privileged Access Management. Part 13 addresses Security Operations, Monitoring, and Incident Response. This part addresses the data layer: what the data is, where it is allowed to go, and whether it is cryptographically protected at rest and in transit.</w:t>
+      </w:r>
+    </w:p>
+    <w:bookmarkStart w:id="21" w:name="what-this-document-addresses"/>
+    <w:p>
+      <w:pPr>
+        <w:pStyle w:val="Heading1"/>
+      </w:pPr>
+      <w:r>
+        <w:t xml:space="preserve">What This Document Addresses</w:t>
+      </w:r>
+    </w:p>
+    <w:p>
+      <w:pPr>
+        <w:pStyle w:val="FirstParagraph"/>
+      </w:pPr>
+      <w:r>
         <w:t xml:space="preserve">Parts 1 through 11 of this series address the pipe and the identity behind the pipe. Network controls determine which paths traffic can take. Authentication controls determine who is asserting an identity and whether that assertion can be cryptographically verified. Conditional Access controls determine whether a verified identity is permitted to reach a given workload at a given moment from a given device. Privileged Access Management controls determine whether an administrative identity is allowed to hold elevated scope and for how long. Security Operations controls determine whether anomalous behavior is detected, correlated, and escalated.</w:t>
       </w:r>
     </w:p>
@@ -376,8 +268,8 @@
       </w:r>
       <w:r>
         <w:rPr>
+          <w:iCs/>
           <w:i/>
-          <w:iCs/>
         </w:rPr>
         <w:t xml:space="preserve">payload</w:t>
       </w:r>
@@ -401,149 +293,41 @@
         <w:t xml:space="preserve">This document closes the payload gap through three coordinated mechanisms: a federal data classification taxonomy enforced via sensitivity labels (information classification and marking); Data Loss Prevention policies that use label-derived signal to enforce movement restrictions at the service, endpoint, and network boundary layers; and cryptographic key management that ensures classified data is protected by keys the agency controls and can rotate or revoke. Together these mechanisms address the data-layer NIST SP 800-53 Rev 5 controls — AC-4, AU-10, the MP family, SC-12, SC-12(1), SC-13, SC-17, and SC-28 — that remain open after the network and identity layers are complete.</w:t>
       </w:r>
     </w:p>
-    <w:tbl>
-      <w:tblPr>
-        <w:tblStyle w:val="Table"/>
-        <w:tblLook w:firstRow="0" w:lastRow="0" w:firstColumn="0" w:lastColumn="0" w:noHBand="0" w:noVBand="0" w:val="0000"/>
-        <w:tblBorders>
-          <w:top w:val="single" w:sz="4" w:space="0" w:color="0758E5"/>
-          <w:left w:val="single" w:sz="24" w:space="0" w:color="0758E5"/>
-          <w:bottom w:val="single" w:sz="4" w:space="0" w:color="0758E5"/>
-          <w:right w:val="single" w:sz="4" w:space="0" w:color="0758E5"/>
-        </w:tblBorders>
-        <w:tblCellMar>
-          <w:left w:w="144" w:type="dxa"/>
-          <w:right w:w="144" w:type="dxa"/>
-        </w:tblCellMar>
-        <w:tblLook w:firstRow="0" w:lastRow="0" w:firstColumn="0" w:lastColumn="0" w:noHBand="0" w:noVBand="0" w:val="0000"/>
-      </w:tblPr>
-      <w:tr>
-        <w:trPr>
-          <w:cantSplit/>
-        </w:trPr>
-        <w:tc>
-          <w:tcPr>
-            <w:shd w:color="auto" w:fill="dae6fb" w:val="clear"/>
-            <w:tcMar>
-              <w:top w:w="92" w:type="dxa"/>
-              <w:bottom w:w="92" w:type="dxa"/>
-            </w:tcMar>
-          </w:tcPr>
-          <w:p>
-            <w:pPr>
-              <w:pStyle w:val="BodyText"/>
-            </w:pPr>
-            <w:pPr>
-              <w:spacing w:before="0" w:after="0"/>
-              <w:textAlignment w:val="center"/>
-            </w:pPr>
-            <w:r>
-              <w:drawing>
-                <wp:inline>
-                  <wp:extent cx="152400" cy="152400"/>
-                  <wp:effectExtent b="0" l="0" r="0" t="0"/>
-                  <wp:docPr descr="" title="" id="16" name="Picture"/>
-                  <a:graphic>
-                    <a:graphicData uri="http://schemas.openxmlformats.org/drawingml/2006/picture">
-                      <pic:pic>
-                        <pic:nvPicPr>
-                          <pic:cNvPr descr="/opt/quarto/share/formats/docx/note.png" id="17" name="Picture"/>
-                          <pic:cNvPicPr>
-                            <a:picLocks noChangeArrowheads="1" noChangeAspect="1"/>
-                          </pic:cNvPicPr>
-                        </pic:nvPicPr>
-                        <pic:blipFill>
-                          <a:blip r:embed="rId15"/>
-                          <a:stretch>
-                            <a:fillRect/>
-                          </a:stretch>
-                        </pic:blipFill>
-                        <pic:spPr bwMode="auto">
-                          <a:xfrm>
-                            <a:off x="0" y="0"/>
-                            <a:ext cx="152400" cy="152400"/>
-                          </a:xfrm>
-                          <a:prstGeom prst="rect">
-                            <a:avLst/>
-                          </a:prstGeom>
-                          <a:noFill/>
-                          <a:ln w="9525">
-                            <a:noFill/>
-                            <a:headEnd/>
-                            <a:tailEnd/>
-                          </a:ln>
-                        </pic:spPr>
-                      </pic:pic>
-                    </a:graphicData>
-                  </a:graphic>
-                </wp:inline>
-              </w:drawing>
-            </w:r>
-            <w:r>
-              <w:t xml:space="preserve"> </w:t>
-            </w:r>
-            <w:r>
-              <w:t xml:space="preserve"> </w:t>
-            </w:r>
-            <w:r>
-              <w:t xml:space="preserve">Note</w:t>
-            </w:r>
-          </w:p>
-        </w:tc>
-      </w:tr>
-      <w:tr>
-        <w:trPr>
-          <w:cantSplit/>
-        </w:trPr>
-        <w:tc>
-          <w:tcPr>
-            <w:tcMar>
-              <w:top w:w="108" w:type="dxa"/>
-              <w:bottom w:w="108" w:type="dxa"/>
-            </w:tcMar>
-          </w:tcPr>
-          <w:p>
-            <w:pPr>
-              <w:pStyle w:val="BodyText"/>
-            </w:pPr>
-            <w:pPr>
-              <w:spacing w:before="16" w:after="16"/>
-            </w:pPr>
-            <w:r>
-              <w:rPr>
-                <w:b/>
-                <w:bCs/>
-              </w:rPr>
-              <w:t xml:space="preserve">Enforcement Dimensions</w:t>
-            </w:r>
-            <w:r>
-              <w:t xml:space="preserve"> </w:t>
-            </w:r>
-            <w:r>
-              <w:t xml:space="preserve">— Network and identity enforcement governs the pipe: who connects, over what path, with what credential, from what device. Data protection governs the payload: what the content is, whether it is marked, whether it is allowed to leave the boundary, and whether it is encrypted under agency-controlled keys. Both dimensions are required for a complete FedRAMP Moderate authorization. Implementing the network and identity layers without the data layer leaves the MP and SC-12 control families unsatisfied.</w:t>
-            </w:r>
-          </w:p>
-          <w:p/>
-        </w:tc>
-      </w:tr>
-    </w:tbl>
-    <w:bookmarkEnd w:id="18"/>
-    <w:bookmarkStart w:id="24" w:name="the-classification-gap"/>
+    <w:p>
+      <w:pPr>
+        <w:pStyle w:val="BodyText"/>
+      </w:pPr>
+      <w:r>
+        <w:rPr>
+          <w:bCs/>
+          <w:b/>
+        </w:rPr>
+        <w:t xml:space="preserve">Enforcement Dimensions</w:t>
+      </w:r>
+      <w:r>
+        <w:t xml:space="preserve"> </w:t>
+      </w:r>
+      <w:r>
+        <w:t xml:space="preserve">— Network and identity enforcement governs the pipe: who connects, over what path, with what credential, from what device. Data protection governs the payload: what the content is, whether it is marked, whether it is allowed to leave the boundary, and whether it is encrypted under agency-controlled keys. Both dimensions are required for a complete FedRAMP Moderate authorization. Implementing the network and identity layers without the data layer leaves the MP and SC-12 control families unsatisfied.</w:t>
+      </w:r>
+    </w:p>
+    <w:bookmarkEnd w:id="21"/>
+    <w:bookmarkStart w:id="27" w:name="the-classification-gap"/>
     <w:p>
       <w:pPr>
         <w:pStyle w:val="Heading1"/>
       </w:pPr>
       <w:r>
-        <w:t xml:space="preserve">2. The Classification Gap</w:t>
+        <w:t xml:space="preserve">The Classification Gap</w:t>
       </w:r>
     </w:p>
-    <w:bookmarkStart w:id="19" w:name="what-an-assessor-finds-without-purview"/>
+    <w:bookmarkStart w:id="22" w:name="what-an-assessor-finds-without-purview"/>
     <w:p>
       <w:pPr>
         <w:pStyle w:val="Heading2"/>
       </w:pPr>
       <w:r>
-        <w:t xml:space="preserve">2.1 What an Assessor Finds Without Purview</w:t>
+        <w:t xml:space="preserve">What an Assessor Finds Without Purview</w:t>
       </w:r>
     </w:p>
     <w:p>
@@ -560,8 +344,8 @@
       </w:pPr>
       <w:r>
         <w:rPr>
+          <w:bCs/>
           <w:b/>
-          <w:bCs/>
         </w:rPr>
         <w:t xml:space="preserve">No data classification scheme.</w:t>
       </w:r>
@@ -578,8 +362,8 @@
       </w:pPr>
       <w:r>
         <w:rPr>
+          <w:bCs/>
           <w:b/>
-          <w:bCs/>
         </w:rPr>
         <w:t xml:space="preserve">Sensitivity labels absent from SharePoint documents.</w:t>
       </w:r>
@@ -596,8 +380,8 @@
       </w:pPr>
       <w:r>
         <w:rPr>
+          <w:bCs/>
           <w:b/>
-          <w:bCs/>
         </w:rPr>
         <w:t xml:space="preserve">No DLP policy on Teams channels.</w:t>
       </w:r>
@@ -614,8 +398,8 @@
       </w:pPr>
       <w:r>
         <w:rPr>
+          <w:bCs/>
           <w:b/>
-          <w:bCs/>
         </w:rPr>
         <w:t xml:space="preserve">Encryption keys managed by individual application owners with no central inventory.</w:t>
       </w:r>
@@ -632,8 +416,8 @@
       </w:pPr>
       <w:r>
         <w:rPr>
+          <w:bCs/>
           <w:b/>
-          <w:bCs/>
         </w:rPr>
         <w:t xml:space="preserve">Non-repudiation (AU-10) not satisfied.</w:t>
       </w:r>
@@ -648,8 +432,8 @@
       </w:r>
       <w:r>
         <w:rPr>
+          <w:iCs/>
           <w:i/>
-          <w:iCs/>
         </w:rPr>
         <w:t xml:space="preserve">with certainty</w:t>
       </w:r>
@@ -666,8 +450,8 @@
       </w:pPr>
       <w:r>
         <w:rPr>
+          <w:bCs/>
           <w:b/>
-          <w:bCs/>
         </w:rPr>
         <w:t xml:space="preserve">SharePoint Online permissions grant access to entire sites rather than classified content.</w:t>
       </w:r>
@@ -678,14 +462,14 @@
         <w:t xml:space="preserve">Access control decisions are made at the site or library level. A user with read access to a SharePoint site that contains a mix of public documents and CUI documents has read access to all of them. The permission boundary is the container, not the content.</w:t>
       </w:r>
     </w:p>
-    <w:bookmarkEnd w:id="19"/>
-    <w:bookmarkStart w:id="23" w:name="why-casb-alone-is-insufficient"/>
+    <w:bookmarkEnd w:id="22"/>
+    <w:bookmarkStart w:id="26" w:name="why-casb-alone-is-insufficient"/>
     <w:p>
       <w:pPr>
         <w:pStyle w:val="Heading2"/>
       </w:pPr>
       <w:r>
-        <w:t xml:space="preserve">2.2 Why CASB Alone Is Insufficient</w:t>
+        <w:t xml:space="preserve">Why CASB Alone Is Insufficient</w:t>
       </w:r>
     </w:p>
     <w:p>
@@ -707,7 +491,13 @@
         <w:t xml:space="preserve"> </w:t>
       </w:r>
       <w:r>
-        <w:t xml:space="preserve">“block external sharing of CUI”</w:t>
+        <w:t xml:space="preserve">“</w:t>
+      </w:r>
+      <w:r>
+        <w:t xml:space="preserve">block external sharing of CUI</w:t>
+      </w:r>
+      <w:r>
+        <w:t xml:space="preserve">”</w:t>
       </w:r>
       <w:r>
         <w:t xml:space="preserve"> </w:t>
@@ -733,18 +523,18 @@
           <wp:inline>
             <wp:extent cx="5334000" cy="2977116"/>
             <wp:effectExtent b="0" l="0" r="0" t="0"/>
-            <wp:docPr descr="Federal data classification label hierarchy: Public at the base, Internal above, CUI-Basic above that, and CUI-Specified at the top; each level adds protective controls including label, encryption, access restriction, and audit logging" title="" id="21" name="Picture"/>
+            <wp:docPr descr="Federal data classification label hierarchy: Public at the base, Internal above, CUI-Basic above that, and CUI-Specified at the top; each level adds protective controls including label, encryption, access restriction, and audit logging" title="" id="24" name="Picture"/>
             <a:graphic>
               <a:graphicData uri="http://schemas.openxmlformats.org/drawingml/2006/picture">
                 <pic:pic>
                   <pic:nvPicPr>
-                    <pic:cNvPr descr="figs/purview-fig-01-label-taxonomy.png" id="22" name="Picture"/>
+                    <pic:cNvPr descr="figs/purview-fig-01-label-taxonomy.png" id="25" name="Picture"/>
                     <pic:cNvPicPr>
                       <a:picLocks noChangeArrowheads="1" noChangeAspect="1"/>
                     </pic:cNvPicPr>
                   </pic:nvPicPr>
                   <pic:blipFill>
-                    <a:blip r:embed="rId20"/>
+                    <a:blip r:embed="rId23"/>
                     <a:stretch>
                       <a:fillRect/>
                     </a:stretch>
@@ -779,24 +569,24 @@
         <w:t xml:space="preserve">Federal data classification label hierarchy: Public at the base, Internal above, CUI-Basic above that, and CUI-Specified at the top; each level adds protective controls including label, encryption, access restriction, and audit logging</w:t>
       </w:r>
     </w:p>
-    <w:bookmarkEnd w:id="23"/>
-    <w:bookmarkEnd w:id="24"/>
-    <w:bookmarkStart w:id="30" w:name="federal-data-classification-taxonomy"/>
+    <w:bookmarkEnd w:id="26"/>
+    <w:bookmarkEnd w:id="27"/>
+    <w:bookmarkStart w:id="31" w:name="federal-data-classification-taxonomy"/>
     <w:p>
       <w:pPr>
         <w:pStyle w:val="Heading1"/>
       </w:pPr>
       <w:r>
-        <w:t xml:space="preserve">3. Federal Data Classification Taxonomy</w:t>
+        <w:t xml:space="preserve">Federal Data Classification Taxonomy</w:t>
       </w:r>
     </w:p>
-    <w:bookmarkStart w:id="25" w:name="the-federal-cui-framework"/>
+    <w:bookmarkStart w:id="28" w:name="the-federal-cui-framework"/>
     <w:p>
       <w:pPr>
         <w:pStyle w:val="Heading2"/>
       </w:pPr>
       <w:r>
-        <w:t xml:space="preserve">3.1 The Federal CUI Framework</w:t>
+        <w:t xml:space="preserve">The Federal CUI Framework</w:t>
       </w:r>
     </w:p>
     <w:p>
@@ -821,8 +611,8 @@
       </w:pPr>
       <w:r>
         <w:rPr>
+          <w:bCs/>
           <w:b/>
-          <w:bCs/>
         </w:rPr>
         <w:t xml:space="preserve">Public.</w:t>
       </w:r>
@@ -839,8 +629,8 @@
       </w:pPr>
       <w:r>
         <w:rPr>
+          <w:bCs/>
           <w:b/>
-          <w:bCs/>
         </w:rPr>
         <w:t xml:space="preserve">Internal.</w:t>
       </w:r>
@@ -857,8 +647,8 @@
       </w:pPr>
       <w:r>
         <w:rPr>
+          <w:bCs/>
           <w:b/>
-          <w:bCs/>
         </w:rPr>
         <w:t xml:space="preserve">CUI — Basic.</w:t>
       </w:r>
@@ -875,8 +665,8 @@
       </w:pPr>
       <w:r>
         <w:rPr>
+          <w:bCs/>
           <w:b/>
-          <w:bCs/>
         </w:rPr>
         <w:t xml:space="preserve">CUI — Specified.</w:t>
       </w:r>
@@ -887,14 +677,14 @@
         <w:t xml:space="preserve">CUI where the authorizing law, regulation, or government-wide policy establishes specific handling requirements that differ from the basic standard. The Specified designation requires the agency to cite the specific authority. Key examples in a typical federal environment: Privacy Act records (authority: 5 U.S.C. § 552a); Tax information (authority: 26 U.S.C. § 6103); Law Enforcement Sensitive (authority: agency-specific); Health information protected under HIPAA.</w:t>
       </w:r>
     </w:p>
-    <w:bookmarkEnd w:id="25"/>
-    <w:bookmarkStart w:id="26" w:name="X0d4b548f5be63ddbfe61573feea029153ebfaf1"/>
+    <w:bookmarkEnd w:id="28"/>
+    <w:bookmarkStart w:id="29" w:name="X0d4b548f5be63ddbfe61573feea029153ebfaf1"/>
     <w:p>
       <w:pPr>
         <w:pStyle w:val="Heading2"/>
       </w:pPr>
       <w:r>
-        <w:t xml:space="preserve">3.2 Mapping to Microsoft Purview Sensitivity Labels</w:t>
+        <w:t xml:space="preserve">Mapping to Microsoft Purview Sensitivity Labels</w:t>
       </w:r>
     </w:p>
     <w:p>
@@ -910,16 +700,16 @@
         <w:pStyle w:val="TableCaption"/>
       </w:pPr>
       <w:r>
-        <w:t xml:space="preserve">Sensitivity label mapping to CUI tiers</w:t>
+        <w:t xml:space="preserve">Sensitivity label mapping to CUI tiers {.striped .hover}</w:t>
       </w:r>
     </w:p>
     <w:tbl>
       <w:tblPr>
         <w:tblStyle w:val="Table"/>
         <w:tblW w:type="pct" w:w="5000"/>
-        <w:tblLayout w:type="fixed"/>
         <w:tblLook w:firstRow="1" w:lastRow="0" w:firstColumn="0" w:lastColumn="0" w:noHBand="0" w:noVBand="0" w:val="0020"/>
-        <w:tblCaption w:val="Sensitivity label mapping to CUI tiers"/>
+        <w:jc w:val="start"/>
+        <w:tblCaption w:val="Sensitivity label mapping to CUI tiers {.striped .hover}"/>
       </w:tblPr>
       <w:tblGrid>
         <w:gridCol w:w="1584"/>
@@ -930,13 +720,14 @@
       </w:tblGrid>
       <w:tr>
         <w:trPr>
-          <w:tblHeader w:val="on"/>
+          <w:tblHeader w:val="true"/>
         </w:trPr>
         <w:tc>
           <w:tcPr/>
           <w:p>
             <w:pPr>
               <w:pStyle w:val="Compact"/>
+              <w:jc w:val="left"/>
             </w:pPr>
             <w:r>
               <w:t xml:space="preserve">CUI Tier</w:t>
@@ -948,6 +739,7 @@
           <w:p>
             <w:pPr>
               <w:pStyle w:val="Compact"/>
+              <w:jc w:val="left"/>
             </w:pPr>
             <w:r>
               <w:t xml:space="preserve">Purview Label</w:t>
@@ -959,6 +751,7 @@
           <w:p>
             <w:pPr>
               <w:pStyle w:val="Compact"/>
+              <w:jc w:val="left"/>
             </w:pPr>
             <w:r>
               <w:t xml:space="preserve">Encryption</w:t>
@@ -970,6 +763,7 @@
           <w:p>
             <w:pPr>
               <w:pStyle w:val="Compact"/>
+              <w:jc w:val="left"/>
             </w:pPr>
             <w:r>
               <w:t xml:space="preserve">Access Scope</w:t>
@@ -981,6 +775,7 @@
           <w:p>
             <w:pPr>
               <w:pStyle w:val="Compact"/>
+              <w:jc w:val="left"/>
             </w:pPr>
             <w:r>
               <w:t xml:space="preserve">Audit Logging</w:t>
@@ -994,6 +789,7 @@
           <w:p>
             <w:pPr>
               <w:pStyle w:val="Compact"/>
+              <w:jc w:val="left"/>
             </w:pPr>
             <w:r>
               <w:t xml:space="preserve">Public</w:t>
@@ -1005,6 +801,7 @@
           <w:p>
             <w:pPr>
               <w:pStyle w:val="Compact"/>
+              <w:jc w:val="left"/>
             </w:pPr>
             <w:r>
               <w:t xml:space="preserve">None or</w:t>
@@ -1013,7 +810,13 @@
               <w:t xml:space="preserve"> </w:t>
             </w:r>
             <w:r>
-              <w:t xml:space="preserve">“Public”</w:t>
+              <w:t xml:space="preserve">“</w:t>
+            </w:r>
+            <w:r>
+              <w:t xml:space="preserve">Public</w:t>
+            </w:r>
+            <w:r>
+              <w:t xml:space="preserve">”</w:t>
             </w:r>
           </w:p>
         </w:tc>
@@ -1022,6 +825,7 @@
           <w:p>
             <w:pPr>
               <w:pStyle w:val="Compact"/>
+              <w:jc w:val="left"/>
             </w:pPr>
             <w:r>
               <w:t xml:space="preserve">None</w:t>
@@ -1033,6 +837,7 @@
           <w:p>
             <w:pPr>
               <w:pStyle w:val="Compact"/>
+              <w:jc w:val="left"/>
             </w:pPr>
             <w:r>
               <w:t xml:space="preserve">Unrestricted</w:t>
@@ -1044,6 +849,7 @@
           <w:p>
             <w:pPr>
               <w:pStyle w:val="Compact"/>
+              <w:jc w:val="left"/>
             </w:pPr>
             <w:r>
               <w:t xml:space="preserve">Standard</w:t>
@@ -1057,6 +863,7 @@
           <w:p>
             <w:pPr>
               <w:pStyle w:val="Compact"/>
+              <w:jc w:val="left"/>
             </w:pPr>
             <w:r>
               <w:t xml:space="preserve">Internal</w:t>
@@ -1068,9 +875,16 @@
           <w:p>
             <w:pPr>
               <w:pStyle w:val="Compact"/>
+              <w:jc w:val="left"/>
             </w:pPr>
             <w:r>
-              <w:t xml:space="preserve">“Internal”</w:t>
+              <w:t xml:space="preserve">“</w:t>
+            </w:r>
+            <w:r>
+              <w:t xml:space="preserve">Internal</w:t>
+            </w:r>
+            <w:r>
+              <w:t xml:space="preserve">”</w:t>
             </w:r>
           </w:p>
         </w:tc>
@@ -1079,6 +893,7 @@
           <w:p>
             <w:pPr>
               <w:pStyle w:val="Compact"/>
+              <w:jc w:val="left"/>
             </w:pPr>
             <w:r>
               <w:t xml:space="preserve">None</w:t>
@@ -1090,6 +905,7 @@
           <w:p>
             <w:pPr>
               <w:pStyle w:val="Compact"/>
+              <w:jc w:val="left"/>
             </w:pPr>
             <w:r>
               <w:t xml:space="preserve">Agency domain (informational)</w:t>
@@ -1101,6 +917,7 @@
           <w:p>
             <w:pPr>
               <w:pStyle w:val="Compact"/>
+              <w:jc w:val="left"/>
             </w:pPr>
             <w:r>
               <w:t xml:space="preserve">Standard</w:t>
@@ -1114,6 +931,7 @@
           <w:p>
             <w:pPr>
               <w:pStyle w:val="Compact"/>
+              <w:jc w:val="left"/>
             </w:pPr>
             <w:r>
               <w:t xml:space="preserve">CUI-Basic</w:t>
@@ -1125,9 +943,16 @@
           <w:p>
             <w:pPr>
               <w:pStyle w:val="Compact"/>
+              <w:jc w:val="left"/>
             </w:pPr>
             <w:r>
-              <w:t xml:space="preserve">“CUI-Basic”</w:t>
+              <w:t xml:space="preserve">“</w:t>
+            </w:r>
+            <w:r>
+              <w:t xml:space="preserve">CUI-Basic</w:t>
+            </w:r>
+            <w:r>
+              <w:t xml:space="preserve">”</w:t>
             </w:r>
           </w:p>
         </w:tc>
@@ -1136,6 +961,7 @@
           <w:p>
             <w:pPr>
               <w:pStyle w:val="Compact"/>
+              <w:jc w:val="left"/>
             </w:pPr>
             <w:r>
               <w:t xml:space="preserve">Yes — AIP BYOK</w:t>
@@ -1147,6 +973,7 @@
           <w:p>
             <w:pPr>
               <w:pStyle w:val="Compact"/>
+              <w:jc w:val="left"/>
             </w:pPr>
             <w:r>
               <w:t xml:space="preserve">Agency domain (enforced)</w:t>
@@ -1158,6 +985,7 @@
           <w:p>
             <w:pPr>
               <w:pStyle w:val="Compact"/>
+              <w:jc w:val="left"/>
             </w:pPr>
             <w:r>
               <w:t xml:space="preserve">Standard + label events</w:t>
@@ -1171,6 +999,7 @@
           <w:p>
             <w:pPr>
               <w:pStyle w:val="Compact"/>
+              <w:jc w:val="left"/>
             </w:pPr>
             <w:r>
               <w:t xml:space="preserve">CUI-Specified</w:t>
@@ -1182,9 +1011,16 @@
           <w:p>
             <w:pPr>
               <w:pStyle w:val="Compact"/>
+              <w:jc w:val="left"/>
             </w:pPr>
             <w:r>
-              <w:t xml:space="preserve">“CUI-Specified — [Category]”</w:t>
+              <w:t xml:space="preserve">“</w:t>
+            </w:r>
+            <w:r>
+              <w:t xml:space="preserve">CUI-Specified — [Category]</w:t>
+            </w:r>
+            <w:r>
+              <w:t xml:space="preserve">”</w:t>
             </w:r>
           </w:p>
         </w:tc>
@@ -1193,6 +1029,7 @@
           <w:p>
             <w:pPr>
               <w:pStyle w:val="Compact"/>
+              <w:jc w:val="left"/>
             </w:pPr>
             <w:r>
               <w:t xml:space="preserve">Yes — AIP BYOK</w:t>
@@ -1204,6 +1041,7 @@
           <w:p>
             <w:pPr>
               <w:pStyle w:val="Compact"/>
+              <w:jc w:val="left"/>
             </w:pPr>
             <w:r>
               <w:t xml:space="preserve">Named authorized holders, time-limited</w:t>
@@ -1215,6 +1053,7 @@
           <w:p>
             <w:pPr>
               <w:pStyle w:val="Compact"/>
+              <w:jc w:val="left"/>
             </w:pPr>
             <w:r>
               <w:t xml:space="preserve">Purview Audit Premium</w:t>
@@ -1234,7 +1073,13 @@
         <w:t xml:space="preserve"> </w:t>
       </w:r>
       <w:r>
-        <w:t xml:space="preserve">“CUI-Specified”</w:t>
+        <w:t xml:space="preserve">“</w:t>
+      </w:r>
+      <w:r>
+        <w:t xml:space="preserve">CUI-Specified</w:t>
+      </w:r>
+      <w:r>
+        <w:t xml:space="preserve">”</w:t>
       </w:r>
       <w:r>
         <w:t xml:space="preserve"> </w:t>
@@ -1246,13 +1091,25 @@
         <w:t xml:space="preserve"> </w:t>
       </w:r>
       <w:r>
-        <w:t xml:space="preserve">“Privacy Act,”</w:t>
-      </w:r>
-      <w:r>
-        <w:t xml:space="preserve"> </w:t>
-      </w:r>
-      <w:r>
-        <w:t xml:space="preserve">“Law Enforcement Sensitive,”</w:t>
+        <w:t xml:space="preserve">“</w:t>
+      </w:r>
+      <w:r>
+        <w:t xml:space="preserve">Privacy Act,</w:t>
+      </w:r>
+      <w:r>
+        <w:t xml:space="preserve">”</w:t>
+      </w:r>
+      <w:r>
+        <w:t xml:space="preserve"> </w:t>
+      </w:r>
+      <w:r>
+        <w:t xml:space="preserve">“</w:t>
+      </w:r>
+      <w:r>
+        <w:t xml:space="preserve">Law Enforcement Sensitive,</w:t>
+      </w:r>
+      <w:r>
+        <w:t xml:space="preserve">”</w:t>
       </w:r>
       <w:r>
         <w:t xml:space="preserve"> </w:t>
@@ -1264,7 +1121,13 @@
         <w:t xml:space="preserve"> </w:t>
       </w:r>
       <w:r>
-        <w:t xml:space="preserve">“Tax Information”</w:t>
+        <w:t xml:space="preserve">“</w:t>
+      </w:r>
+      <w:r>
+        <w:t xml:space="preserve">Tax Information</w:t>
+      </w:r>
+      <w:r>
+        <w:t xml:space="preserve">”</w:t>
       </w:r>
       <w:r>
         <w:t xml:space="preserve"> </w:t>
@@ -1273,14 +1136,14 @@
         <w:t xml:space="preserve">— each with the protective controls appropriate to its specific authority.</w:t>
       </w:r>
     </w:p>
-    <w:bookmarkEnd w:id="26"/>
-    <w:bookmarkStart w:id="29" w:name="X1f48f560f0773e602c364a30274260411fb0058"/>
+    <w:bookmarkEnd w:id="29"/>
+    <w:bookmarkStart w:id="30" w:name="X1f48f560f0773e602c364a30274260411fb0058"/>
     <w:p>
       <w:pPr>
         <w:pStyle w:val="Heading2"/>
       </w:pPr>
       <w:r>
-        <w:t xml:space="preserve">3.3 Creating the Label Taxonomy in the Compliance Portal</w:t>
+        <w:t xml:space="preserve">Creating the Label Taxonomy in the Compliance Portal</w:t>
       </w:r>
     </w:p>
     <w:p>
@@ -1308,7 +1171,19 @@
         <w:rPr>
           <w:rStyle w:val="NormalTok"/>
         </w:rPr>
-        <w:t xml:space="preserve">Connect-IPPSSession </w:t>
+        <w:t xml:space="preserve">Connect</w:t>
+      </w:r>
+      <w:r>
+        <w:rPr>
+          <w:rStyle w:val="OperatorTok"/>
+        </w:rPr>
+        <w:t xml:space="preserve">-</w:t>
+      </w:r>
+      <w:r>
+        <w:rPr>
+          <w:rStyle w:val="NormalTok"/>
+        </w:rPr>
+        <w:t xml:space="preserve">IPPSSession </w:t>
       </w:r>
       <w:r>
         <w:rPr>
@@ -1353,7 +1228,19 @@
         <w:rPr>
           <w:rStyle w:val="NormalTok"/>
         </w:rPr>
-        <w:t xml:space="preserve">New-Label `</w:t>
+        <w:t xml:space="preserve">New</w:t>
+      </w:r>
+      <w:r>
+        <w:rPr>
+          <w:rStyle w:val="OperatorTok"/>
+        </w:rPr>
+        <w:t xml:space="preserve">-</w:t>
+      </w:r>
+      <w:r>
+        <w:rPr>
+          <w:rStyle w:val="NormalTok"/>
+        </w:rPr>
+        <w:t xml:space="preserve">Label `</w:t>
       </w:r>
       <w:r>
         <w:br/>
@@ -1608,7 +1495,19 @@
         <w:rPr>
           <w:rStyle w:val="NormalTok"/>
         </w:rPr>
-        <w:t xml:space="preserve">New-Label `</w:t>
+        <w:t xml:space="preserve">New</w:t>
+      </w:r>
+      <w:r>
+        <w:rPr>
+          <w:rStyle w:val="OperatorTok"/>
+        </w:rPr>
+        <w:t xml:space="preserve">-</w:t>
+      </w:r>
+      <w:r>
+        <w:rPr>
+          <w:rStyle w:val="NormalTok"/>
+        </w:rPr>
+        <w:t xml:space="preserve">Label `</w:t>
       </w:r>
       <w:r>
         <w:br/>
@@ -1863,7 +1762,19 @@
         <w:rPr>
           <w:rStyle w:val="NormalTok"/>
         </w:rPr>
-        <w:t xml:space="preserve">New-Label `</w:t>
+        <w:t xml:space="preserve">New</w:t>
+      </w:r>
+      <w:r>
+        <w:rPr>
+          <w:rStyle w:val="OperatorTok"/>
+        </w:rPr>
+        <w:t xml:space="preserve">-</w:t>
+      </w:r>
+      <w:r>
+        <w:rPr>
+          <w:rStyle w:val="NormalTok"/>
+        </w:rPr>
+        <w:t xml:space="preserve">Label `</w:t>
       </w:r>
       <w:r>
         <w:br/>
@@ -2142,7 +2053,19 @@
         <w:rPr>
           <w:rStyle w:val="NormalTok"/>
         </w:rPr>
-        <w:t xml:space="preserve">New-Label `</w:t>
+        <w:t xml:space="preserve">New</w:t>
+      </w:r>
+      <w:r>
+        <w:rPr>
+          <w:rStyle w:val="OperatorTok"/>
+        </w:rPr>
+        <w:t xml:space="preserve">-</w:t>
+      </w:r>
+      <w:r>
+        <w:rPr>
+          <w:rStyle w:val="NormalTok"/>
+        </w:rPr>
+        <w:t xml:space="preserve">Label `</w:t>
       </w:r>
       <w:r>
         <w:br/>
@@ -2361,13 +2284,7 @@
         <w:rPr>
           <w:rStyle w:val="NormalTok"/>
         </w:rPr>
-        <w:t xml:space="preserve">EncryptionContentExpiredOnDateInDaysOrNever </w:t>
-      </w:r>
-      <w:r>
-        <w:rPr>
-          <w:rStyle w:val="DecValTok"/>
-        </w:rPr>
-        <w:t xml:space="preserve">365</w:t>
+        <w:t xml:space="preserve">EncryptionContentExpiredOnDateInDaysOrNever 365</w:t>
       </w:r>
       <w:r>
         <w:br/>
@@ -2388,7 +2305,19 @@
         <w:rPr>
           <w:rStyle w:val="NormalTok"/>
         </w:rPr>
-        <w:t xml:space="preserve">New-Label `</w:t>
+        <w:t xml:space="preserve">New</w:t>
+      </w:r>
+      <w:r>
+        <w:rPr>
+          <w:rStyle w:val="OperatorTok"/>
+        </w:rPr>
+        <w:t xml:space="preserve">-</w:t>
+      </w:r>
+      <w:r>
+        <w:rPr>
+          <w:rStyle w:val="NormalTok"/>
+        </w:rPr>
+        <w:t xml:space="preserve">Label `</w:t>
       </w:r>
       <w:r>
         <w:br/>
@@ -2640,13 +2569,7 @@
         <w:rPr>
           <w:rStyle w:val="NormalTok"/>
         </w:rPr>
-        <w:t xml:space="preserve">EncryptionContentExpiredOnDateInDaysOrNever </w:t>
-      </w:r>
-      <w:r>
-        <w:rPr>
-          <w:rStyle w:val="DecValTok"/>
-        </w:rPr>
-        <w:t xml:space="preserve">365</w:t>
+        <w:t xml:space="preserve">EncryptionContentExpiredOnDateInDaysOrNever 365</w:t>
       </w:r>
       <w:r>
         <w:br/>
@@ -2667,7 +2590,19 @@
         <w:rPr>
           <w:rStyle w:val="NormalTok"/>
         </w:rPr>
-        <w:t xml:space="preserve">New-LabelPolicy `</w:t>
+        <w:t xml:space="preserve">New</w:t>
+      </w:r>
+      <w:r>
+        <w:rPr>
+          <w:rStyle w:val="OperatorTok"/>
+        </w:rPr>
+        <w:t xml:space="preserve">-</w:t>
+      </w:r>
+      <w:r>
+        <w:rPr>
+          <w:rStyle w:val="NormalTok"/>
+        </w:rPr>
+        <w:t xml:space="preserve">LabelPolicy `</w:t>
       </w:r>
       <w:r>
         <w:br/>
@@ -2721,13 +2656,13 @@
         <w:rPr>
           <w:rStyle w:val="NormalTok"/>
         </w:rPr>
-        <w:t xml:space="preserve">Labels </w:t>
-      </w:r>
-      <w:r>
-        <w:rPr>
-          <w:rStyle w:val="OperatorTok"/>
-        </w:rPr>
-        <w:t xml:space="preserve">@(</w:t>
+        <w:t xml:space="preserve">Labels @</w:t>
+      </w:r>
+      <w:r>
+        <w:rPr>
+          <w:rStyle w:val="OperatorTok"/>
+        </w:rPr>
+        <w:t xml:space="preserve">(</w:t>
       </w:r>
       <w:r>
         <w:rPr>
@@ -2878,152 +2813,6 @@
           <w:rStyle w:val="NormalTok"/>
         </w:rPr>
         <w:t xml:space="preserve">TeamsLocation All</w:t>
-      </w:r>
-    </w:p>
-    <w:tbl>
-      <w:tblPr>
-        <w:tblStyle w:val="Table"/>
-        <w:tblLook w:firstRow="0" w:lastRow="0" w:firstColumn="0" w:lastColumn="0" w:noHBand="0" w:noVBand="0" w:val="0000"/>
-        <w:tblBorders>
-          <w:top w:val="single" w:sz="4" w:space="0" w:color="0758E5"/>
-          <w:left w:val="single" w:sz="24" w:space="0" w:color="0758E5"/>
-          <w:bottom w:val="single" w:sz="4" w:space="0" w:color="0758E5"/>
-          <w:right w:val="single" w:sz="4" w:space="0" w:color="0758E5"/>
-        </w:tblBorders>
-        <w:tblCellMar>
-          <w:left w:w="144" w:type="dxa"/>
-          <w:right w:w="144" w:type="dxa"/>
-        </w:tblCellMar>
-        <w:tblLook w:firstRow="0" w:lastRow="0" w:firstColumn="0" w:lastColumn="0" w:noHBand="0" w:noVBand="0" w:val="0000"/>
-      </w:tblPr>
-      <w:tr>
-        <w:trPr>
-          <w:cantSplit/>
-        </w:trPr>
-        <w:tc>
-          <w:tcPr>
-            <w:shd w:color="auto" w:fill="dae6fb" w:val="clear"/>
-            <w:tcMar>
-              <w:top w:w="92" w:type="dxa"/>
-              <w:bottom w:w="92" w:type="dxa"/>
-            </w:tcMar>
-          </w:tcPr>
-          <w:p>
-            <w:pPr>
-              <w:pStyle w:val="FirstParagraph"/>
-            </w:pPr>
-            <w:pPr>
-              <w:spacing w:before="0" w:after="0"/>
-              <w:textAlignment w:val="center"/>
-            </w:pPr>
-            <w:r>
-              <w:drawing>
-                <wp:inline>
-                  <wp:extent cx="152400" cy="152400"/>
-                  <wp:effectExtent b="0" l="0" r="0" t="0"/>
-                  <wp:docPr descr="" title="" id="27" name="Picture"/>
-                  <a:graphic>
-                    <a:graphicData uri="http://schemas.openxmlformats.org/drawingml/2006/picture">
-                      <pic:pic>
-                        <pic:nvPicPr>
-                          <pic:cNvPr descr="/opt/quarto/share/formats/docx/note.png" id="28" name="Picture"/>
-                          <pic:cNvPicPr>
-                            <a:picLocks noChangeArrowheads="1" noChangeAspect="1"/>
-                          </pic:cNvPicPr>
-                        </pic:nvPicPr>
-                        <pic:blipFill>
-                          <a:blip r:embed="rId15"/>
-                          <a:stretch>
-                            <a:fillRect/>
-                          </a:stretch>
-                        </pic:blipFill>
-                        <pic:spPr bwMode="auto">
-                          <a:xfrm>
-                            <a:off x="0" y="0"/>
-                            <a:ext cx="152400" cy="152400"/>
-                          </a:xfrm>
-                          <a:prstGeom prst="rect">
-                            <a:avLst/>
-                          </a:prstGeom>
-                          <a:noFill/>
-                          <a:ln w="9525">
-                            <a:noFill/>
-                            <a:headEnd/>
-                            <a:tailEnd/>
-                          </a:ln>
-                        </pic:spPr>
-                      </pic:pic>
-                    </a:graphicData>
-                  </a:graphic>
-                </wp:inline>
-              </w:drawing>
-            </w:r>
-            <w:r>
-              <w:t xml:space="preserve"> </w:t>
-            </w:r>
-            <w:r>
-              <w:t xml:space="preserve"> </w:t>
-            </w:r>
-            <w:r>
-              <w:t xml:space="preserve">Note</w:t>
-            </w:r>
-          </w:p>
-        </w:tc>
-      </w:tr>
-      <w:tr>
-        <w:trPr>
-          <w:cantSplit/>
-        </w:trPr>
-        <w:tc>
-          <w:tcPr>
-            <w:tcMar>
-              <w:top w:w="108" w:type="dxa"/>
-              <w:bottom w:w="108" w:type="dxa"/>
-            </w:tcMar>
-          </w:tcPr>
-          <w:p>
-            <w:pPr>
-              <w:pStyle w:val="BodyText"/>
-            </w:pPr>
-            <w:pPr>
-              <w:spacing w:before="16" w:after="16"/>
-            </w:pPr>
-            <w:r>
-              <w:rPr>
-                <w:b/>
-                <w:bCs/>
-              </w:rPr>
-              <w:t xml:space="preserve">Label Policy Scope</w:t>
-            </w:r>
-            <w:r>
-              <w:t xml:space="preserve"> </w:t>
-            </w:r>
-            <w:r>
-              <w:t xml:space="preserve">— Publishing labels to all locations (Exchange, SharePoint, OneDrive, Teams) is required for consistent enforcement. A label published only to Exchange will appear in Outlook but not in the SharePoint label picker, causing inconsistent classification behavior. Publish to all locations from the initial deployment.</w:t>
-            </w:r>
-          </w:p>
-          <w:p/>
-        </w:tc>
-      </w:tr>
-    </w:tbl>
-    <w:bookmarkEnd w:id="29"/>
-    <w:bookmarkEnd w:id="30"/>
-    <w:bookmarkStart w:id="39" w:name="automatic-labeling"/>
-    <w:p>
-      <w:pPr>
-        <w:pStyle w:val="Heading1"/>
-      </w:pPr>
-      <w:r>
-        <w:t xml:space="preserve">4. Automatic Labeling</w:t>
-      </w:r>
-    </w:p>
-    <w:bookmarkStart w:id="31" w:name="X4ed78d13f05d69863761ea44882755b3879bb34"/>
-    <w:p>
-      <w:pPr>
-        <w:pStyle w:val="Heading2"/>
-      </w:pPr>
-      <w:r>
-        <w:t xml:space="preserve">4.1 The Labeling Gap in Manual Classification</w:t>
       </w:r>
     </w:p>
     <w:p>
@@ -3031,13 +2820,57 @@
         <w:pStyle w:val="FirstParagraph"/>
       </w:pPr>
       <w:r>
+        <w:rPr>
+          <w:bCs/>
+          <w:b/>
+        </w:rPr>
+        <w:t xml:space="preserve">Label Policy Scope</w:t>
+      </w:r>
+      <w:r>
+        <w:t xml:space="preserve"> </w:t>
+      </w:r>
+      <w:r>
+        <w:t xml:space="preserve">— Publishing labels to all locations (Exchange, SharePoint, OneDrive, Teams) is required for consistent enforcement. A label published only to Exchange will appear in Outlook but not in the SharePoint label picker, causing inconsistent classification behavior. Publish to all locations from the initial deployment.</w:t>
+      </w:r>
+    </w:p>
+    <w:bookmarkEnd w:id="30"/>
+    <w:bookmarkEnd w:id="31"/>
+    <w:bookmarkStart w:id="36" w:name="automatic-labeling"/>
+    <w:p>
+      <w:pPr>
+        <w:pStyle w:val="Heading1"/>
+      </w:pPr>
+      <w:r>
+        <w:t xml:space="preserve">Automatic Labeling</w:t>
+      </w:r>
+    </w:p>
+    <w:bookmarkStart w:id="32" w:name="X4ed78d13f05d69863761ea44882755b3879bb34"/>
+    <w:p>
+      <w:pPr>
+        <w:pStyle w:val="Heading2"/>
+      </w:pPr>
+      <w:r>
+        <w:t xml:space="preserve">The Labeling Gap in Manual Classification</w:t>
+      </w:r>
+    </w:p>
+    <w:p>
+      <w:pPr>
+        <w:pStyle w:val="FirstParagraph"/>
+      </w:pPr>
+      <w:r>
         <w:t xml:space="preserve">Manual labeling places the classification decision on the document author. Authors apply labels correctly when the data is obviously sensitive — a document titled</w:t>
       </w:r>
       <w:r>
         <w:t xml:space="preserve"> </w:t>
       </w:r>
       <w:r>
-        <w:t xml:space="preserve">“Privacy Act Record”</w:t>
+        <w:t xml:space="preserve">“</w:t>
+      </w:r>
+      <w:r>
+        <w:t xml:space="preserve">Privacy Act Record</w:t>
+      </w:r>
+      <w:r>
+        <w:t xml:space="preserve">”</w:t>
       </w:r>
       <w:r>
         <w:t xml:space="preserve"> </w:t>
@@ -3054,14 +2887,14 @@
         <w:t xml:space="preserve">The result is a label corpus that covers intentionally sensitive documents but misses the routine data handling that constitutes the majority of actual CUI exposure. Automatic labeling addresses this by applying classification based on content inspection, independent of whether the author recognizes the document as sensitive.</w:t>
       </w:r>
     </w:p>
-    <w:bookmarkEnd w:id="31"/>
-    <w:bookmarkStart w:id="32" w:name="sensitive-information-types"/>
+    <w:bookmarkEnd w:id="32"/>
+    <w:bookmarkStart w:id="33" w:name="sensitive-information-types"/>
     <w:p>
       <w:pPr>
         <w:pStyle w:val="Heading2"/>
       </w:pPr>
       <w:r>
-        <w:t xml:space="preserve">4.2 Sensitive Information Types</w:t>
+        <w:t xml:space="preserve">Sensitive Information Types</w:t>
       </w:r>
     </w:p>
     <w:p>
@@ -3077,16 +2910,16 @@
         <w:pStyle w:val="TableCaption"/>
       </w:pPr>
       <w:r>
-        <w:t xml:space="preserve">Pre-built Sensitive Information Types relevant to federal environments</w:t>
+        <w:t xml:space="preserve">Pre-built Sensitive Information Types relevant to federal environments {.striped .hover}</w:t>
       </w:r>
     </w:p>
     <w:tbl>
       <w:tblPr>
         <w:tblStyle w:val="Table"/>
         <w:tblW w:type="pct" w:w="5000"/>
-        <w:tblLayout w:type="fixed"/>
         <w:tblLook w:firstRow="1" w:lastRow="0" w:firstColumn="0" w:lastColumn="0" w:noHBand="0" w:noVBand="0" w:val="0020"/>
-        <w:tblCaption w:val="Pre-built Sensitive Information Types relevant to federal environments"/>
+        <w:jc w:val="start"/>
+        <w:tblCaption w:val="Pre-built Sensitive Information Types relevant to federal environments {.striped .hover}"/>
       </w:tblPr>
       <w:tblGrid>
         <w:gridCol w:w="2640"/>
@@ -3095,13 +2928,14 @@
       </w:tblGrid>
       <w:tr>
         <w:trPr>
-          <w:tblHeader w:val="on"/>
+          <w:tblHeader w:val="true"/>
         </w:trPr>
         <w:tc>
           <w:tcPr/>
           <w:p>
             <w:pPr>
               <w:pStyle w:val="Compact"/>
+              <w:jc w:val="left"/>
             </w:pPr>
             <w:r>
               <w:t xml:space="preserve">SIT Name</w:t>
@@ -3113,6 +2947,7 @@
           <w:p>
             <w:pPr>
               <w:pStyle w:val="Compact"/>
+              <w:jc w:val="left"/>
             </w:pPr>
             <w:r>
               <w:t xml:space="preserve">Pattern</w:t>
@@ -3124,6 +2959,7 @@
           <w:p>
             <w:pPr>
               <w:pStyle w:val="Compact"/>
+              <w:jc w:val="left"/>
             </w:pPr>
             <w:r>
               <w:t xml:space="preserve">NIST Control Relevance</w:t>
@@ -3137,6 +2973,7 @@
           <w:p>
             <w:pPr>
               <w:pStyle w:val="Compact"/>
+              <w:jc w:val="left"/>
             </w:pPr>
             <w:r>
               <w:t xml:space="preserve">U.S. Social Security Number</w:t>
@@ -3148,6 +2985,7 @@
           <w:p>
             <w:pPr>
               <w:pStyle w:val="Compact"/>
+              <w:jc w:val="left"/>
             </w:pPr>
             <w:r>
               <w:t xml:space="preserve">XXX-XX-XXXX with confidence</w:t>
@@ -3159,6 +2997,7 @@
           <w:p>
             <w:pPr>
               <w:pStyle w:val="Compact"/>
+              <w:jc w:val="left"/>
             </w:pPr>
             <w:r>
               <w:t xml:space="preserve">MP-4, MP-5, CUI-SP-PRVCY</w:t>
@@ -3172,6 +3011,7 @@
           <w:p>
             <w:pPr>
               <w:pStyle w:val="Compact"/>
+              <w:jc w:val="left"/>
             </w:pPr>
             <w:r>
               <w:t xml:space="preserve">U.S. Individual Taxpayer Identification Number</w:t>
@@ -3183,6 +3023,7 @@
           <w:p>
             <w:pPr>
               <w:pStyle w:val="Compact"/>
+              <w:jc w:val="left"/>
             </w:pPr>
             <w:r>
               <w:t xml:space="preserve">9XX-XX-XXXX with IRS context</w:t>
@@ -3194,6 +3035,7 @@
           <w:p>
             <w:pPr>
               <w:pStyle w:val="Compact"/>
+              <w:jc w:val="left"/>
             </w:pPr>
             <w:r>
               <w:t xml:space="preserve">SC-28, CUI-SP-TAX</w:t>
@@ -3207,6 +3049,7 @@
           <w:p>
             <w:pPr>
               <w:pStyle w:val="Compact"/>
+              <w:jc w:val="left"/>
             </w:pPr>
             <w:r>
               <w:t xml:space="preserve">U.S. Employer Identification Number</w:t>
@@ -3218,6 +3061,7 @@
           <w:p>
             <w:pPr>
               <w:pStyle w:val="Compact"/>
+              <w:jc w:val="left"/>
             </w:pPr>
             <w:r>
               <w:t xml:space="preserve">XX-XXXXXXX with EIN keyword</w:t>
@@ -3229,6 +3073,7 @@
           <w:p>
             <w:pPr>
               <w:pStyle w:val="Compact"/>
+              <w:jc w:val="left"/>
             </w:pPr>
             <w:r>
               <w:t xml:space="preserve">MP-4, SC-13</w:t>
@@ -3242,6 +3087,7 @@
           <w:p>
             <w:pPr>
               <w:pStyle w:val="Compact"/>
+              <w:jc w:val="left"/>
             </w:pPr>
             <w:r>
               <w:t xml:space="preserve">U.S. Bank Account Number</w:t>
@@ -3253,6 +3099,7 @@
           <w:p>
             <w:pPr>
               <w:pStyle w:val="Compact"/>
+              <w:jc w:val="left"/>
             </w:pPr>
             <w:r>
               <w:t xml:space="preserve">ABA routing + account pair</w:t>
@@ -3264,6 +3111,7 @@
           <w:p>
             <w:pPr>
               <w:pStyle w:val="Compact"/>
+              <w:jc w:val="left"/>
             </w:pPr>
             <w:r>
               <w:t xml:space="preserve">MP-5</w:t>
@@ -3277,6 +3125,7 @@
           <w:p>
             <w:pPr>
               <w:pStyle w:val="Compact"/>
+              <w:jc w:val="left"/>
             </w:pPr>
             <w:r>
               <w:t xml:space="preserve">Drug Enforcement Administration Number</w:t>
@@ -3288,6 +3137,7 @@
           <w:p>
             <w:pPr>
               <w:pStyle w:val="Compact"/>
+              <w:jc w:val="left"/>
             </w:pPr>
             <w:r>
               <w:t xml:space="preserve">DEA format with drug context</w:t>
@@ -3299,6 +3149,7 @@
           <w:p>
             <w:pPr>
               <w:pStyle w:val="Compact"/>
+              <w:jc w:val="left"/>
             </w:pPr>
             <w:r>
               <w:t xml:space="preserve">CUI-SP-LES</w:t>
@@ -3312,6 +3163,7 @@
           <w:p>
             <w:pPr>
               <w:pStyle w:val="Compact"/>
+              <w:jc w:val="left"/>
             </w:pPr>
             <w:r>
               <w:t xml:space="preserve">U.S. Passport Number</w:t>
@@ -3323,6 +3175,7 @@
           <w:p>
             <w:pPr>
               <w:pStyle w:val="Compact"/>
+              <w:jc w:val="left"/>
             </w:pPr>
             <w:r>
               <w:t xml:space="preserve">Format + issuing country</w:t>
@@ -3334,6 +3187,7 @@
           <w:p>
             <w:pPr>
               <w:pStyle w:val="Compact"/>
+              <w:jc w:val="left"/>
             </w:pPr>
             <w:r>
               <w:t xml:space="preserve">CUI-SP-PRVCY</w:t>
@@ -3347,6 +3201,7 @@
           <w:p>
             <w:pPr>
               <w:pStyle w:val="Compact"/>
+              <w:jc w:val="left"/>
             </w:pPr>
             <w:r>
               <w:t xml:space="preserve">IP address</w:t>
@@ -3358,6 +3213,7 @@
           <w:p>
             <w:pPr>
               <w:pStyle w:val="Compact"/>
+              <w:jc w:val="left"/>
             </w:pPr>
             <w:r>
               <w:t xml:space="preserve">IPv4 or IPv6 in technical context</w:t>
@@ -3369,6 +3225,7 @@
           <w:p>
             <w:pPr>
               <w:pStyle w:val="Compact"/>
+              <w:jc w:val="left"/>
             </w:pPr>
             <w:r>
               <w:t xml:space="preserve">Internal</w:t>
@@ -3993,13 +3850,7 @@
         <w:rPr>
           <w:rStyle w:val="NormalTok"/>
         </w:rPr>
-        <w:t xml:space="preserve"> </w:t>
-      </w:r>
-      <w:r>
-        <w:rPr>
-          <w:rStyle w:val="DecValTok"/>
-        </w:rPr>
-        <w:t xml:space="preserve">300</w:t>
+        <w:t xml:space="preserve"> 300</w:t>
       </w:r>
       <w:r>
         <w:br/>
@@ -4020,13 +3871,7 @@
         <w:rPr>
           <w:rStyle w:val="NormalTok"/>
         </w:rPr>
-        <w:t xml:space="preserve"> </w:t>
-      </w:r>
-      <w:r>
-        <w:rPr>
-          <w:rStyle w:val="DecValTok"/>
-        </w:rPr>
-        <w:t xml:space="preserve">75</w:t>
+        <w:t xml:space="preserve"> 75</w:t>
       </w:r>
       <w:r>
         <w:br/>
@@ -4074,13 +3919,7 @@
         <w:rPr>
           <w:rStyle w:val="NormalTok"/>
         </w:rPr>
-        <w:t xml:space="preserve"> </w:t>
-      </w:r>
-      <w:r>
-        <w:rPr>
-          <w:rStyle w:val="DecValTok"/>
-        </w:rPr>
-        <w:t xml:space="preserve">75</w:t>
+        <w:t xml:space="preserve"> 75</w:t>
       </w:r>
       <w:r>
         <w:br/>
@@ -4473,13 +4312,13 @@
         <w:rPr>
           <w:rStyle w:val="NormalTok"/>
         </w:rPr>
-        <w:t xml:space="preserve"> </w:t>
-      </w:r>
-      <w:r>
-        <w:rPr>
-          <w:rStyle w:val="OperatorTok"/>
-        </w:rPr>
-        <w:t xml:space="preserve">@(</w:t>
+        <w:t xml:space="preserve"> @</w:t>
+      </w:r>
+      <w:r>
+        <w:rPr>
+          <w:rStyle w:val="OperatorTok"/>
+        </w:rPr>
+        <w:t xml:space="preserve">(</w:t>
       </w:r>
       <w:r>
         <w:rPr>
@@ -4608,7 +4447,19 @@
         <w:rPr>
           <w:rStyle w:val="NormalTok"/>
         </w:rPr>
-        <w:t xml:space="preserve">New-DlpSensitiveInformationType `</w:t>
+        <w:t xml:space="preserve">New</w:t>
+      </w:r>
+      <w:r>
+        <w:rPr>
+          <w:rStyle w:val="OperatorTok"/>
+        </w:rPr>
+        <w:t xml:space="preserve">-</w:t>
+      </w:r>
+      <w:r>
+        <w:rPr>
+          <w:rStyle w:val="NormalTok"/>
+        </w:rPr>
+        <w:t xml:space="preserve">DlpSensitiveInformationType `</w:t>
       </w:r>
       <w:r>
         <w:br/>
@@ -4788,14 +4639,14 @@
         <w:t xml:space="preserve">)))</w:t>
       </w:r>
     </w:p>
-    <w:bookmarkEnd w:id="32"/>
-    <w:bookmarkStart w:id="35" w:name="trainable-classifiers"/>
+    <w:bookmarkEnd w:id="33"/>
+    <w:bookmarkStart w:id="34" w:name="trainable-classifiers"/>
     <w:p>
       <w:pPr>
         <w:pStyle w:val="Heading2"/>
       </w:pPr>
       <w:r>
-        <w:t xml:space="preserve">4.3 Trainable Classifiers</w:t>
+        <w:t xml:space="preserve">Trainable Classifiers</w:t>
       </w:r>
     </w:p>
     <w:p>
@@ -4814,140 +4665,32 @@
         <w:t xml:space="preserve">Microsoft provides pre-trained classifiers for categories including: business financial statements, government documents, harassment, and legal affairs. Agency-specific categories require a custom trainable classifier trained on 50–500 sample documents.</w:t>
       </w:r>
     </w:p>
-    <w:tbl>
-      <w:tblPr>
-        <w:tblStyle w:val="Table"/>
-        <w:tblLook w:firstRow="0" w:lastRow="0" w:firstColumn="0" w:lastColumn="0" w:noHBand="0" w:noVBand="0" w:val="0000"/>
-        <w:tblBorders>
-          <w:top w:val="single" w:sz="4" w:space="0" w:color="EB9113"/>
-          <w:left w:val="single" w:sz="24" w:space="0" w:color="EB9113"/>
-          <w:bottom w:val="single" w:sz="4" w:space="0" w:color="EB9113"/>
-          <w:right w:val="single" w:sz="4" w:space="0" w:color="EB9113"/>
-        </w:tblBorders>
-        <w:tblCellMar>
-          <w:left w:w="144" w:type="dxa"/>
-          <w:right w:w="144" w:type="dxa"/>
-        </w:tblCellMar>
-        <w:tblLook w:firstRow="0" w:lastRow="0" w:firstColumn="0" w:lastColumn="0" w:noHBand="0" w:noVBand="0" w:val="0000"/>
-      </w:tblPr>
-      <w:tr>
-        <w:trPr>
-          <w:cantSplit/>
-        </w:trPr>
-        <w:tc>
-          <w:tcPr>
-            <w:shd w:color="auto" w:fill="fcefdc" w:val="clear"/>
-            <w:tcMar>
-              <w:top w:w="92" w:type="dxa"/>
-              <w:bottom w:w="92" w:type="dxa"/>
-            </w:tcMar>
-          </w:tcPr>
-          <w:p>
-            <w:pPr>
-              <w:pStyle w:val="BodyText"/>
-            </w:pPr>
-            <w:pPr>
-              <w:spacing w:before="0" w:after="0"/>
-              <w:textAlignment w:val="center"/>
-            </w:pPr>
-            <w:r>
-              <w:drawing>
-                <wp:inline>
-                  <wp:extent cx="152400" cy="152400"/>
-                  <wp:effectExtent b="0" l="0" r="0" t="0"/>
-                  <wp:docPr descr="" title="" id="33" name="Picture"/>
-                  <a:graphic>
-                    <a:graphicData uri="http://schemas.openxmlformats.org/drawingml/2006/picture">
-                      <pic:pic>
-                        <pic:nvPicPr>
-                          <pic:cNvPr descr="/opt/quarto/share/formats/docx/warning.png" id="34" name="Picture"/>
-                          <pic:cNvPicPr>
-                            <a:picLocks noChangeArrowheads="1" noChangeAspect="1"/>
-                          </pic:cNvPicPr>
-                        </pic:nvPicPr>
-                        <pic:blipFill>
-                          <a:blip r:embed="rId9"/>
-                          <a:stretch>
-                            <a:fillRect/>
-                          </a:stretch>
-                        </pic:blipFill>
-                        <pic:spPr bwMode="auto">
-                          <a:xfrm>
-                            <a:off x="0" y="0"/>
-                            <a:ext cx="152400" cy="152400"/>
-                          </a:xfrm>
-                          <a:prstGeom prst="rect">
-                            <a:avLst/>
-                          </a:prstGeom>
-                          <a:noFill/>
-                          <a:ln w="9525">
-                            <a:noFill/>
-                            <a:headEnd/>
-                            <a:tailEnd/>
-                          </a:ln>
-                        </pic:spPr>
-                      </pic:pic>
-                    </a:graphicData>
-                  </a:graphic>
-                </wp:inline>
-              </w:drawing>
-            </w:r>
-            <w:r>
-              <w:t xml:space="preserve"> </w:t>
-            </w:r>
-            <w:r>
-              <w:t xml:space="preserve"> </w:t>
-            </w:r>
-            <w:r>
-              <w:t xml:space="preserve">Warning</w:t>
-            </w:r>
-          </w:p>
-        </w:tc>
-      </w:tr>
-      <w:tr>
-        <w:trPr>
-          <w:cantSplit/>
-        </w:trPr>
-        <w:tc>
-          <w:tcPr>
-            <w:tcMar>
-              <w:top w:w="108" w:type="dxa"/>
-              <w:bottom w:w="108" w:type="dxa"/>
-            </w:tcMar>
-          </w:tcPr>
-          <w:p>
-            <w:pPr>
-              <w:pStyle w:val="BodyText"/>
-            </w:pPr>
-            <w:pPr>
-              <w:spacing w:before="16" w:after="16"/>
-            </w:pPr>
-            <w:r>
-              <w:rPr>
-                <w:b/>
-                <w:bCs/>
-              </w:rPr>
-              <w:t xml:space="preserve">Trainable Classifier Training Data</w:t>
-            </w:r>
-            <w:r>
-              <w:t xml:space="preserve"> </w:t>
-            </w:r>
-            <w:r>
-              <w:t xml:space="preserve">— The sample documents used to train a custom classifier must be representative of the actual document population. If training samples are drawn from a subset of document types (for example, only formally formatted policy documents), the classifier will underperform on informal documents containing the same category of information. Plan for 3–4 weeks of training and validation before deploying a custom classifier to production auto-labeling.</w:t>
-            </w:r>
-          </w:p>
-          <w:p/>
-        </w:tc>
-      </w:tr>
-    </w:tbl>
-    <w:bookmarkEnd w:id="35"/>
-    <w:bookmarkStart w:id="38" w:name="auto-labeling-policies"/>
+    <w:p>
+      <w:pPr>
+        <w:pStyle w:val="BodyText"/>
+      </w:pPr>
+      <w:r>
+        <w:rPr>
+          <w:bCs/>
+          <w:b/>
+        </w:rPr>
+        <w:t xml:space="preserve">Trainable Classifier Training Data</w:t>
+      </w:r>
+      <w:r>
+        <w:t xml:space="preserve"> </w:t>
+      </w:r>
+      <w:r>
+        <w:t xml:space="preserve">— The sample documents used to train a custom classifier must be representative of the actual document population. If training samples are drawn from a subset of document types (for example, only formally formatted policy documents), the classifier will underperform on informal documents containing the same category of information. Plan for 3–4 weeks of training and validation before deploying a custom classifier to production auto-labeling.</w:t>
+      </w:r>
+    </w:p>
+    <w:bookmarkEnd w:id="34"/>
+    <w:bookmarkStart w:id="35" w:name="auto-labeling-policies"/>
     <w:p>
       <w:pPr>
         <w:pStyle w:val="Heading2"/>
       </w:pPr>
       <w:r>
-        <w:t xml:space="preserve">4.4 Auto-Labeling Policies</w:t>
+        <w:t xml:space="preserve">Auto-Labeling Policies</w:t>
       </w:r>
     </w:p>
     <w:p>
@@ -4964,8 +4707,8 @@
       </w:pPr>
       <w:r>
         <w:rPr>
+          <w:bCs/>
           <w:b/>
-          <w:bCs/>
         </w:rPr>
         <w:t xml:space="preserve">Service-side auto-labeling</w:t>
       </w:r>
@@ -4982,8 +4725,8 @@
       </w:pPr>
       <w:r>
         <w:rPr>
+          <w:bCs/>
           <w:b/>
-          <w:bCs/>
         </w:rPr>
         <w:t xml:space="preserve">Client-side auto-labeling</w:t>
       </w:r>
@@ -5020,7 +4763,19 @@
         <w:rPr>
           <w:rStyle w:val="NormalTok"/>
         </w:rPr>
-        <w:t xml:space="preserve">New-AutoSensitivityLabelPolicy `</w:t>
+        <w:t xml:space="preserve">New</w:t>
+      </w:r>
+      <w:r>
+        <w:rPr>
+          <w:rStyle w:val="OperatorTok"/>
+        </w:rPr>
+        <w:t xml:space="preserve">-</w:t>
+      </w:r>
+      <w:r>
+        <w:rPr>
+          <w:rStyle w:val="NormalTok"/>
+        </w:rPr>
+        <w:t xml:space="preserve">AutoSensitivityLabelPolicy `</w:t>
       </w:r>
       <w:r>
         <w:br/>
@@ -5212,7 +4967,19 @@
         <w:rPr>
           <w:rStyle w:val="NormalTok"/>
         </w:rPr>
-        <w:t xml:space="preserve">New-AutoSensitivityLabelRule `</w:t>
+        <w:t xml:space="preserve">New</w:t>
+      </w:r>
+      <w:r>
+        <w:rPr>
+          <w:rStyle w:val="OperatorTok"/>
+        </w:rPr>
+        <w:t xml:space="preserve">-</w:t>
+      </w:r>
+      <w:r>
+        <w:rPr>
+          <w:rStyle w:val="NormalTok"/>
+        </w:rPr>
+        <w:t xml:space="preserve">AutoSensitivityLabelRule `</w:t>
       </w:r>
       <w:r>
         <w:br/>
@@ -5299,13 +5066,13 @@
         <w:rPr>
           <w:rStyle w:val="NormalTok"/>
         </w:rPr>
-        <w:t xml:space="preserve">ContentContainsSensitiveInformation </w:t>
-      </w:r>
-      <w:r>
-        <w:rPr>
-          <w:rStyle w:val="OperatorTok"/>
-        </w:rPr>
-        <w:t xml:space="preserve">@(</w:t>
+        <w:t xml:space="preserve">ContentContainsSensitiveInformation @</w:t>
+      </w:r>
+      <w:r>
+        <w:rPr>
+          <w:rStyle w:val="OperatorTok"/>
+        </w:rPr>
+        <w:t xml:space="preserve">(</w:t>
       </w:r>
       <w:r>
         <w:br/>
@@ -5368,13 +5135,7 @@
         <w:rPr>
           <w:rStyle w:val="NormalTok"/>
         </w:rPr>
-        <w:t xml:space="preserve"> </w:t>
-      </w:r>
-      <w:r>
-        <w:rPr>
-          <w:rStyle w:val="DecValTok"/>
-        </w:rPr>
-        <w:t xml:space="preserve">1</w:t>
+        <w:t xml:space="preserve"> 1</w:t>
       </w:r>
       <w:r>
         <w:rPr>
@@ -5398,19 +5159,7 @@
         <w:rPr>
           <w:rStyle w:val="NormalTok"/>
         </w:rPr>
-        <w:t xml:space="preserve"> </w:t>
-      </w:r>
-      <w:r>
-        <w:rPr>
-          <w:rStyle w:val="DecValTok"/>
-        </w:rPr>
-        <w:t xml:space="preserve">75</w:t>
-      </w:r>
-      <w:r>
-        <w:rPr>
-          <w:rStyle w:val="NormalTok"/>
-        </w:rPr>
-        <w:t xml:space="preserve"> </w:t>
+        <w:t xml:space="preserve"> 75 </w:t>
       </w:r>
       <w:r>
         <w:rPr>
@@ -5479,13 +5228,7 @@
         <w:rPr>
           <w:rStyle w:val="NormalTok"/>
         </w:rPr>
-        <w:t xml:space="preserve"> </w:t>
-      </w:r>
-      <w:r>
-        <w:rPr>
-          <w:rStyle w:val="DecValTok"/>
-        </w:rPr>
-        <w:t xml:space="preserve">1</w:t>
+        <w:t xml:space="preserve"> 1</w:t>
       </w:r>
       <w:r>
         <w:rPr>
@@ -5509,19 +5252,7 @@
         <w:rPr>
           <w:rStyle w:val="NormalTok"/>
         </w:rPr>
-        <w:t xml:space="preserve"> </w:t>
-      </w:r>
-      <w:r>
-        <w:rPr>
-          <w:rStyle w:val="DecValTok"/>
-        </w:rPr>
-        <w:t xml:space="preserve">75</w:t>
-      </w:r>
-      <w:r>
-        <w:rPr>
-          <w:rStyle w:val="NormalTok"/>
-        </w:rPr>
-        <w:t xml:space="preserve"> </w:t>
+        <w:t xml:space="preserve"> 75 </w:t>
       </w:r>
       <w:r>
         <w:rPr>
@@ -5590,13 +5321,7 @@
         <w:rPr>
           <w:rStyle w:val="NormalTok"/>
         </w:rPr>
-        <w:t xml:space="preserve"> </w:t>
-      </w:r>
-      <w:r>
-        <w:rPr>
-          <w:rStyle w:val="DecValTok"/>
-        </w:rPr>
-        <w:t xml:space="preserve">1</w:t>
+        <w:t xml:space="preserve"> 1</w:t>
       </w:r>
       <w:r>
         <w:rPr>
@@ -5620,19 +5345,7 @@
         <w:rPr>
           <w:rStyle w:val="NormalTok"/>
         </w:rPr>
-        <w:t xml:space="preserve"> </w:t>
-      </w:r>
-      <w:r>
-        <w:rPr>
-          <w:rStyle w:val="DecValTok"/>
-        </w:rPr>
-        <w:t xml:space="preserve">75</w:t>
-      </w:r>
-      <w:r>
-        <w:rPr>
-          <w:rStyle w:val="NormalTok"/>
-        </w:rPr>
-        <w:t xml:space="preserve"> </w:t>
+        <w:t xml:space="preserve"> 75 </w:t>
       </w:r>
       <w:r>
         <w:rPr>
@@ -5683,7 +5396,19 @@
         <w:rPr>
           <w:rStyle w:val="NormalTok"/>
         </w:rPr>
-        <w:t xml:space="preserve">New-AutoSensitivityLabelPolicy `</w:t>
+        <w:t xml:space="preserve">New</w:t>
+      </w:r>
+      <w:r>
+        <w:rPr>
+          <w:rStyle w:val="OperatorTok"/>
+        </w:rPr>
+        <w:t xml:space="preserve">-</w:t>
+      </w:r>
+      <w:r>
+        <w:rPr>
+          <w:rStyle w:val="NormalTok"/>
+        </w:rPr>
+        <w:t xml:space="preserve">AutoSensitivityLabelPolicy `</w:t>
       </w:r>
       <w:r>
         <w:br/>
@@ -5854,7 +5579,19 @@
         <w:rPr>
           <w:rStyle w:val="NormalTok"/>
         </w:rPr>
-        <w:t xml:space="preserve">New-AutoSensitivityLabelRule `</w:t>
+        <w:t xml:space="preserve">New</w:t>
+      </w:r>
+      <w:r>
+        <w:rPr>
+          <w:rStyle w:val="OperatorTok"/>
+        </w:rPr>
+        <w:t xml:space="preserve">-</w:t>
+      </w:r>
+      <w:r>
+        <w:rPr>
+          <w:rStyle w:val="NormalTok"/>
+        </w:rPr>
+        <w:t xml:space="preserve">AutoSensitivityLabelRule `</w:t>
       </w:r>
       <w:r>
         <w:br/>
@@ -5962,13 +5699,13 @@
         <w:rPr>
           <w:rStyle w:val="NormalTok"/>
         </w:rPr>
-        <w:t xml:space="preserve">ContentContainsSensitiveInformation </w:t>
-      </w:r>
-      <w:r>
-        <w:rPr>
-          <w:rStyle w:val="OperatorTok"/>
-        </w:rPr>
-        <w:t xml:space="preserve">@(</w:t>
+        <w:t xml:space="preserve">ContentContainsSensitiveInformation @</w:t>
+      </w:r>
+      <w:r>
+        <w:rPr>
+          <w:rStyle w:val="OperatorTok"/>
+        </w:rPr>
+        <w:t xml:space="preserve">(</w:t>
       </w:r>
       <w:r>
         <w:br/>
@@ -6031,13 +5768,7 @@
         <w:rPr>
           <w:rStyle w:val="NormalTok"/>
         </w:rPr>
-        <w:t xml:space="preserve"> </w:t>
-      </w:r>
-      <w:r>
-        <w:rPr>
-          <w:rStyle w:val="DecValTok"/>
-        </w:rPr>
-        <w:t xml:space="preserve">1</w:t>
+        <w:t xml:space="preserve"> 1</w:t>
       </w:r>
       <w:r>
         <w:rPr>
@@ -6061,19 +5792,7 @@
         <w:rPr>
           <w:rStyle w:val="NormalTok"/>
         </w:rPr>
-        <w:t xml:space="preserve"> </w:t>
-      </w:r>
-      <w:r>
-        <w:rPr>
-          <w:rStyle w:val="DecValTok"/>
-        </w:rPr>
-        <w:t xml:space="preserve">85</w:t>
-      </w:r>
-      <w:r>
-        <w:rPr>
-          <w:rStyle w:val="NormalTok"/>
-        </w:rPr>
-        <w:t xml:space="preserve"> </w:t>
+        <w:t xml:space="preserve"> 85 </w:t>
       </w:r>
       <w:r>
         <w:rPr>
@@ -6115,7 +5834,19 @@
         <w:rPr>
           <w:rStyle w:val="NormalTok"/>
         </w:rPr>
-        <w:t xml:space="preserve">Set-AutoSensitivityLabelPolicy `</w:t>
+        <w:t xml:space="preserve">Set</w:t>
+      </w:r>
+      <w:r>
+        <w:rPr>
+          <w:rStyle w:val="OperatorTok"/>
+        </w:rPr>
+        <w:t xml:space="preserve">-</w:t>
+      </w:r>
+      <w:r>
+        <w:rPr>
+          <w:rStyle w:val="NormalTok"/>
+        </w:rPr>
+        <w:t xml:space="preserve">AutoSensitivityLabelPolicy `</w:t>
       </w:r>
       <w:r>
         <w:br/>
@@ -6176,152 +5907,6 @@
           <w:rStyle w:val="StringTok"/>
         </w:rPr>
         <w:t xml:space="preserve">"Enable"</w:t>
-      </w:r>
-    </w:p>
-    <w:tbl>
-      <w:tblPr>
-        <w:tblStyle w:val="Table"/>
-        <w:tblLook w:firstRow="0" w:lastRow="0" w:firstColumn="0" w:lastColumn="0" w:noHBand="0" w:noVBand="0" w:val="0000"/>
-        <w:tblBorders>
-          <w:top w:val="single" w:sz="4" w:space="0" w:color="0758E5"/>
-          <w:left w:val="single" w:sz="24" w:space="0" w:color="0758E5"/>
-          <w:bottom w:val="single" w:sz="4" w:space="0" w:color="0758E5"/>
-          <w:right w:val="single" w:sz="4" w:space="0" w:color="0758E5"/>
-        </w:tblBorders>
-        <w:tblCellMar>
-          <w:left w:w="144" w:type="dxa"/>
-          <w:right w:w="144" w:type="dxa"/>
-        </w:tblCellMar>
-        <w:tblLook w:firstRow="0" w:lastRow="0" w:firstColumn="0" w:lastColumn="0" w:noHBand="0" w:noVBand="0" w:val="0000"/>
-      </w:tblPr>
-      <w:tr>
-        <w:trPr>
-          <w:cantSplit/>
-        </w:trPr>
-        <w:tc>
-          <w:tcPr>
-            <w:shd w:color="auto" w:fill="dae6fb" w:val="clear"/>
-            <w:tcMar>
-              <w:top w:w="92" w:type="dxa"/>
-              <w:bottom w:w="92" w:type="dxa"/>
-            </w:tcMar>
-          </w:tcPr>
-          <w:p>
-            <w:pPr>
-              <w:pStyle w:val="FirstParagraph"/>
-            </w:pPr>
-            <w:pPr>
-              <w:spacing w:before="0" w:after="0"/>
-              <w:textAlignment w:val="center"/>
-            </w:pPr>
-            <w:r>
-              <w:drawing>
-                <wp:inline>
-                  <wp:extent cx="152400" cy="152400"/>
-                  <wp:effectExtent b="0" l="0" r="0" t="0"/>
-                  <wp:docPr descr="" title="" id="36" name="Picture"/>
-                  <a:graphic>
-                    <a:graphicData uri="http://schemas.openxmlformats.org/drawingml/2006/picture">
-                      <pic:pic>
-                        <pic:nvPicPr>
-                          <pic:cNvPr descr="/opt/quarto/share/formats/docx/note.png" id="37" name="Picture"/>
-                          <pic:cNvPicPr>
-                            <a:picLocks noChangeArrowheads="1" noChangeAspect="1"/>
-                          </pic:cNvPicPr>
-                        </pic:nvPicPr>
-                        <pic:blipFill>
-                          <a:blip r:embed="rId15"/>
-                          <a:stretch>
-                            <a:fillRect/>
-                          </a:stretch>
-                        </pic:blipFill>
-                        <pic:spPr bwMode="auto">
-                          <a:xfrm>
-                            <a:off x="0" y="0"/>
-                            <a:ext cx="152400" cy="152400"/>
-                          </a:xfrm>
-                          <a:prstGeom prst="rect">
-                            <a:avLst/>
-                          </a:prstGeom>
-                          <a:noFill/>
-                          <a:ln w="9525">
-                            <a:noFill/>
-                            <a:headEnd/>
-                            <a:tailEnd/>
-                          </a:ln>
-                        </pic:spPr>
-                      </pic:pic>
-                    </a:graphicData>
-                  </a:graphic>
-                </wp:inline>
-              </w:drawing>
-            </w:r>
-            <w:r>
-              <w:t xml:space="preserve"> </w:t>
-            </w:r>
-            <w:r>
-              <w:t xml:space="preserve"> </w:t>
-            </w:r>
-            <w:r>
-              <w:t xml:space="preserve">Note</w:t>
-            </w:r>
-          </w:p>
-        </w:tc>
-      </w:tr>
-      <w:tr>
-        <w:trPr>
-          <w:cantSplit/>
-        </w:trPr>
-        <w:tc>
-          <w:tcPr>
-            <w:tcMar>
-              <w:top w:w="108" w:type="dxa"/>
-              <w:bottom w:w="108" w:type="dxa"/>
-            </w:tcMar>
-          </w:tcPr>
-          <w:p>
-            <w:pPr>
-              <w:pStyle w:val="BodyText"/>
-            </w:pPr>
-            <w:pPr>
-              <w:spacing w:before="16" w:after="16"/>
-            </w:pPr>
-            <w:r>
-              <w:rPr>
-                <w:b/>
-                <w:bCs/>
-              </w:rPr>
-              <w:t xml:space="preserve">Simulation Mode First</w:t>
-            </w:r>
-            <w:r>
-              <w:t xml:space="preserve"> </w:t>
-            </w:r>
-            <w:r>
-              <w:t xml:space="preserve">— Always deploy auto-labeling policies in simulation mode before enabling enforcement. The simulation report shows which documents would be labeled and with what label, without modifying any content. Review the simulation output for false positives before switching to enforcement. A false-positive spike can trigger help desk calls at scale if a labeling policy applies CUI-Specified to routine internal documents.</w:t>
-            </w:r>
-          </w:p>
-          <w:p/>
-        </w:tc>
-      </w:tr>
-    </w:tbl>
-    <w:bookmarkEnd w:id="38"/>
-    <w:bookmarkEnd w:id="39"/>
-    <w:bookmarkStart w:id="48" w:name="dlp-policy-architecture"/>
-    <w:p>
-      <w:pPr>
-        <w:pStyle w:val="Heading1"/>
-      </w:pPr>
-      <w:r>
-        <w:t xml:space="preserve">5. DLP Policy Architecture</w:t>
-      </w:r>
-    </w:p>
-    <w:bookmarkStart w:id="43" w:name="three-enforcement-surfaces"/>
-    <w:p>
-      <w:pPr>
-        <w:pStyle w:val="Heading2"/>
-      </w:pPr>
-      <w:r>
-        <w:t xml:space="preserve">5.1 Three Enforcement Surfaces</w:t>
       </w:r>
     </w:p>
     <w:p>
@@ -6329,6 +5914,44 @@
         <w:pStyle w:val="FirstParagraph"/>
       </w:pPr>
       <w:r>
+        <w:rPr>
+          <w:bCs/>
+          <w:b/>
+        </w:rPr>
+        <w:t xml:space="preserve">Simulation Mode First</w:t>
+      </w:r>
+      <w:r>
+        <w:t xml:space="preserve"> </w:t>
+      </w:r>
+      <w:r>
+        <w:t xml:space="preserve">— Always deploy auto-labeling policies in simulation mode before enabling enforcement. The simulation report shows which documents would be labeled and with what label, without modifying any content. Review the simulation output for false positives before switching to enforcement. A false-positive spike can trigger help desk calls at scale if a labeling policy applies CUI-Specified to routine internal documents.</w:t>
+      </w:r>
+    </w:p>
+    <w:bookmarkEnd w:id="35"/>
+    <w:bookmarkEnd w:id="36"/>
+    <w:bookmarkStart w:id="43" w:name="dlp-policy-architecture"/>
+    <w:p>
+      <w:pPr>
+        <w:pStyle w:val="Heading1"/>
+      </w:pPr>
+      <w:r>
+        <w:t xml:space="preserve">DLP Policy Architecture</w:t>
+      </w:r>
+    </w:p>
+    <w:bookmarkStart w:id="40" w:name="three-enforcement-surfaces"/>
+    <w:p>
+      <w:pPr>
+        <w:pStyle w:val="Heading2"/>
+      </w:pPr>
+      <w:r>
+        <w:t xml:space="preserve">Three Enforcement Surfaces</w:t>
+      </w:r>
+    </w:p>
+    <w:p>
+      <w:pPr>
+        <w:pStyle w:val="FirstParagraph"/>
+      </w:pPr>
+      <w:r>
         <w:t xml:space="preserve">Data Loss Prevention enforcement in a federal Microsoft 365 environment operates across three distinct surfaces. Each surface provides a different type of control at a different point in the data lifecycle.</w:t>
       </w:r>
     </w:p>
@@ -6338,8 +5961,8 @@
       </w:pPr>
       <w:r>
         <w:rPr>
+          <w:bCs/>
           <w:b/>
-          <w:bCs/>
         </w:rPr>
         <w:t xml:space="preserve">Microsoft 365 service-layer DLP</w:t>
       </w:r>
@@ -6356,8 +5979,8 @@
       </w:pPr>
       <w:r>
         <w:rPr>
+          <w:bCs/>
           <w:b/>
-          <w:bCs/>
         </w:rPr>
         <w:t xml:space="preserve">Endpoint DLP</w:t>
       </w:r>
@@ -6374,8 +5997,8 @@
       </w:pPr>
       <w:r>
         <w:rPr>
+          <w:bCs/>
           <w:b/>
-          <w:bCs/>
         </w:rPr>
         <w:t xml:space="preserve">Network-layer enforcement via CASB</w:t>
       </w:r>
@@ -6395,18 +6018,18 @@
           <wp:inline>
             <wp:extent cx="5334000" cy="2051538"/>
             <wp:effectExtent b="0" l="0" r="0" t="0"/>
-            <wp:docPr descr="DLP enforcement layers: Microsoft 365 service-layer DLP at the top covering SharePoint, OneDrive, Exchange, and Teams; Endpoint DLP in the middle covering print, USB, clipboard, and browser upload; CASB network layer at the bottom enforcing at the internet boundary using label metadata from Purview; all three layers report to the Purview compliance portal" title="" id="41" name="Picture"/>
+            <wp:docPr descr="DLP enforcement layers: Microsoft 365 service-layer DLP at the top covering SharePoint, OneDrive, Exchange, and Teams; Endpoint DLP in the middle covering print, USB, clipboard, and browser upload; CASB network layer at the bottom enforcing at the internet boundary using label metadata from Purview; all three layers report to the Purview compliance portal" title="" id="38" name="Picture"/>
             <a:graphic>
               <a:graphicData uri="http://schemas.openxmlformats.org/drawingml/2006/picture">
                 <pic:pic>
                   <pic:nvPicPr>
-                    <pic:cNvPr descr="figs/purview-fig-02-dlp-enforcement-layers.png" id="42" name="Picture"/>
+                    <pic:cNvPr descr="figs/purview-fig-02-dlp-enforcement-layers.png" id="39" name="Picture"/>
                     <pic:cNvPicPr>
                       <a:picLocks noChangeArrowheads="1" noChangeAspect="1"/>
                     </pic:cNvPicPr>
                   </pic:nvPicPr>
                   <pic:blipFill>
-                    <a:blip r:embed="rId40"/>
+                    <a:blip r:embed="rId37"/>
                     <a:stretch>
                       <a:fillRect/>
                     </a:stretch>
@@ -6441,14 +6064,14 @@
         <w:t xml:space="preserve">DLP enforcement layers: Microsoft 365 service-layer DLP at the top covering SharePoint, OneDrive, Exchange, and Teams; Endpoint DLP in the middle covering print, USB, clipboard, and browser upload; CASB network layer at the bottom enforcing at the internet boundary using label metadata from Purview; all three layers report to the Purview compliance portal</w:t>
       </w:r>
     </w:p>
-    <w:bookmarkEnd w:id="43"/>
-    <w:bookmarkStart w:id="44" w:name="core-dlp-policies"/>
+    <w:bookmarkEnd w:id="40"/>
+    <w:bookmarkStart w:id="41" w:name="core-dlp-policies"/>
     <w:p>
       <w:pPr>
         <w:pStyle w:val="Heading2"/>
       </w:pPr>
       <w:r>
-        <w:t xml:space="preserve">5.2 Core DLP Policies</w:t>
+        <w:t xml:space="preserve">Core DLP Policies</w:t>
       </w:r>
     </w:p>
     <w:p>
@@ -6464,16 +6087,16 @@
         <w:pStyle w:val="TableCaption"/>
       </w:pPr>
       <w:r>
-        <w:t xml:space="preserve">Core DLP policy baseline for FedRAMP Moderate</w:t>
+        <w:t xml:space="preserve">Core DLP policy baseline for FedRAMP Moderate {.striped .hover}</w:t>
       </w:r>
     </w:p>
     <w:tbl>
       <w:tblPr>
         <w:tblStyle w:val="Table"/>
         <w:tblW w:type="pct" w:w="5000"/>
-        <w:tblLayout w:type="fixed"/>
         <w:tblLook w:firstRow="1" w:lastRow="0" w:firstColumn="0" w:lastColumn="0" w:noHBand="0" w:noVBand="0" w:val="0020"/>
-        <w:tblCaption w:val="Core DLP policy baseline for FedRAMP Moderate"/>
+        <w:jc w:val="start"/>
+        <w:tblCaption w:val="Core DLP policy baseline for FedRAMP Moderate {.striped .hover}"/>
       </w:tblPr>
       <w:tblGrid>
         <w:gridCol w:w="1980"/>
@@ -6483,13 +6106,14 @@
       </w:tblGrid>
       <w:tr>
         <w:trPr>
-          <w:tblHeader w:val="on"/>
+          <w:tblHeader w:val="true"/>
         </w:trPr>
         <w:tc>
           <w:tcPr/>
           <w:p>
             <w:pPr>
               <w:pStyle w:val="Compact"/>
+              <w:jc w:val="left"/>
             </w:pPr>
             <w:r>
               <w:t xml:space="preserve">Policy</w:t>
@@ -6501,6 +6125,7 @@
           <w:p>
             <w:pPr>
               <w:pStyle w:val="Compact"/>
+              <w:jc w:val="left"/>
             </w:pPr>
             <w:r>
               <w:t xml:space="preserve">Surface</w:t>
@@ -6512,6 +6137,7 @@
           <w:p>
             <w:pPr>
               <w:pStyle w:val="Compact"/>
+              <w:jc w:val="left"/>
             </w:pPr>
             <w:r>
               <w:t xml:space="preserve">Condition</w:t>
@@ -6523,6 +6149,7 @@
           <w:p>
             <w:pPr>
               <w:pStyle w:val="Compact"/>
+              <w:jc w:val="left"/>
             </w:pPr>
             <w:r>
               <w:t xml:space="preserve">Action</w:t>
@@ -6536,6 +6163,7 @@
           <w:p>
             <w:pPr>
               <w:pStyle w:val="Compact"/>
+              <w:jc w:val="left"/>
             </w:pPr>
             <w:r>
               <w:t xml:space="preserve">Block external sharing of CUI</w:t>
@@ -6547,6 +6175,7 @@
           <w:p>
             <w:pPr>
               <w:pStyle w:val="Compact"/>
+              <w:jc w:val="left"/>
             </w:pPr>
             <w:r>
               <w:t xml:space="preserve">SharePoint, OneDrive</w:t>
@@ -6558,6 +6187,7 @@
           <w:p>
             <w:pPr>
               <w:pStyle w:val="Compact"/>
+              <w:jc w:val="left"/>
             </w:pPr>
             <w:r>
               <w:t xml:space="preserve">Label = CUI-Basic or CUI-Specified</w:t>
@@ -6569,6 +6199,7 @@
           <w:p>
             <w:pPr>
               <w:pStyle w:val="Compact"/>
+              <w:jc w:val="left"/>
             </w:pPr>
             <w:r>
               <w:t xml:space="preserve">Block + policy tip + alert</w:t>
@@ -6582,6 +6213,7 @@
           <w:p>
             <w:pPr>
               <w:pStyle w:val="Compact"/>
+              <w:jc w:val="left"/>
             </w:pPr>
             <w:r>
               <w:t xml:space="preserve">Block external send of CUI</w:t>
@@ -6593,6 +6225,7 @@
           <w:p>
             <w:pPr>
               <w:pStyle w:val="Compact"/>
+              <w:jc w:val="left"/>
             </w:pPr>
             <w:r>
               <w:t xml:space="preserve">Exchange</w:t>
@@ -6604,6 +6237,7 @@
           <w:p>
             <w:pPr>
               <w:pStyle w:val="Compact"/>
+              <w:jc w:val="left"/>
             </w:pPr>
             <w:r>
               <w:t xml:space="preserve">Label = CUI-Basic AND recipient is external</w:t>
@@ -6615,6 +6249,7 @@
           <w:p>
             <w:pPr>
               <w:pStyle w:val="Compact"/>
+              <w:jc w:val="left"/>
             </w:pPr>
             <w:r>
               <w:t xml:space="preserve">Block + policy tip</w:t>
@@ -6628,6 +6263,7 @@
           <w:p>
             <w:pPr>
               <w:pStyle w:val="Compact"/>
+              <w:jc w:val="left"/>
             </w:pPr>
             <w:r>
               <w:t xml:space="preserve">Block print of CUI-Specified</w:t>
@@ -6639,6 +6275,7 @@
           <w:p>
             <w:pPr>
               <w:pStyle w:val="Compact"/>
+              <w:jc w:val="left"/>
             </w:pPr>
             <w:r>
               <w:t xml:space="preserve">Endpoint</w:t>
@@ -6650,6 +6287,7 @@
           <w:p>
             <w:pPr>
               <w:pStyle w:val="Compact"/>
+              <w:jc w:val="left"/>
             </w:pPr>
             <w:r>
               <w:t xml:space="preserve">Label = CUI-Specified</w:t>
@@ -6661,6 +6299,7 @@
           <w:p>
             <w:pPr>
               <w:pStyle w:val="Compact"/>
+              <w:jc w:val="left"/>
             </w:pPr>
             <w:r>
               <w:t xml:space="preserve">Block + audit event</w:t>
@@ -6674,6 +6313,7 @@
           <w:p>
             <w:pPr>
               <w:pStyle w:val="Compact"/>
+              <w:jc w:val="left"/>
             </w:pPr>
             <w:r>
               <w:t xml:space="preserve">Block USB transfer of CUI</w:t>
@@ -6685,6 +6325,7 @@
           <w:p>
             <w:pPr>
               <w:pStyle w:val="Compact"/>
+              <w:jc w:val="left"/>
             </w:pPr>
             <w:r>
               <w:t xml:space="preserve">Endpoint</w:t>
@@ -6696,6 +6337,7 @@
           <w:p>
             <w:pPr>
               <w:pStyle w:val="Compact"/>
+              <w:jc w:val="left"/>
             </w:pPr>
             <w:r>
               <w:t xml:space="preserve">Label = CUI-Basic or CUI-Specified, device = removable media</w:t>
@@ -6707,6 +6349,7 @@
           <w:p>
             <w:pPr>
               <w:pStyle w:val="Compact"/>
+              <w:jc w:val="left"/>
             </w:pPr>
             <w:r>
               <w:t xml:space="preserve">Block + audit event</w:t>
@@ -6720,6 +6363,7 @@
           <w:p>
             <w:pPr>
               <w:pStyle w:val="Compact"/>
+              <w:jc w:val="left"/>
             </w:pPr>
             <w:r>
               <w:t xml:space="preserve">Block upload to non-approved cloud storage</w:t>
@@ -6731,6 +6375,7 @@
           <w:p>
             <w:pPr>
               <w:pStyle w:val="Compact"/>
+              <w:jc w:val="left"/>
             </w:pPr>
             <w:r>
               <w:t xml:space="preserve">Endpoint + CASB</w:t>
@@ -6742,6 +6387,7 @@
           <w:p>
             <w:pPr>
               <w:pStyle w:val="Compact"/>
+              <w:jc w:val="left"/>
             </w:pPr>
             <w:r>
               <w:t xml:space="preserve">Label any CUI, destination not in approved list</w:t>
@@ -6753,6 +6399,7 @@
           <w:p>
             <w:pPr>
               <w:pStyle w:val="Compact"/>
+              <w:jc w:val="left"/>
             </w:pPr>
             <w:r>
               <w:t xml:space="preserve">Block + alert</w:t>
@@ -6766,6 +6413,7 @@
           <w:p>
             <w:pPr>
               <w:pStyle w:val="Compact"/>
+              <w:jc w:val="left"/>
             </w:pPr>
             <w:r>
               <w:t xml:space="preserve">Alert on bulk download</w:t>
@@ -6777,6 +6425,7 @@
           <w:p>
             <w:pPr>
               <w:pStyle w:val="Compact"/>
+              <w:jc w:val="left"/>
             </w:pPr>
             <w:r>
               <w:t xml:space="preserve">SharePoint</w:t>
@@ -6788,6 +6437,7 @@
           <w:p>
             <w:pPr>
               <w:pStyle w:val="Compact"/>
+              <w:jc w:val="left"/>
             </w:pPr>
             <w:r>
               <w:t xml:space="preserve">Volume &gt; 50 files in 10 minutes, any label</w:t>
@@ -6799,6 +6449,7 @@
           <w:p>
             <w:pPr>
               <w:pStyle w:val="Compact"/>
+              <w:jc w:val="left"/>
             </w:pPr>
             <w:r>
               <w:t xml:space="preserve">Alert + manager notification</w:t>
@@ -6812,6 +6463,7 @@
           <w:p>
             <w:pPr>
               <w:pStyle w:val="Compact"/>
+              <w:jc w:val="left"/>
             </w:pPr>
             <w:r>
               <w:t xml:space="preserve">Alert on SSN in Teams message</w:t>
@@ -6823,6 +6475,7 @@
           <w:p>
             <w:pPr>
               <w:pStyle w:val="Compact"/>
+              <w:jc w:val="left"/>
             </w:pPr>
             <w:r>
               <w:t xml:space="preserve">Teams</w:t>
@@ -6834,6 +6487,7 @@
           <w:p>
             <w:pPr>
               <w:pStyle w:val="Compact"/>
+              <w:jc w:val="left"/>
             </w:pPr>
             <w:r>
               <w:t xml:space="preserve">SIT = SSN, minCount = 1</w:t>
@@ -6845,6 +6499,7 @@
           <w:p>
             <w:pPr>
               <w:pStyle w:val="Compact"/>
+              <w:jc w:val="left"/>
             </w:pPr>
             <w:r>
               <w:t xml:space="preserve">Restrict + policy tip + alert</w:t>
@@ -6870,7 +6525,19 @@
         <w:rPr>
           <w:rStyle w:val="NormalTok"/>
         </w:rPr>
-        <w:t xml:space="preserve">New-DlpCompliancePolicy `</w:t>
+        <w:t xml:space="preserve">New</w:t>
+      </w:r>
+      <w:r>
+        <w:rPr>
+          <w:rStyle w:val="OperatorTok"/>
+        </w:rPr>
+        <w:t xml:space="preserve">-</w:t>
+      </w:r>
+      <w:r>
+        <w:rPr>
+          <w:rStyle w:val="NormalTok"/>
+        </w:rPr>
+        <w:t xml:space="preserve">DlpCompliancePolicy `</w:t>
       </w:r>
       <w:r>
         <w:br/>
@@ -6978,7 +6645,19 @@
         <w:rPr>
           <w:rStyle w:val="NormalTok"/>
         </w:rPr>
-        <w:t xml:space="preserve">New-DlpComplianceRule `</w:t>
+        <w:t xml:space="preserve">New</w:t>
+      </w:r>
+      <w:r>
+        <w:rPr>
+          <w:rStyle w:val="OperatorTok"/>
+        </w:rPr>
+        <w:t xml:space="preserve">-</w:t>
+      </w:r>
+      <w:r>
+        <w:rPr>
+          <w:rStyle w:val="NormalTok"/>
+        </w:rPr>
+        <w:t xml:space="preserve">DlpComplianceRule `</w:t>
       </w:r>
       <w:r>
         <w:br/>
@@ -7065,13 +6744,13 @@
         <w:rPr>
           <w:rStyle w:val="NormalTok"/>
         </w:rPr>
-        <w:t xml:space="preserve">ContentContainsSensitivityLabel </w:t>
-      </w:r>
-      <w:r>
-        <w:rPr>
-          <w:rStyle w:val="OperatorTok"/>
-        </w:rPr>
-        <w:t xml:space="preserve">@(</w:t>
+        <w:t xml:space="preserve">ContentContainsSensitivityLabel @</w:t>
+      </w:r>
+      <w:r>
+        <w:rPr>
+          <w:rStyle w:val="OperatorTok"/>
+        </w:rPr>
+        <w:t xml:space="preserve">(</w:t>
       </w:r>
       <w:r>
         <w:br/>
@@ -7416,13 +7095,13 @@
         <w:rPr>
           <w:rStyle w:val="NormalTok"/>
         </w:rPr>
-        <w:t xml:space="preserve">IncidentReportContent </w:t>
-      </w:r>
-      <w:r>
-        <w:rPr>
-          <w:rStyle w:val="OperatorTok"/>
-        </w:rPr>
-        <w:t xml:space="preserve">@(</w:t>
+        <w:t xml:space="preserve">IncidentReportContent @</w:t>
+      </w:r>
+      <w:r>
+        <w:rPr>
+          <w:rStyle w:val="OperatorTok"/>
+        </w:rPr>
+        <w:t xml:space="preserve">(</w:t>
       </w:r>
       <w:r>
         <w:rPr>
@@ -7623,7 +7302,19 @@
         <w:rPr>
           <w:rStyle w:val="NormalTok"/>
         </w:rPr>
-        <w:t xml:space="preserve">New-DlpCompliancePolicy `</w:t>
+        <w:t xml:space="preserve">New</w:t>
+      </w:r>
+      <w:r>
+        <w:rPr>
+          <w:rStyle w:val="OperatorTok"/>
+        </w:rPr>
+        <w:t xml:space="preserve">-</w:t>
+      </w:r>
+      <w:r>
+        <w:rPr>
+          <w:rStyle w:val="NormalTok"/>
+        </w:rPr>
+        <w:t xml:space="preserve">DlpCompliancePolicy `</w:t>
       </w:r>
       <w:r>
         <w:br/>
@@ -7710,7 +7401,19 @@
         <w:rPr>
           <w:rStyle w:val="NormalTok"/>
         </w:rPr>
-        <w:t xml:space="preserve">New-DlpComplianceRule `</w:t>
+        <w:t xml:space="preserve">New</w:t>
+      </w:r>
+      <w:r>
+        <w:rPr>
+          <w:rStyle w:val="OperatorTok"/>
+        </w:rPr>
+        <w:t xml:space="preserve">-</w:t>
+      </w:r>
+      <w:r>
+        <w:rPr>
+          <w:rStyle w:val="NormalTok"/>
+        </w:rPr>
+        <w:t xml:space="preserve">DlpComplianceRule `</w:t>
       </w:r>
       <w:r>
         <w:br/>
@@ -7797,13 +7500,13 @@
         <w:rPr>
           <w:rStyle w:val="NormalTok"/>
         </w:rPr>
-        <w:t xml:space="preserve">ContentContainsSensitivityLabel </w:t>
-      </w:r>
-      <w:r>
-        <w:rPr>
-          <w:rStyle w:val="OperatorTok"/>
-        </w:rPr>
-        <w:t xml:space="preserve">@(</w:t>
+        <w:t xml:space="preserve">ContentContainsSensitivityLabel @</w:t>
+      </w:r>
+      <w:r>
+        <w:rPr>
+          <w:rStyle w:val="OperatorTok"/>
+        </w:rPr>
+        <w:t xml:space="preserve">(</w:t>
       </w:r>
       <w:r>
         <w:br/>
@@ -8100,7 +7803,19 @@
         <w:rPr>
           <w:rStyle w:val="NormalTok"/>
         </w:rPr>
-        <w:t xml:space="preserve">New-DlpCompliancePolicy `</w:t>
+        <w:t xml:space="preserve">New</w:t>
+      </w:r>
+      <w:r>
+        <w:rPr>
+          <w:rStyle w:val="OperatorTok"/>
+        </w:rPr>
+        <w:t xml:space="preserve">-</w:t>
+      </w:r>
+      <w:r>
+        <w:rPr>
+          <w:rStyle w:val="NormalTok"/>
+        </w:rPr>
+        <w:t xml:space="preserve">DlpCompliancePolicy `</w:t>
       </w:r>
       <w:r>
         <w:br/>
@@ -8187,7 +7902,19 @@
         <w:rPr>
           <w:rStyle w:val="NormalTok"/>
         </w:rPr>
-        <w:t xml:space="preserve">New-DlpComplianceRule `</w:t>
+        <w:t xml:space="preserve">New</w:t>
+      </w:r>
+      <w:r>
+        <w:rPr>
+          <w:rStyle w:val="OperatorTok"/>
+        </w:rPr>
+        <w:t xml:space="preserve">-</w:t>
+      </w:r>
+      <w:r>
+        <w:rPr>
+          <w:rStyle w:val="NormalTok"/>
+        </w:rPr>
+        <w:t xml:space="preserve">DlpComplianceRule `</w:t>
       </w:r>
       <w:r>
         <w:br/>
@@ -8274,13 +8001,13 @@
         <w:rPr>
           <w:rStyle w:val="NormalTok"/>
         </w:rPr>
-        <w:t xml:space="preserve">ContentContainsSensitiveInformation </w:t>
-      </w:r>
-      <w:r>
-        <w:rPr>
-          <w:rStyle w:val="OperatorTok"/>
-        </w:rPr>
-        <w:t xml:space="preserve">@(</w:t>
+        <w:t xml:space="preserve">ContentContainsSensitiveInformation @</w:t>
+      </w:r>
+      <w:r>
+        <w:rPr>
+          <w:rStyle w:val="OperatorTok"/>
+        </w:rPr>
+        <w:t xml:space="preserve">(</w:t>
       </w:r>
       <w:r>
         <w:br/>
@@ -8343,13 +8070,7 @@
         <w:rPr>
           <w:rStyle w:val="NormalTok"/>
         </w:rPr>
-        <w:t xml:space="preserve"> </w:t>
-      </w:r>
-      <w:r>
-        <w:rPr>
-          <w:rStyle w:val="DecValTok"/>
-        </w:rPr>
-        <w:t xml:space="preserve">1</w:t>
+        <w:t xml:space="preserve"> 1</w:t>
       </w:r>
       <w:r>
         <w:rPr>
@@ -8373,19 +8094,7 @@
         <w:rPr>
           <w:rStyle w:val="NormalTok"/>
         </w:rPr>
-        <w:t xml:space="preserve"> </w:t>
-      </w:r>
-      <w:r>
-        <w:rPr>
-          <w:rStyle w:val="DecValTok"/>
-        </w:rPr>
-        <w:t xml:space="preserve">85</w:t>
-      </w:r>
-      <w:r>
-        <w:rPr>
-          <w:rStyle w:val="NormalTok"/>
-        </w:rPr>
-        <w:t xml:space="preserve"> </w:t>
+        <w:t xml:space="preserve"> 85 </w:t>
       </w:r>
       <w:r>
         <w:rPr>
@@ -8511,14 +8220,14 @@
         <w:t xml:space="preserve">Severity Medium</w:t>
       </w:r>
     </w:p>
-    <w:bookmarkEnd w:id="44"/>
-    <w:bookmarkStart w:id="47" w:name="endpoint-dlp-configuration"/>
+    <w:bookmarkEnd w:id="41"/>
+    <w:bookmarkStart w:id="42" w:name="endpoint-dlp-configuration"/>
     <w:p>
       <w:pPr>
         <w:pStyle w:val="Heading2"/>
       </w:pPr>
       <w:r>
-        <w:t xml:space="preserve">5.3 Endpoint DLP Configuration</w:t>
+        <w:t xml:space="preserve">Endpoint DLP Configuration</w:t>
       </w:r>
     </w:p>
     <w:p>
@@ -8546,7 +8255,19 @@
         <w:rPr>
           <w:rStyle w:val="NormalTok"/>
         </w:rPr>
-        <w:t xml:space="preserve">New-DlpCompliancePolicy `</w:t>
+        <w:t xml:space="preserve">New</w:t>
+      </w:r>
+      <w:r>
+        <w:rPr>
+          <w:rStyle w:val="OperatorTok"/>
+        </w:rPr>
+        <w:t xml:space="preserve">-</w:t>
+      </w:r>
+      <w:r>
+        <w:rPr>
+          <w:rStyle w:val="NormalTok"/>
+        </w:rPr>
+        <w:t xml:space="preserve">DlpCompliancePolicy `</w:t>
       </w:r>
       <w:r>
         <w:br/>
@@ -8633,7 +8354,19 @@
         <w:rPr>
           <w:rStyle w:val="NormalTok"/>
         </w:rPr>
-        <w:t xml:space="preserve">New-DlpComplianceRule `</w:t>
+        <w:t xml:space="preserve">New</w:t>
+      </w:r>
+      <w:r>
+        <w:rPr>
+          <w:rStyle w:val="OperatorTok"/>
+        </w:rPr>
+        <w:t xml:space="preserve">-</w:t>
+      </w:r>
+      <w:r>
+        <w:rPr>
+          <w:rStyle w:val="NormalTok"/>
+        </w:rPr>
+        <w:t xml:space="preserve">DlpComplianceRule `</w:t>
       </w:r>
       <w:r>
         <w:br/>
@@ -8720,13 +8453,13 @@
         <w:rPr>
           <w:rStyle w:val="NormalTok"/>
         </w:rPr>
-        <w:t xml:space="preserve">ContentContainsSensitivityLabel </w:t>
-      </w:r>
-      <w:r>
-        <w:rPr>
-          <w:rStyle w:val="OperatorTok"/>
-        </w:rPr>
-        <w:t xml:space="preserve">@(</w:t>
+        <w:t xml:space="preserve">ContentContainsSensitivityLabel @</w:t>
+      </w:r>
+      <w:r>
+        <w:rPr>
+          <w:rStyle w:val="OperatorTok"/>
+        </w:rPr>
+        <w:t xml:space="preserve">(</w:t>
       </w:r>
       <w:r>
         <w:br/>
@@ -8870,13 +8603,13 @@
         <w:rPr>
           <w:rStyle w:val="NormalTok"/>
         </w:rPr>
-        <w:t xml:space="preserve">EndpointDlpRestrictions </w:t>
-      </w:r>
-      <w:r>
-        <w:rPr>
-          <w:rStyle w:val="OperatorTok"/>
-        </w:rPr>
-        <w:t xml:space="preserve">@(</w:t>
+        <w:t xml:space="preserve">EndpointDlpRestrictions @</w:t>
+      </w:r>
+      <w:r>
+        <w:rPr>
+          <w:rStyle w:val="OperatorTok"/>
+        </w:rPr>
+        <w:t xml:space="preserve">(</w:t>
       </w:r>
       <w:r>
         <w:br/>
@@ -9366,152 +9099,6 @@
           <w:rStyle w:val="NormalTok"/>
         </w:rPr>
         <w:t xml:space="preserve">Severity High</w:t>
-      </w:r>
-    </w:p>
-    <w:tbl>
-      <w:tblPr>
-        <w:tblStyle w:val="Table"/>
-        <w:tblLook w:firstRow="0" w:lastRow="0" w:firstColumn="0" w:lastColumn="0" w:noHBand="0" w:noVBand="0" w:val="0000"/>
-        <w:tblBorders>
-          <w:top w:val="single" w:sz="4" w:space="0" w:color="EB9113"/>
-          <w:left w:val="single" w:sz="24" w:space="0" w:color="EB9113"/>
-          <w:bottom w:val="single" w:sz="4" w:space="0" w:color="EB9113"/>
-          <w:right w:val="single" w:sz="4" w:space="0" w:color="EB9113"/>
-        </w:tblBorders>
-        <w:tblCellMar>
-          <w:left w:w="144" w:type="dxa"/>
-          <w:right w:w="144" w:type="dxa"/>
-        </w:tblCellMar>
-        <w:tblLook w:firstRow="0" w:lastRow="0" w:firstColumn="0" w:lastColumn="0" w:noHBand="0" w:noVBand="0" w:val="0000"/>
-      </w:tblPr>
-      <w:tr>
-        <w:trPr>
-          <w:cantSplit/>
-        </w:trPr>
-        <w:tc>
-          <w:tcPr>
-            <w:shd w:color="auto" w:fill="fcefdc" w:val="clear"/>
-            <w:tcMar>
-              <w:top w:w="92" w:type="dxa"/>
-              <w:bottom w:w="92" w:type="dxa"/>
-            </w:tcMar>
-          </w:tcPr>
-          <w:p>
-            <w:pPr>
-              <w:pStyle w:val="FirstParagraph"/>
-            </w:pPr>
-            <w:pPr>
-              <w:spacing w:before="0" w:after="0"/>
-              <w:textAlignment w:val="center"/>
-            </w:pPr>
-            <w:r>
-              <w:drawing>
-                <wp:inline>
-                  <wp:extent cx="152400" cy="152400"/>
-                  <wp:effectExtent b="0" l="0" r="0" t="0"/>
-                  <wp:docPr descr="" title="" id="45" name="Picture"/>
-                  <a:graphic>
-                    <a:graphicData uri="http://schemas.openxmlformats.org/drawingml/2006/picture">
-                      <pic:pic>
-                        <pic:nvPicPr>
-                          <pic:cNvPr descr="/opt/quarto/share/formats/docx/warning.png" id="46" name="Picture"/>
-                          <pic:cNvPicPr>
-                            <a:picLocks noChangeArrowheads="1" noChangeAspect="1"/>
-                          </pic:cNvPicPr>
-                        </pic:nvPicPr>
-                        <pic:blipFill>
-                          <a:blip r:embed="rId9"/>
-                          <a:stretch>
-                            <a:fillRect/>
-                          </a:stretch>
-                        </pic:blipFill>
-                        <pic:spPr bwMode="auto">
-                          <a:xfrm>
-                            <a:off x="0" y="0"/>
-                            <a:ext cx="152400" cy="152400"/>
-                          </a:xfrm>
-                          <a:prstGeom prst="rect">
-                            <a:avLst/>
-                          </a:prstGeom>
-                          <a:noFill/>
-                          <a:ln w="9525">
-                            <a:noFill/>
-                            <a:headEnd/>
-                            <a:tailEnd/>
-                          </a:ln>
-                        </pic:spPr>
-                      </pic:pic>
-                    </a:graphicData>
-                  </a:graphic>
-                </wp:inline>
-              </w:drawing>
-            </w:r>
-            <w:r>
-              <w:t xml:space="preserve"> </w:t>
-            </w:r>
-            <w:r>
-              <w:t xml:space="preserve"> </w:t>
-            </w:r>
-            <w:r>
-              <w:t xml:space="preserve">Warning</w:t>
-            </w:r>
-          </w:p>
-        </w:tc>
-      </w:tr>
-      <w:tr>
-        <w:trPr>
-          <w:cantSplit/>
-        </w:trPr>
-        <w:tc>
-          <w:tcPr>
-            <w:tcMar>
-              <w:top w:w="108" w:type="dxa"/>
-              <w:bottom w:w="108" w:type="dxa"/>
-            </w:tcMar>
-          </w:tcPr>
-          <w:p>
-            <w:pPr>
-              <w:pStyle w:val="BodyText"/>
-            </w:pPr>
-            <w:pPr>
-              <w:spacing w:before="16" w:after="16"/>
-            </w:pPr>
-            <w:r>
-              <w:rPr>
-                <w:b/>
-                <w:bCs/>
-              </w:rPr>
-              <w:t xml:space="preserve">Endpoint DLP and Defender for Endpoint Integration</w:t>
-            </w:r>
-            <w:r>
-              <w:t xml:space="preserve"> </w:t>
-            </w:r>
-            <w:r>
-              <w:t xml:space="preserve">— Endpoint DLP enforcement depends on the Defender for Endpoint sensor being active and reporting device health to the Purview service. A device that has been excluded from Defender for Endpoint onboarding (for example, a legacy industrial control system or a specialized testing workstation) will not receive Endpoint DLP policy. Audit the Defender for Endpoint onboarding coverage report before deploying Endpoint DLP and resolve onboarding gaps first.</w:t>
-            </w:r>
-          </w:p>
-          <w:p/>
-        </w:tc>
-      </w:tr>
-    </w:tbl>
-    <w:bookmarkEnd w:id="47"/>
-    <w:bookmarkEnd w:id="48"/>
-    <w:bookmarkStart w:id="59" w:name="Xfc70cb0276ae6456512ad56b80133c33c0a76bb"/>
-    <w:p>
-      <w:pPr>
-        <w:pStyle w:val="Heading1"/>
-      </w:pPr>
-      <w:r>
-        <w:t xml:space="preserve">6. Azure Key Vault and Cryptographic Key Management</w:t>
-      </w:r>
-    </w:p>
-    <w:bookmarkStart w:id="52" w:name="the-federal-key-management-hierarchy"/>
-    <w:p>
-      <w:pPr>
-        <w:pStyle w:val="Heading2"/>
-      </w:pPr>
-      <w:r>
-        <w:t xml:space="preserve">6.1 The Federal Key Management Hierarchy</w:t>
       </w:r>
     </w:p>
     <w:p>
@@ -9519,6 +9106,44 @@
         <w:pStyle w:val="FirstParagraph"/>
       </w:pPr>
       <w:r>
+        <w:rPr>
+          <w:bCs/>
+          <w:b/>
+        </w:rPr>
+        <w:t xml:space="preserve">Endpoint DLP and Defender for Endpoint Integration</w:t>
+      </w:r>
+      <w:r>
+        <w:t xml:space="preserve"> </w:t>
+      </w:r>
+      <w:r>
+        <w:t xml:space="preserve">— Endpoint DLP enforcement depends on the Defender for Endpoint sensor being active and reporting device health to the Purview service. A device that has been excluded from Defender for Endpoint onboarding (for example, a legacy industrial control system or a specialized testing workstation) will not receive Endpoint DLP policy. Audit the Defender for Endpoint onboarding coverage report before deploying Endpoint DLP and resolve onboarding gaps first.</w:t>
+      </w:r>
+    </w:p>
+    <w:bookmarkEnd w:id="42"/>
+    <w:bookmarkEnd w:id="43"/>
+    <w:bookmarkStart w:id="52" w:name="Xfc70cb0276ae6456512ad56b80133c33c0a76bb"/>
+    <w:p>
+      <w:pPr>
+        <w:pStyle w:val="Heading1"/>
+      </w:pPr>
+      <w:r>
+        <w:t xml:space="preserve">Azure Key Vault and Cryptographic Key Management</w:t>
+      </w:r>
+    </w:p>
+    <w:bookmarkStart w:id="47" w:name="the-federal-key-management-hierarchy"/>
+    <w:p>
+      <w:pPr>
+        <w:pStyle w:val="Heading2"/>
+      </w:pPr>
+      <w:r>
+        <w:t xml:space="preserve">The Federal Key Management Hierarchy</w:t>
+      </w:r>
+    </w:p>
+    <w:p>
+      <w:pPr>
+        <w:pStyle w:val="FirstParagraph"/>
+      </w:pPr>
+      <w:r>
         <w:t xml:space="preserve">A federal agency’s cryptographic key infrastructure is a hierarchy of trust. Compromise at any level of the hierarchy invalidates the trust established below it. Managing this hierarchy without a central key management system means that the highest-value keys — root CA private keys, data encryption keys, code signing keys — may be protected by controls no more rigorous than a local administrator’s password.</w:t>
       </w:r>
     </w:p>
@@ -9536,8 +9161,8 @@
       </w:pPr>
       <w:r>
         <w:rPr>
+          <w:bCs/>
           <w:b/>
-          <w:bCs/>
         </w:rPr>
         <w:t xml:space="preserve">Root CA (offline HSM).</w:t>
       </w:r>
@@ -9554,8 +9179,8 @@
       </w:pPr>
       <w:r>
         <w:rPr>
+          <w:bCs/>
           <w:b/>
-          <w:bCs/>
         </w:rPr>
         <w:t xml:space="preserve">Issuing CA.</w:t>
       </w:r>
@@ -9572,8 +9197,8 @@
       </w:pPr>
       <w:r>
         <w:rPr>
+          <w:bCs/>
           <w:b/>
-          <w:bCs/>
         </w:rPr>
         <w:t xml:space="preserve">Customer-Managed Keys (CMK) in Azure Key Vault.</w:t>
       </w:r>
@@ -9590,8 +9215,8 @@
       </w:pPr>
       <w:r>
         <w:rPr>
+          <w:bCs/>
           <w:b/>
-          <w:bCs/>
         </w:rPr>
         <w:t xml:space="preserve">Data encryption keys.</w:t>
       </w:r>
@@ -9611,18 +9236,18 @@
           <wp:inline>
             <wp:extent cx="5334000" cy="2977116"/>
             <wp:effectExtent b="0" l="0" r="0" t="0"/>
-            <wp:docPr descr="Cryptographic key hierarchy: Root CA on offline HSM at the top, Issuing CA in Azure Key Vault HSM below, Customer-Managed Key in Key Vault wrapping SQL TDE key and SharePoint BYOK key at the third level, and data encryption keys at the bottom" title="" id="50" name="Picture"/>
+            <wp:docPr descr="Cryptographic key hierarchy: Root CA on offline HSM at the top, Issuing CA in Azure Key Vault HSM below, Customer-Managed Key in Key Vault wrapping SQL TDE key and SharePoint BYOK key at the third level, and data encryption keys at the bottom" title="" id="45" name="Picture"/>
             <a:graphic>
               <a:graphicData uri="http://schemas.openxmlformats.org/drawingml/2006/picture">
                 <pic:pic>
                   <pic:nvPicPr>
-                    <pic:cNvPr descr="figs/purview-fig-03-key-vault-hierarchy.png" id="51" name="Picture"/>
+                    <pic:cNvPr descr="figs/purview-fig-03-key-vault-hierarchy.png" id="46" name="Picture"/>
                     <pic:cNvPicPr>
                       <a:picLocks noChangeArrowheads="1" noChangeAspect="1"/>
                     </pic:cNvPicPr>
                   </pic:nvPicPr>
                   <pic:blipFill>
-                    <a:blip r:embed="rId49"/>
+                    <a:blip r:embed="rId44"/>
                     <a:stretch>
                       <a:fillRect/>
                     </a:stretch>
@@ -9657,14 +9282,14 @@
         <w:t xml:space="preserve">Cryptographic key hierarchy: Root CA on offline HSM at the top, Issuing CA in Azure Key Vault HSM below, Customer-Managed Key in Key Vault wrapping SQL TDE key and SharePoint BYOK key at the third level, and data encryption keys at the bottom</w:t>
       </w:r>
     </w:p>
-    <w:bookmarkEnd w:id="52"/>
-    <w:bookmarkStart w:id="53" w:name="X6cbe133390b1a98a6520c1b4425e5ddf2dd362c"/>
+    <w:bookmarkEnd w:id="47"/>
+    <w:bookmarkStart w:id="48" w:name="X6cbe133390b1a98a6520c1b4425e5ddf2dd362c"/>
     <w:p>
       <w:pPr>
         <w:pStyle w:val="Heading2"/>
       </w:pPr>
       <w:r>
-        <w:t xml:space="preserve">6.2 Creating and Configuring Azure Key Vault with HSM</w:t>
+        <w:t xml:space="preserve">Creating and Configuring Azure Key Vault with HSM</w:t>
       </w:r>
     </w:p>
     <w:p>
@@ -9692,7 +9317,19 @@
         <w:rPr>
           <w:rStyle w:val="NormalTok"/>
         </w:rPr>
-        <w:t xml:space="preserve">Connect-AzAccount </w:t>
+        <w:t xml:space="preserve">Connect</w:t>
+      </w:r>
+      <w:r>
+        <w:rPr>
+          <w:rStyle w:val="OperatorTok"/>
+        </w:rPr>
+        <w:t xml:space="preserve">-</w:t>
+      </w:r>
+      <w:r>
+        <w:rPr>
+          <w:rStyle w:val="NormalTok"/>
+        </w:rPr>
+        <w:t xml:space="preserve">AzAccount </w:t>
       </w:r>
       <w:r>
         <w:rPr>
@@ -9719,7 +9356,19 @@
         <w:rPr>
           <w:rStyle w:val="NormalTok"/>
         </w:rPr>
-        <w:t xml:space="preserve">Set-AzContext </w:t>
+        <w:t xml:space="preserve">Set</w:t>
+      </w:r>
+      <w:r>
+        <w:rPr>
+          <w:rStyle w:val="OperatorTok"/>
+        </w:rPr>
+        <w:t xml:space="preserve">-</w:t>
+      </w:r>
+      <w:r>
+        <w:rPr>
+          <w:rStyle w:val="NormalTok"/>
+        </w:rPr>
+        <w:t xml:space="preserve">AzContext </w:t>
       </w:r>
       <w:r>
         <w:rPr>
@@ -9758,7 +9407,19 @@
         <w:rPr>
           <w:rStyle w:val="NormalTok"/>
         </w:rPr>
-        <w:t xml:space="preserve">New-AzResourceGroup `</w:t>
+        <w:t xml:space="preserve">New</w:t>
+      </w:r>
+      <w:r>
+        <w:rPr>
+          <w:rStyle w:val="OperatorTok"/>
+        </w:rPr>
+        <w:t xml:space="preserve">-</w:t>
+      </w:r>
+      <w:r>
+        <w:rPr>
+          <w:rStyle w:val="NormalTok"/>
+        </w:rPr>
+        <w:t xml:space="preserve">AzResourceGroup `</w:t>
       </w:r>
       <w:r>
         <w:br/>
@@ -9869,7 +9530,19 @@
         <w:rPr>
           <w:rStyle w:val="NormalTok"/>
         </w:rPr>
-        <w:t xml:space="preserve"> New-AzKeyVault `</w:t>
+        <w:t xml:space="preserve"> New</w:t>
+      </w:r>
+      <w:r>
+        <w:rPr>
+          <w:rStyle w:val="OperatorTok"/>
+        </w:rPr>
+        <w:t xml:space="preserve">-</w:t>
+      </w:r>
+      <w:r>
+        <w:rPr>
+          <w:rStyle w:val="NormalTok"/>
+        </w:rPr>
+        <w:t xml:space="preserve">AzKeyVault `</w:t>
       </w:r>
       <w:r>
         <w:br/>
@@ -10043,13 +9716,133 @@
         <w:rPr>
           <w:rStyle w:val="NormalTok"/>
         </w:rPr>
-        <w:t xml:space="preserve">SoftDeleteRetentionInDays </w:t>
-      </w:r>
-      <w:r>
-        <w:rPr>
-          <w:rStyle w:val="DecValTok"/>
-        </w:rPr>
-        <w:t xml:space="preserve">90</w:t>
+        <w:t xml:space="preserve">SoftDeleteRetentionInDays 90 `</w:t>
+      </w:r>
+      <w:r>
+        <w:br/>
+      </w:r>
+      <w:r>
+        <w:rPr>
+          <w:rStyle w:val="NormalTok"/>
+        </w:rPr>
+        <w:t xml:space="preserve">  </w:t>
+      </w:r>
+      <w:r>
+        <w:rPr>
+          <w:rStyle w:val="OperatorTok"/>
+        </w:rPr>
+        <w:t xml:space="preserve">-</w:t>
+      </w:r>
+      <w:r>
+        <w:rPr>
+          <w:rStyle w:val="NormalTok"/>
+        </w:rPr>
+        <w:t xml:space="preserve">EnablePurgeProtection `</w:t>
+      </w:r>
+      <w:r>
+        <w:br/>
+      </w:r>
+      <w:r>
+        <w:rPr>
+          <w:rStyle w:val="NormalTok"/>
+        </w:rPr>
+        <w:t xml:space="preserve">  </w:t>
+      </w:r>
+      <w:r>
+        <w:rPr>
+          <w:rStyle w:val="OperatorTok"/>
+        </w:rPr>
+        <w:t xml:space="preserve">-</w:t>
+      </w:r>
+      <w:r>
+        <w:rPr>
+          <w:rStyle w:val="NormalTok"/>
+        </w:rPr>
+        <w:t xml:space="preserve">EnableRbacAuthorization  </w:t>
+      </w:r>
+      <w:r>
+        <w:rPr>
+          <w:rStyle w:val="CommentTok"/>
+        </w:rPr>
+        <w:t xml:space="preserve"># Use RBAC, not legacy access policies</w:t>
+      </w:r>
+      <w:r>
+        <w:br/>
+      </w:r>
+      <w:r>
+        <w:br/>
+      </w:r>
+      <w:r>
+        <w:rPr>
+          <w:rStyle w:val="CommentTok"/>
+        </w:rPr>
+        <w:t xml:space="preserve"># Create CMK for SQL Server TDE (HSM-protected)</w:t>
+      </w:r>
+      <w:r>
+        <w:br/>
+      </w:r>
+      <w:r>
+        <w:rPr>
+          <w:rStyle w:val="VariableTok"/>
+        </w:rPr>
+        <w:t xml:space="preserve">$cmkSql</w:t>
+      </w:r>
+      <w:r>
+        <w:rPr>
+          <w:rStyle w:val="NormalTok"/>
+        </w:rPr>
+        <w:t xml:space="preserve"> </w:t>
+      </w:r>
+      <w:r>
+        <w:rPr>
+          <w:rStyle w:val="OperatorTok"/>
+        </w:rPr>
+        <w:t xml:space="preserve">=</w:t>
+      </w:r>
+      <w:r>
+        <w:rPr>
+          <w:rStyle w:val="NormalTok"/>
+        </w:rPr>
+        <w:t xml:space="preserve"> Add</w:t>
+      </w:r>
+      <w:r>
+        <w:rPr>
+          <w:rStyle w:val="OperatorTok"/>
+        </w:rPr>
+        <w:t xml:space="preserve">-</w:t>
+      </w:r>
+      <w:r>
+        <w:rPr>
+          <w:rStyle w:val="NormalTok"/>
+        </w:rPr>
+        <w:t xml:space="preserve">AzKeyVaultKey `</w:t>
+      </w:r>
+      <w:r>
+        <w:br/>
+      </w:r>
+      <w:r>
+        <w:rPr>
+          <w:rStyle w:val="NormalTok"/>
+        </w:rPr>
+        <w:t xml:space="preserve">  </w:t>
+      </w:r>
+      <w:r>
+        <w:rPr>
+          <w:rStyle w:val="OperatorTok"/>
+        </w:rPr>
+        <w:t xml:space="preserve">-</w:t>
+      </w:r>
+      <w:r>
+        <w:rPr>
+          <w:rStyle w:val="NormalTok"/>
+        </w:rPr>
+        <w:t xml:space="preserve">VaultName </w:t>
+      </w:r>
+      <w:r>
+        <w:rPr>
+          <w:rStyle w:val="StringTok"/>
+        </w:rPr>
+        <w:t xml:space="preserve">"kv-agency-prod-01"</w:t>
       </w:r>
       <w:r>
         <w:rPr>
@@ -10076,46 +9869,148 @@
         <w:rPr>
           <w:rStyle w:val="NormalTok"/>
         </w:rPr>
-        <w:t xml:space="preserve">EnablePurgeProtection `</w:t>
-      </w:r>
-      <w:r>
-        <w:br/>
-      </w:r>
-      <w:r>
-        <w:rPr>
-          <w:rStyle w:val="NormalTok"/>
-        </w:rPr>
-        <w:t xml:space="preserve">  </w:t>
-      </w:r>
-      <w:r>
-        <w:rPr>
-          <w:rStyle w:val="OperatorTok"/>
-        </w:rPr>
-        <w:t xml:space="preserve">-</w:t>
-      </w:r>
-      <w:r>
-        <w:rPr>
-          <w:rStyle w:val="NormalTok"/>
-        </w:rPr>
-        <w:t xml:space="preserve">EnableRbacAuthorization  </w:t>
+        <w:t xml:space="preserve">Name </w:t>
+      </w:r>
+      <w:r>
+        <w:rPr>
+          <w:rStyle w:val="StringTok"/>
+        </w:rPr>
+        <w:t xml:space="preserve">"cmk-sql-tde-prod"</w:t>
+      </w:r>
+      <w:r>
+        <w:rPr>
+          <w:rStyle w:val="NormalTok"/>
+        </w:rPr>
+        <w:t xml:space="preserve"> `</w:t>
+      </w:r>
+      <w:r>
+        <w:br/>
+      </w:r>
+      <w:r>
+        <w:rPr>
+          <w:rStyle w:val="NormalTok"/>
+        </w:rPr>
+        <w:t xml:space="preserve">  </w:t>
+      </w:r>
+      <w:r>
+        <w:rPr>
+          <w:rStyle w:val="OperatorTok"/>
+        </w:rPr>
+        <w:t xml:space="preserve">-</w:t>
+      </w:r>
+      <w:r>
+        <w:rPr>
+          <w:rStyle w:val="NormalTok"/>
+        </w:rPr>
+        <w:t xml:space="preserve">Destination HSM `</w:t>
+      </w:r>
+      <w:r>
+        <w:br/>
+      </w:r>
+      <w:r>
+        <w:rPr>
+          <w:rStyle w:val="NormalTok"/>
+        </w:rPr>
+        <w:t xml:space="preserve">  </w:t>
+      </w:r>
+      <w:r>
+        <w:rPr>
+          <w:rStyle w:val="OperatorTok"/>
+        </w:rPr>
+        <w:t xml:space="preserve">-</w:t>
+      </w:r>
+      <w:r>
+        <w:rPr>
+          <w:rStyle w:val="NormalTok"/>
+        </w:rPr>
+        <w:t xml:space="preserve">Size 2048 `</w:t>
+      </w:r>
+      <w:r>
+        <w:br/>
+      </w:r>
+      <w:r>
+        <w:rPr>
+          <w:rStyle w:val="NormalTok"/>
+        </w:rPr>
+        <w:t xml:space="preserve">  </w:t>
+      </w:r>
+      <w:r>
+        <w:rPr>
+          <w:rStyle w:val="OperatorTok"/>
+        </w:rPr>
+        <w:t xml:space="preserve">-</w:t>
+      </w:r>
+      <w:r>
+        <w:rPr>
+          <w:rStyle w:val="NormalTok"/>
+        </w:rPr>
+        <w:t xml:space="preserve">KeyOps @</w:t>
+      </w:r>
+      <w:r>
+        <w:rPr>
+          <w:rStyle w:val="OperatorTok"/>
+        </w:rPr>
+        <w:t xml:space="preserve">(</w:t>
+      </w:r>
+      <w:r>
+        <w:rPr>
+          <w:rStyle w:val="StringTok"/>
+        </w:rPr>
+        <w:t xml:space="preserve">"wrapKey"</w:t>
+      </w:r>
+      <w:r>
+        <w:rPr>
+          <w:rStyle w:val="OperatorTok"/>
+        </w:rPr>
+        <w:t xml:space="preserve">,</w:t>
+      </w:r>
+      <w:r>
+        <w:rPr>
+          <w:rStyle w:val="StringTok"/>
+        </w:rPr>
+        <w:t xml:space="preserve">"unwrapKey"</w:t>
+      </w:r>
+      <w:r>
+        <w:rPr>
+          <w:rStyle w:val="OperatorTok"/>
+        </w:rPr>
+        <w:t xml:space="preserve">)</w:t>
+      </w:r>
+      <w:r>
+        <w:br/>
+      </w:r>
+      <w:r>
+        <w:br/>
+      </w:r>
+      <w:r>
+        <w:rPr>
+          <w:rStyle w:val="FunctionTok"/>
+        </w:rPr>
+        <w:t xml:space="preserve">Write-Host</w:t>
+      </w:r>
+      <w:r>
+        <w:rPr>
+          <w:rStyle w:val="NormalTok"/>
+        </w:rPr>
+        <w:t xml:space="preserve"> </w:t>
+      </w:r>
+      <w:r>
+        <w:rPr>
+          <w:rStyle w:val="StringTok"/>
+        </w:rPr>
+        <w:t xml:space="preserve">"SQL TDE CMK created. Key URI: $($cmkSql.Key.Kid)"</w:t>
+      </w:r>
+      <w:r>
+        <w:br/>
+      </w:r>
+      <w:r>
+        <w:br/>
       </w:r>
       <w:r>
         <w:rPr>
           <w:rStyle w:val="CommentTok"/>
         </w:rPr>
-        <w:t xml:space="preserve"># Use RBAC, not legacy access policies</w:t>
-      </w:r>
-      <w:r>
-        <w:br/>
-      </w:r>
-      <w:r>
-        <w:br/>
-      </w:r>
-      <w:r>
-        <w:rPr>
-          <w:rStyle w:val="CommentTok"/>
-        </w:rPr>
-        <w:t xml:space="preserve"># Create CMK for SQL Server TDE (HSM-protected)</w:t>
+        <w:t xml:space="preserve"># Create CMK for SharePoint BYOK</w:t>
       </w:r>
       <w:r>
         <w:br/>
@@ -10124,7 +10019,7 @@
         <w:rPr>
           <w:rStyle w:val="VariableTok"/>
         </w:rPr>
-        <w:t xml:space="preserve">$cmkSql</w:t>
+        <w:t xml:space="preserve">$cmkSpo</w:t>
       </w:r>
       <w:r>
         <w:rPr>
@@ -10142,7 +10037,19 @@
         <w:rPr>
           <w:rStyle w:val="NormalTok"/>
         </w:rPr>
-        <w:t xml:space="preserve"> Add-AzKeyVaultKey `</w:t>
+        <w:t xml:space="preserve"> Add</w:t>
+      </w:r>
+      <w:r>
+        <w:rPr>
+          <w:rStyle w:val="OperatorTok"/>
+        </w:rPr>
+        <w:t xml:space="preserve">-</w:t>
+      </w:r>
+      <w:r>
+        <w:rPr>
+          <w:rStyle w:val="NormalTok"/>
+        </w:rPr>
+        <w:t xml:space="preserve">AzKeyVaultKey `</w:t>
       </w:r>
       <w:r>
         <w:br/>
@@ -10202,7 +10109,7 @@
         <w:rPr>
           <w:rStyle w:val="StringTok"/>
         </w:rPr>
-        <w:t xml:space="preserve">"cmk-sql-tde-prod"</w:t>
+        <w:t xml:space="preserve">"cmk-spo-byok-prod"</w:t>
       </w:r>
       <w:r>
         <w:rPr>
@@ -10250,46 +10157,34 @@
         <w:rPr>
           <w:rStyle w:val="NormalTok"/>
         </w:rPr>
-        <w:t xml:space="preserve">Size </w:t>
-      </w:r>
-      <w:r>
-        <w:rPr>
-          <w:rStyle w:val="DecValTok"/>
-        </w:rPr>
-        <w:t xml:space="preserve">2048</w:t>
-      </w:r>
-      <w:r>
-        <w:rPr>
-          <w:rStyle w:val="NormalTok"/>
-        </w:rPr>
-        <w:t xml:space="preserve"> `</w:t>
-      </w:r>
-      <w:r>
-        <w:br/>
-      </w:r>
-      <w:r>
-        <w:rPr>
-          <w:rStyle w:val="NormalTok"/>
-        </w:rPr>
-        <w:t xml:space="preserve">  </w:t>
-      </w:r>
-      <w:r>
-        <w:rPr>
-          <w:rStyle w:val="OperatorTok"/>
-        </w:rPr>
-        <w:t xml:space="preserve">-</w:t>
-      </w:r>
-      <w:r>
-        <w:rPr>
-          <w:rStyle w:val="NormalTok"/>
-        </w:rPr>
-        <w:t xml:space="preserve">KeyOps </w:t>
-      </w:r>
-      <w:r>
-        <w:rPr>
-          <w:rStyle w:val="OperatorTok"/>
-        </w:rPr>
-        <w:t xml:space="preserve">@(</w:t>
+        <w:t xml:space="preserve">Size 2048 `</w:t>
+      </w:r>
+      <w:r>
+        <w:br/>
+      </w:r>
+      <w:r>
+        <w:rPr>
+          <w:rStyle w:val="NormalTok"/>
+        </w:rPr>
+        <w:t xml:space="preserve">  </w:t>
+      </w:r>
+      <w:r>
+        <w:rPr>
+          <w:rStyle w:val="OperatorTok"/>
+        </w:rPr>
+        <w:t xml:space="preserve">-</w:t>
+      </w:r>
+      <w:r>
+        <w:rPr>
+          <w:rStyle w:val="NormalTok"/>
+        </w:rPr>
+        <w:t xml:space="preserve">KeyOps @</w:t>
+      </w:r>
+      <w:r>
+        <w:rPr>
+          <w:rStyle w:val="OperatorTok"/>
+        </w:rPr>
+        <w:t xml:space="preserve">(</w:t>
       </w:r>
       <w:r>
         <w:rPr>
@@ -10337,347 +10232,17 @@
         <w:rPr>
           <w:rStyle w:val="StringTok"/>
         </w:rPr>
-        <w:t xml:space="preserve">"SQL TDE CMK created. Key URI: </w:t>
-      </w:r>
-      <w:r>
-        <w:rPr>
-          <w:rStyle w:val="OperatorTok"/>
-        </w:rPr>
-        <w:t xml:space="preserve">$(</w:t>
-      </w:r>
-      <w:r>
-        <w:rPr>
-          <w:rStyle w:val="VariableTok"/>
-        </w:rPr>
-        <w:t xml:space="preserve">$cmkSql</w:t>
-      </w:r>
-      <w:r>
-        <w:rPr>
-          <w:rStyle w:val="OperatorTok"/>
-        </w:rPr>
-        <w:t xml:space="preserve">.</w:t>
-      </w:r>
-      <w:r>
-        <w:rPr>
-          <w:rStyle w:val="FunctionTok"/>
-        </w:rPr>
-        <w:t xml:space="preserve">Key</w:t>
-      </w:r>
-      <w:r>
-        <w:rPr>
-          <w:rStyle w:val="OperatorTok"/>
-        </w:rPr>
-        <w:t xml:space="preserve">.</w:t>
-      </w:r>
-      <w:r>
-        <w:rPr>
-          <w:rStyle w:val="FunctionTok"/>
-        </w:rPr>
-        <w:t xml:space="preserve">Kid</w:t>
-      </w:r>
-      <w:r>
-        <w:rPr>
-          <w:rStyle w:val="OperatorTok"/>
-        </w:rPr>
-        <w:t xml:space="preserve">)</w:t>
-      </w:r>
-      <w:r>
-        <w:rPr>
-          <w:rStyle w:val="StringTok"/>
-        </w:rPr>
-        <w:t xml:space="preserve">"</w:t>
-      </w:r>
-      <w:r>
-        <w:br/>
-      </w:r>
-      <w:r>
-        <w:br/>
-      </w:r>
-      <w:r>
-        <w:rPr>
-          <w:rStyle w:val="CommentTok"/>
-        </w:rPr>
-        <w:t xml:space="preserve"># Create CMK for SharePoint BYOK</w:t>
-      </w:r>
-      <w:r>
-        <w:br/>
-      </w:r>
-      <w:r>
-        <w:rPr>
-          <w:rStyle w:val="VariableTok"/>
-        </w:rPr>
-        <w:t xml:space="preserve">$cmkSpo</w:t>
-      </w:r>
-      <w:r>
-        <w:rPr>
-          <w:rStyle w:val="NormalTok"/>
-        </w:rPr>
-        <w:t xml:space="preserve"> </w:t>
-      </w:r>
-      <w:r>
-        <w:rPr>
-          <w:rStyle w:val="OperatorTok"/>
-        </w:rPr>
-        <w:t xml:space="preserve">=</w:t>
-      </w:r>
-      <w:r>
-        <w:rPr>
-          <w:rStyle w:val="NormalTok"/>
-        </w:rPr>
-        <w:t xml:space="preserve"> Add-AzKeyVaultKey `</w:t>
-      </w:r>
-      <w:r>
-        <w:br/>
-      </w:r>
-      <w:r>
-        <w:rPr>
-          <w:rStyle w:val="NormalTok"/>
-        </w:rPr>
-        <w:t xml:space="preserve">  </w:t>
-      </w:r>
-      <w:r>
-        <w:rPr>
-          <w:rStyle w:val="OperatorTok"/>
-        </w:rPr>
-        <w:t xml:space="preserve">-</w:t>
-      </w:r>
-      <w:r>
-        <w:rPr>
-          <w:rStyle w:val="NormalTok"/>
-        </w:rPr>
-        <w:t xml:space="preserve">VaultName </w:t>
-      </w:r>
-      <w:r>
-        <w:rPr>
-          <w:rStyle w:val="StringTok"/>
-        </w:rPr>
-        <w:t xml:space="preserve">"kv-agency-prod-01"</w:t>
-      </w:r>
-      <w:r>
-        <w:rPr>
-          <w:rStyle w:val="NormalTok"/>
-        </w:rPr>
-        <w:t xml:space="preserve"> `</w:t>
-      </w:r>
-      <w:r>
-        <w:br/>
-      </w:r>
-      <w:r>
-        <w:rPr>
-          <w:rStyle w:val="NormalTok"/>
-        </w:rPr>
-        <w:t xml:space="preserve">  </w:t>
-      </w:r>
-      <w:r>
-        <w:rPr>
-          <w:rStyle w:val="OperatorTok"/>
-        </w:rPr>
-        <w:t xml:space="preserve">-</w:t>
-      </w:r>
-      <w:r>
-        <w:rPr>
-          <w:rStyle w:val="NormalTok"/>
-        </w:rPr>
-        <w:t xml:space="preserve">Name </w:t>
-      </w:r>
-      <w:r>
-        <w:rPr>
-          <w:rStyle w:val="StringTok"/>
-        </w:rPr>
-        <w:t xml:space="preserve">"cmk-spo-byok-prod"</w:t>
-      </w:r>
-      <w:r>
-        <w:rPr>
-          <w:rStyle w:val="NormalTok"/>
-        </w:rPr>
-        <w:t xml:space="preserve"> `</w:t>
-      </w:r>
-      <w:r>
-        <w:br/>
-      </w:r>
-      <w:r>
-        <w:rPr>
-          <w:rStyle w:val="NormalTok"/>
-        </w:rPr>
-        <w:t xml:space="preserve">  </w:t>
-      </w:r>
-      <w:r>
-        <w:rPr>
-          <w:rStyle w:val="OperatorTok"/>
-        </w:rPr>
-        <w:t xml:space="preserve">-</w:t>
-      </w:r>
-      <w:r>
-        <w:rPr>
-          <w:rStyle w:val="NormalTok"/>
-        </w:rPr>
-        <w:t xml:space="preserve">Destination HSM `</w:t>
-      </w:r>
-      <w:r>
-        <w:br/>
-      </w:r>
-      <w:r>
-        <w:rPr>
-          <w:rStyle w:val="NormalTok"/>
-        </w:rPr>
-        <w:t xml:space="preserve">  </w:t>
-      </w:r>
-      <w:r>
-        <w:rPr>
-          <w:rStyle w:val="OperatorTok"/>
-        </w:rPr>
-        <w:t xml:space="preserve">-</w:t>
-      </w:r>
-      <w:r>
-        <w:rPr>
-          <w:rStyle w:val="NormalTok"/>
-        </w:rPr>
-        <w:t xml:space="preserve">Size </w:t>
-      </w:r>
-      <w:r>
-        <w:rPr>
-          <w:rStyle w:val="DecValTok"/>
-        </w:rPr>
-        <w:t xml:space="preserve">2048</w:t>
-      </w:r>
-      <w:r>
-        <w:rPr>
-          <w:rStyle w:val="NormalTok"/>
-        </w:rPr>
-        <w:t xml:space="preserve"> `</w:t>
-      </w:r>
-      <w:r>
-        <w:br/>
-      </w:r>
-      <w:r>
-        <w:rPr>
-          <w:rStyle w:val="NormalTok"/>
-        </w:rPr>
-        <w:t xml:space="preserve">  </w:t>
-      </w:r>
-      <w:r>
-        <w:rPr>
-          <w:rStyle w:val="OperatorTok"/>
-        </w:rPr>
-        <w:t xml:space="preserve">-</w:t>
-      </w:r>
-      <w:r>
-        <w:rPr>
-          <w:rStyle w:val="NormalTok"/>
-        </w:rPr>
-        <w:t xml:space="preserve">KeyOps </w:t>
-      </w:r>
-      <w:r>
-        <w:rPr>
-          <w:rStyle w:val="OperatorTok"/>
-        </w:rPr>
-        <w:t xml:space="preserve">@(</w:t>
-      </w:r>
-      <w:r>
-        <w:rPr>
-          <w:rStyle w:val="StringTok"/>
-        </w:rPr>
-        <w:t xml:space="preserve">"wrapKey"</w:t>
-      </w:r>
-      <w:r>
-        <w:rPr>
-          <w:rStyle w:val="OperatorTok"/>
-        </w:rPr>
-        <w:t xml:space="preserve">,</w:t>
-      </w:r>
-      <w:r>
-        <w:rPr>
-          <w:rStyle w:val="StringTok"/>
-        </w:rPr>
-        <w:t xml:space="preserve">"unwrapKey"</w:t>
-      </w:r>
-      <w:r>
-        <w:rPr>
-          <w:rStyle w:val="OperatorTok"/>
-        </w:rPr>
-        <w:t xml:space="preserve">)</w:t>
-      </w:r>
-      <w:r>
-        <w:br/>
-      </w:r>
-      <w:r>
-        <w:br/>
-      </w:r>
-      <w:r>
-        <w:rPr>
-          <w:rStyle w:val="FunctionTok"/>
-        </w:rPr>
-        <w:t xml:space="preserve">Write-Host</w:t>
-      </w:r>
-      <w:r>
-        <w:rPr>
-          <w:rStyle w:val="NormalTok"/>
-        </w:rPr>
-        <w:t xml:space="preserve"> </w:t>
-      </w:r>
-      <w:r>
-        <w:rPr>
-          <w:rStyle w:val="StringTok"/>
-        </w:rPr>
-        <w:t xml:space="preserve">"SharePoint BYOK CMK created. Key URI: </w:t>
-      </w:r>
-      <w:r>
-        <w:rPr>
-          <w:rStyle w:val="OperatorTok"/>
-        </w:rPr>
-        <w:t xml:space="preserve">$(</w:t>
-      </w:r>
-      <w:r>
-        <w:rPr>
-          <w:rStyle w:val="VariableTok"/>
-        </w:rPr>
-        <w:t xml:space="preserve">$cmkSpo</w:t>
-      </w:r>
-      <w:r>
-        <w:rPr>
-          <w:rStyle w:val="OperatorTok"/>
-        </w:rPr>
-        <w:t xml:space="preserve">.</w:t>
-      </w:r>
-      <w:r>
-        <w:rPr>
-          <w:rStyle w:val="FunctionTok"/>
-        </w:rPr>
-        <w:t xml:space="preserve">Key</w:t>
-      </w:r>
-      <w:r>
-        <w:rPr>
-          <w:rStyle w:val="OperatorTok"/>
-        </w:rPr>
-        <w:t xml:space="preserve">.</w:t>
-      </w:r>
-      <w:r>
-        <w:rPr>
-          <w:rStyle w:val="FunctionTok"/>
-        </w:rPr>
-        <w:t xml:space="preserve">Kid</w:t>
-      </w:r>
-      <w:r>
-        <w:rPr>
-          <w:rStyle w:val="OperatorTok"/>
-        </w:rPr>
-        <w:t xml:space="preserve">)</w:t>
-      </w:r>
-      <w:r>
-        <w:rPr>
-          <w:rStyle w:val="StringTok"/>
-        </w:rPr>
-        <w:t xml:space="preserve">"</w:t>
+        <w:t xml:space="preserve">"SharePoint BYOK CMK created. Key URI: $($cmkSpo.Key.Kid)"</w:t>
       </w:r>
     </w:p>
-    <w:bookmarkEnd w:id="53"/>
-    <w:bookmarkStart w:id="54" w:name="X3468beb898ec6bdc127c75297241bd122068778"/>
+    <w:bookmarkEnd w:id="48"/>
+    <w:bookmarkStart w:id="49" w:name="X3468beb898ec6bdc127c75297241bd122068778"/>
     <w:p>
       <w:pPr>
         <w:pStyle w:val="Heading2"/>
       </w:pPr>
       <w:r>
-        <w:t xml:space="preserve">6.3 Assigning Managed Identity Access to Key Vault</w:t>
+        <w:t xml:space="preserve">Assigning Managed Identity Access to Key Vault</w:t>
       </w:r>
     </w:p>
     <w:p>
@@ -10723,7 +10288,19 @@
         <w:rPr>
           <w:rStyle w:val="NormalTok"/>
         </w:rPr>
-        <w:t xml:space="preserve"> Get-AzUserAssignedIdentity `</w:t>
+        <w:t xml:space="preserve"> Get</w:t>
+      </w:r>
+      <w:r>
+        <w:rPr>
+          <w:rStyle w:val="OperatorTok"/>
+        </w:rPr>
+        <w:t xml:space="preserve">-</w:t>
+      </w:r>
+      <w:r>
+        <w:rPr>
+          <w:rStyle w:val="NormalTok"/>
+        </w:rPr>
+        <w:t xml:space="preserve">AzUserAssignedIdentity `</w:t>
       </w:r>
       <w:r>
         <w:br/>
@@ -10804,7 +10381,19 @@
         <w:rPr>
           <w:rStyle w:val="NormalTok"/>
         </w:rPr>
-        <w:t xml:space="preserve">New-AzRoleAssignment `</w:t>
+        <w:t xml:space="preserve">New</w:t>
+      </w:r>
+      <w:r>
+        <w:rPr>
+          <w:rStyle w:val="OperatorTok"/>
+        </w:rPr>
+        <w:t xml:space="preserve">-</w:t>
+      </w:r>
+      <w:r>
+        <w:rPr>
+          <w:rStyle w:val="NormalTok"/>
+        </w:rPr>
+        <w:t xml:space="preserve">AzRoleAssignment `</w:t>
       </w:r>
       <w:r>
         <w:br/>
@@ -10915,7 +10504,19 @@
         <w:rPr>
           <w:rStyle w:val="NormalTok"/>
         </w:rPr>
-        <w:t xml:space="preserve">Get-AzKeyVault </w:t>
+        <w:t xml:space="preserve">Get</w:t>
+      </w:r>
+      <w:r>
+        <w:rPr>
+          <w:rStyle w:val="OperatorTok"/>
+        </w:rPr>
+        <w:t xml:space="preserve">-</w:t>
+      </w:r>
+      <w:r>
+        <w:rPr>
+          <w:rStyle w:val="NormalTok"/>
+        </w:rPr>
+        <w:t xml:space="preserve">AzKeyVault </w:t>
       </w:r>
       <w:r>
         <w:rPr>
@@ -11038,7 +10639,19 @@
         <w:rPr>
           <w:rStyle w:val="NormalTok"/>
         </w:rPr>
-        <w:t xml:space="preserve">Get-AzADUser </w:t>
+        <w:t xml:space="preserve">Get</w:t>
+      </w:r>
+      <w:r>
+        <w:rPr>
+          <w:rStyle w:val="OperatorTok"/>
+        </w:rPr>
+        <w:t xml:space="preserve">-</w:t>
+      </w:r>
+      <w:r>
+        <w:rPr>
+          <w:rStyle w:val="NormalTok"/>
+        </w:rPr>
+        <w:t xml:space="preserve">AzADUser </w:t>
       </w:r>
       <w:r>
         <w:rPr>
@@ -11080,7 +10693,19 @@
         <w:rPr>
           <w:rStyle w:val="NormalTok"/>
         </w:rPr>
-        <w:t xml:space="preserve">New-AzRoleAssignment `</w:t>
+        <w:t xml:space="preserve">New</w:t>
+      </w:r>
+      <w:r>
+        <w:rPr>
+          <w:rStyle w:val="OperatorTok"/>
+        </w:rPr>
+        <w:t xml:space="preserve">-</w:t>
+      </w:r>
+      <w:r>
+        <w:rPr>
+          <w:rStyle w:val="NormalTok"/>
+        </w:rPr>
+        <w:t xml:space="preserve">AzRoleAssignment `</w:t>
       </w:r>
       <w:r>
         <w:br/>
@@ -11179,7 +10804,19 @@
         <w:rPr>
           <w:rStyle w:val="NormalTok"/>
         </w:rPr>
-        <w:t xml:space="preserve">Get-AzKeyVault </w:t>
+        <w:t xml:space="preserve">Get</w:t>
+      </w:r>
+      <w:r>
+        <w:rPr>
+          <w:rStyle w:val="OperatorTok"/>
+        </w:rPr>
+        <w:t xml:space="preserve">-</w:t>
+      </w:r>
+      <w:r>
+        <w:rPr>
+          <w:rStyle w:val="NormalTok"/>
+        </w:rPr>
+        <w:t xml:space="preserve">AzKeyVault </w:t>
       </w:r>
       <w:r>
         <w:rPr>
@@ -11248,7 +10885,19 @@
         <w:rPr>
           <w:rStyle w:val="NormalTok"/>
         </w:rPr>
-        <w:t xml:space="preserve"> Get-AzOperationalInsightsWorkspace `</w:t>
+        <w:t xml:space="preserve"> Get</w:t>
+      </w:r>
+      <w:r>
+        <w:rPr>
+          <w:rStyle w:val="OperatorTok"/>
+        </w:rPr>
+        <w:t xml:space="preserve">-</w:t>
+      </w:r>
+      <w:r>
+        <w:rPr>
+          <w:rStyle w:val="NormalTok"/>
+        </w:rPr>
+        <w:t xml:space="preserve">AzOperationalInsightsWorkspace `</w:t>
       </w:r>
       <w:r>
         <w:br/>
@@ -11320,7 +10969,19 @@
         <w:rPr>
           <w:rStyle w:val="NormalTok"/>
         </w:rPr>
-        <w:t xml:space="preserve">Set-AzDiagnosticSetting `</w:t>
+        <w:t xml:space="preserve">Set</w:t>
+      </w:r>
+      <w:r>
+        <w:rPr>
+          <w:rStyle w:val="OperatorTok"/>
+        </w:rPr>
+        <w:t xml:space="preserve">-</w:t>
+      </w:r>
+      <w:r>
+        <w:rPr>
+          <w:rStyle w:val="NormalTok"/>
+        </w:rPr>
+        <w:t xml:space="preserve">AzDiagnosticSetting `</w:t>
       </w:r>
       <w:r>
         <w:br/>
@@ -11353,7 +11014,19 @@
         <w:rPr>
           <w:rStyle w:val="NormalTok"/>
         </w:rPr>
-        <w:t xml:space="preserve">Get-AzKeyVault </w:t>
+        <w:t xml:space="preserve">Get</w:t>
+      </w:r>
+      <w:r>
+        <w:rPr>
+          <w:rStyle w:val="OperatorTok"/>
+        </w:rPr>
+        <w:t xml:space="preserve">-</w:t>
+      </w:r>
+      <w:r>
+        <w:rPr>
+          <w:rStyle w:val="NormalTok"/>
+        </w:rPr>
+        <w:t xml:space="preserve">AzKeyVault </w:t>
       </w:r>
       <w:r>
         <w:rPr>
@@ -11521,13 +11194,13 @@
         <w:rPr>
           <w:rStyle w:val="NormalTok"/>
         </w:rPr>
-        <w:t xml:space="preserve">Category </w:t>
-      </w:r>
-      <w:r>
-        <w:rPr>
-          <w:rStyle w:val="OperatorTok"/>
-        </w:rPr>
-        <w:t xml:space="preserve">@(</w:t>
+        <w:t xml:space="preserve">Category @</w:t>
+      </w:r>
+      <w:r>
+        <w:rPr>
+          <w:rStyle w:val="OperatorTok"/>
+        </w:rPr>
+        <w:t xml:space="preserve">(</w:t>
       </w:r>
       <w:r>
         <w:rPr>
@@ -11587,14 +11260,14 @@
         <w:t xml:space="preserve">"AllMetrics"</w:t>
       </w:r>
     </w:p>
-    <w:bookmarkEnd w:id="54"/>
-    <w:bookmarkStart w:id="55" w:name="Xe7d783b637e12a3dd1db38c452918e3ece47d5f"/>
+    <w:bookmarkEnd w:id="49"/>
+    <w:bookmarkStart w:id="50" w:name="Xe7d783b637e12a3dd1db38c452918e3ece47d5f"/>
     <w:p>
       <w:pPr>
         <w:pStyle w:val="Heading2"/>
       </w:pPr>
       <w:r>
-        <w:t xml:space="preserve">6.4 Configuring SQL Server TDE with Customer-Managed Key</w:t>
+        <w:t xml:space="preserve">Configuring SQL Server TDE with Customer-Managed Key</w:t>
       </w:r>
     </w:p>
     <w:p>
@@ -11652,7 +11325,19 @@
         <w:rPr>
           <w:rStyle w:val="NormalTok"/>
         </w:rPr>
-        <w:t xml:space="preserve"> Get-AzSqlServer `</w:t>
+        <w:t xml:space="preserve"> Get</w:t>
+      </w:r>
+      <w:r>
+        <w:rPr>
+          <w:rStyle w:val="OperatorTok"/>
+        </w:rPr>
+        <w:t xml:space="preserve">-</w:t>
+      </w:r>
+      <w:r>
+        <w:rPr>
+          <w:rStyle w:val="NormalTok"/>
+        </w:rPr>
+        <w:t xml:space="preserve">AzSqlServer `</w:t>
       </w:r>
       <w:r>
         <w:br/>
@@ -11733,7 +11418,19 @@
         <w:rPr>
           <w:rStyle w:val="NormalTok"/>
         </w:rPr>
-        <w:t xml:space="preserve">Add-AzSqlServerKeyVaultKey `</w:t>
+        <w:t xml:space="preserve">Add</w:t>
+      </w:r>
+      <w:r>
+        <w:rPr>
+          <w:rStyle w:val="OperatorTok"/>
+        </w:rPr>
+        <w:t xml:space="preserve">-</w:t>
+      </w:r>
+      <w:r>
+        <w:rPr>
+          <w:rStyle w:val="NormalTok"/>
+        </w:rPr>
+        <w:t xml:space="preserve">AzSqlServerKeyVaultKey `</w:t>
       </w:r>
       <w:r>
         <w:br/>
@@ -11871,7 +11568,19 @@
         <w:rPr>
           <w:rStyle w:val="NormalTok"/>
         </w:rPr>
-        <w:t xml:space="preserve">Set-AzSqlServerTransparentDataEncryptionProtector `</w:t>
+        <w:t xml:space="preserve">Set</w:t>
+      </w:r>
+      <w:r>
+        <w:rPr>
+          <w:rStyle w:val="OperatorTok"/>
+        </w:rPr>
+        <w:t xml:space="preserve">-</w:t>
+      </w:r>
+      <w:r>
+        <w:rPr>
+          <w:rStyle w:val="NormalTok"/>
+        </w:rPr>
+        <w:t xml:space="preserve">AzSqlServerTransparentDataEncryptionProtector `</w:t>
       </w:r>
       <w:r>
         <w:br/>
@@ -12075,7 +11784,19 @@
         <w:rPr>
           <w:rStyle w:val="NormalTok"/>
         </w:rPr>
-        <w:t xml:space="preserve">Get-AzSqlServerTransparentDataEncryptionProtector `</w:t>
+        <w:t xml:space="preserve">Get</w:t>
+      </w:r>
+      <w:r>
+        <w:rPr>
+          <w:rStyle w:val="OperatorTok"/>
+        </w:rPr>
+        <w:t xml:space="preserve">-</w:t>
+      </w:r>
+      <w:r>
+        <w:rPr>
+          <w:rStyle w:val="NormalTok"/>
+        </w:rPr>
+        <w:t xml:space="preserve">AzSqlServerTransparentDataEncryptionProtector `</w:t>
       </w:r>
       <w:r>
         <w:br/>
@@ -12156,7 +11877,19 @@
         <w:rPr>
           <w:rStyle w:val="NormalTok"/>
         </w:rPr>
-        <w:t xml:space="preserve">Get-AzSqlDatabase `</w:t>
+        <w:t xml:space="preserve">Get</w:t>
+      </w:r>
+      <w:r>
+        <w:rPr>
+          <w:rStyle w:val="OperatorTok"/>
+        </w:rPr>
+        <w:t xml:space="preserve">-</w:t>
+      </w:r>
+      <w:r>
+        <w:rPr>
+          <w:rStyle w:val="NormalTok"/>
+        </w:rPr>
+        <w:t xml:space="preserve">AzSqlDatabase `</w:t>
       </w:r>
       <w:r>
         <w:br/>
@@ -12291,13 +12024,13 @@
         <w:rPr>
           <w:rStyle w:val="OperatorTok"/>
         </w:rPr>
-        <w:t xml:space="preserve">-ne</w:t>
-      </w:r>
-      <w:r>
-        <w:rPr>
-          <w:rStyle w:val="NormalTok"/>
-        </w:rPr>
-        <w:t xml:space="preserve"> </w:t>
+        <w:t xml:space="preserve">-</w:t>
+      </w:r>
+      <w:r>
+        <w:rPr>
+          <w:rStyle w:val="NormalTok"/>
+        </w:rPr>
+        <w:t xml:space="preserve">ne </w:t>
       </w:r>
       <w:r>
         <w:rPr>
@@ -12363,7 +12096,19 @@
         <w:rPr>
           <w:rStyle w:val="NormalTok"/>
         </w:rPr>
-        <w:t xml:space="preserve">    Get-AzSqlDatabaseTransparentDataEncryption `</w:t>
+        <w:t xml:space="preserve">    Get</w:t>
+      </w:r>
+      <w:r>
+        <w:rPr>
+          <w:rStyle w:val="OperatorTok"/>
+        </w:rPr>
+        <w:t xml:space="preserve">-</w:t>
+      </w:r>
+      <w:r>
+        <w:rPr>
+          <w:rStyle w:val="NormalTok"/>
+        </w:rPr>
+        <w:t xml:space="preserve">AzSqlDatabaseTransparentDataEncryption `</w:t>
       </w:r>
       <w:r>
         <w:br/>
@@ -12486,14 +12231,14 @@
         <w:t xml:space="preserve">}</w:t>
       </w:r>
     </w:p>
-    <w:bookmarkEnd w:id="55"/>
-    <w:bookmarkStart w:id="58" w:name="key-rotation-policy"/>
+    <w:bookmarkEnd w:id="50"/>
+    <w:bookmarkStart w:id="51" w:name="key-rotation-policy"/>
     <w:p>
       <w:pPr>
         <w:pStyle w:val="Heading2"/>
       </w:pPr>
       <w:r>
-        <w:t xml:space="preserve">6.5 Key Rotation Policy</w:t>
+        <w:t xml:space="preserve">Key Rotation Policy</w:t>
       </w:r>
     </w:p>
     <w:p>
@@ -12510,8 +12255,8 @@
       </w:pPr>
       <w:r>
         <w:rPr>
+          <w:bCs/>
           <w:b/>
-          <w:bCs/>
         </w:rPr>
         <w:t xml:space="preserve">Automatic rotation.</w:t>
       </w:r>
@@ -12543,8 +12288,8 @@
       </w:pPr>
       <w:r>
         <w:rPr>
+          <w:bCs/>
           <w:b/>
-          <w:bCs/>
         </w:rPr>
         <w:t xml:space="preserve">Manual rotation.</w:t>
       </w:r>
@@ -12617,13 +12362,13 @@
         <w:rPr>
           <w:rStyle w:val="NormalTok"/>
         </w:rPr>
-        <w:t xml:space="preserve"> </w:t>
-      </w:r>
-      <w:r>
-        <w:rPr>
-          <w:rStyle w:val="OperatorTok"/>
-        </w:rPr>
-        <w:t xml:space="preserve">@(</w:t>
+        <w:t xml:space="preserve"> @</w:t>
+      </w:r>
+      <w:r>
+        <w:rPr>
+          <w:rStyle w:val="OperatorTok"/>
+        </w:rPr>
+        <w:t xml:space="preserve">(</w:t>
       </w:r>
       <w:r>
         <w:br/>
@@ -13109,7 +12854,19 @@
         <w:rPr>
           <w:rStyle w:val="NormalTok"/>
         </w:rPr>
-        <w:t xml:space="preserve">Set-AzKeyVaultKeyRotationPolicy `</w:t>
+        <w:t xml:space="preserve">Set</w:t>
+      </w:r>
+      <w:r>
+        <w:rPr>
+          <w:rStyle w:val="OperatorTok"/>
+        </w:rPr>
+        <w:t xml:space="preserve">-</w:t>
+      </w:r>
+      <w:r>
+        <w:rPr>
+          <w:rStyle w:val="NormalTok"/>
+        </w:rPr>
+        <w:t xml:space="preserve">AzKeyVaultKeyRotationPolicy `</w:t>
       </w:r>
       <w:r>
         <w:br/>
@@ -13292,7 +13049,19 @@
         <w:rPr>
           <w:rStyle w:val="NormalTok"/>
         </w:rPr>
-        <w:t xml:space="preserve">Get-AzKeyVaultKeyRotationPolicy `</w:t>
+        <w:t xml:space="preserve">Get</w:t>
+      </w:r>
+      <w:r>
+        <w:rPr>
+          <w:rStyle w:val="OperatorTok"/>
+        </w:rPr>
+        <w:t xml:space="preserve">-</w:t>
+      </w:r>
+      <w:r>
+        <w:rPr>
+          <w:rStyle w:val="NormalTok"/>
+        </w:rPr>
+        <w:t xml:space="preserve">AzKeyVaultKeyRotationPolicy `</w:t>
       </w:r>
       <w:r>
         <w:br/>
@@ -13353,167 +13122,6 @@
           <w:rStyle w:val="StringTok"/>
         </w:rPr>
         <w:t xml:space="preserve">"cmk-sql-tde-prod"</w:t>
-      </w:r>
-    </w:p>
-    <w:tbl>
-      <w:tblPr>
-        <w:tblStyle w:val="Table"/>
-        <w:tblLook w:firstRow="0" w:lastRow="0" w:firstColumn="0" w:lastColumn="0" w:noHBand="0" w:noVBand="0" w:val="0000"/>
-        <w:tblBorders>
-          <w:top w:val="single" w:sz="4" w:space="0" w:color="CC1914"/>
-          <w:left w:val="single" w:sz="24" w:space="0" w:color="CC1914"/>
-          <w:bottom w:val="single" w:sz="4" w:space="0" w:color="CC1914"/>
-          <w:right w:val="single" w:sz="4" w:space="0" w:color="CC1914"/>
-        </w:tblBorders>
-        <w:tblCellMar>
-          <w:left w:w="144" w:type="dxa"/>
-          <w:right w:w="144" w:type="dxa"/>
-        </w:tblCellMar>
-        <w:tblLook w:firstRow="0" w:lastRow="0" w:firstColumn="0" w:lastColumn="0" w:noHBand="0" w:noVBand="0" w:val="0000"/>
-      </w:tblPr>
-      <w:tr>
-        <w:trPr>
-          <w:cantSplit/>
-        </w:trPr>
-        <w:tc>
-          <w:tcPr>
-            <w:shd w:color="auto" w:fill="f7dddc" w:val="clear"/>
-            <w:tcMar>
-              <w:top w:w="92" w:type="dxa"/>
-              <w:bottom w:w="92" w:type="dxa"/>
-            </w:tcMar>
-          </w:tcPr>
-          <w:p>
-            <w:pPr>
-              <w:pStyle w:val="FirstParagraph"/>
-            </w:pPr>
-            <w:pPr>
-              <w:spacing w:before="0" w:after="0"/>
-              <w:textAlignment w:val="center"/>
-            </w:pPr>
-            <w:r>
-              <w:drawing>
-                <wp:inline>
-                  <wp:extent cx="152400" cy="152400"/>
-                  <wp:effectExtent b="0" l="0" r="0" t="0"/>
-                  <wp:docPr descr="" title="" id="56" name="Picture"/>
-                  <a:graphic>
-                    <a:graphicData uri="http://schemas.openxmlformats.org/drawingml/2006/picture">
-                      <pic:pic>
-                        <pic:nvPicPr>
-                          <pic:cNvPr descr="/opt/quarto/share/formats/docx/important.png" id="57" name="Picture"/>
-                          <pic:cNvPicPr>
-                            <a:picLocks noChangeArrowheads="1" noChangeAspect="1"/>
-                          </pic:cNvPicPr>
-                        </pic:nvPicPr>
-                        <pic:blipFill>
-                          <a:blip r:embed="rId12"/>
-                          <a:stretch>
-                            <a:fillRect/>
-                          </a:stretch>
-                        </pic:blipFill>
-                        <pic:spPr bwMode="auto">
-                          <a:xfrm>
-                            <a:off x="0" y="0"/>
-                            <a:ext cx="152400" cy="152400"/>
-                          </a:xfrm>
-                          <a:prstGeom prst="rect">
-                            <a:avLst/>
-                          </a:prstGeom>
-                          <a:noFill/>
-                          <a:ln w="9525">
-                            <a:noFill/>
-                            <a:headEnd/>
-                            <a:tailEnd/>
-                          </a:ln>
-                        </pic:spPr>
-                      </pic:pic>
-                    </a:graphicData>
-                  </a:graphic>
-                </wp:inline>
-              </w:drawing>
-            </w:r>
-            <w:r>
-              <w:t xml:space="preserve"> </w:t>
-            </w:r>
-            <w:r>
-              <w:t xml:space="preserve"> </w:t>
-            </w:r>
-            <w:r>
-              <w:t xml:space="preserve">Important</w:t>
-            </w:r>
-          </w:p>
-        </w:tc>
-      </w:tr>
-      <w:tr>
-        <w:trPr>
-          <w:cantSplit/>
-        </w:trPr>
-        <w:tc>
-          <w:tcPr>
-            <w:tcMar>
-              <w:top w:w="108" w:type="dxa"/>
-              <w:bottom w:w="108" w:type="dxa"/>
-            </w:tcMar>
-          </w:tcPr>
-          <w:p>
-            <w:pPr>
-              <w:pStyle w:val="BodyText"/>
-            </w:pPr>
-            <w:pPr>
-              <w:spacing w:before="16" w:after="16"/>
-            </w:pPr>
-            <w:r>
-              <w:rPr>
-                <w:b/>
-                <w:bCs/>
-              </w:rPr>
-              <w:t xml:space="preserve">Immediate Rotation on Suspected Compromise</w:t>
-            </w:r>
-            <w:r>
-              <w:t xml:space="preserve"> </w:t>
-            </w:r>
-            <w:r>
-              <w:t xml:space="preserve">— The rotation policy above handles scheduled rotation. If a key is suspected of compromise — for example, a Key Vault Crypto User Managed Identity is associated with a compromised server — an immediate manual rotation is required. Run</w:t>
-            </w:r>
-            <w:r>
-              <w:t xml:space="preserve"> </w:t>
-            </w:r>
-            <w:r>
-              <w:rPr>
-                <w:rStyle w:val="VerbatimChar"/>
-              </w:rPr>
-              <w:t xml:space="preserve">Add-AzKeyVaultKey</w:t>
-            </w:r>
-            <w:r>
-              <w:t xml:space="preserve"> </w:t>
-            </w:r>
-            <w:r>
-              <w:t xml:space="preserve">to create a new key version, update the TDE protector to the new version, and then file a security incident report documenting the compromise scope and the rotation action taken. Do not delete the compromised key version until all data encrypted under it has been re-encrypted.</w:t>
-            </w:r>
-          </w:p>
-          <w:p/>
-        </w:tc>
-      </w:tr>
-    </w:tbl>
-    <w:bookmarkEnd w:id="58"/>
-    <w:bookmarkEnd w:id="59"/>
-    <w:bookmarkStart w:id="66" w:name="non-repudiation-and-audit-integrity"/>
-    <w:p>
-      <w:pPr>
-        <w:pStyle w:val="Heading1"/>
-      </w:pPr>
-      <w:r>
-        <w:t xml:space="preserve">7. Non-Repudiation and Audit Integrity</w:t>
-      </w:r>
-    </w:p>
-    <w:bookmarkStart w:id="60" w:name="X63cbf7529e583aaf947ccf9ad940489407a0291"/>
-    <w:p>
-      <w:pPr>
-        <w:pStyle w:val="Heading2"/>
-      </w:pPr>
-      <w:r>
-        <w:t xml:space="preserve">7.1 AU-10 and the Signed Audit Record Requirement</w:t>
       </w:r>
     </w:p>
     <w:p>
@@ -13521,13 +13129,72 @@
         <w:pStyle w:val="FirstParagraph"/>
       </w:pPr>
       <w:r>
+        <w:rPr>
+          <w:bCs/>
+          <w:b/>
+        </w:rPr>
+        <w:t xml:space="preserve">Immediate Rotation on Suspected Compromise</w:t>
+      </w:r>
+      <w:r>
+        <w:t xml:space="preserve"> </w:t>
+      </w:r>
+      <w:r>
+        <w:t xml:space="preserve">— The rotation policy above handles scheduled rotation. If a key is suspected of compromise — for example, a Key Vault Crypto User Managed Identity is associated with a compromised server — an immediate manual rotation is required. Run</w:t>
+      </w:r>
+      <w:r>
+        <w:t xml:space="preserve"> </w:t>
+      </w:r>
+      <w:r>
+        <w:rPr>
+          <w:rStyle w:val="VerbatimChar"/>
+        </w:rPr>
+        <w:t xml:space="preserve">Add-AzKeyVaultKey</w:t>
+      </w:r>
+      <w:r>
+        <w:t xml:space="preserve"> </w:t>
+      </w:r>
+      <w:r>
+        <w:t xml:space="preserve">to create a new key version, update the TDE protector to the new version, and then file a security incident report documenting the compromise scope and the rotation action taken. Do not delete the compromised key version until all data encrypted under it has been re-encrypted.</w:t>
+      </w:r>
+    </w:p>
+    <w:bookmarkEnd w:id="51"/>
+    <w:bookmarkEnd w:id="52"/>
+    <w:bookmarkStart w:id="57" w:name="non-repudiation-and-audit-integrity"/>
+    <w:p>
+      <w:pPr>
+        <w:pStyle w:val="Heading1"/>
+      </w:pPr>
+      <w:r>
+        <w:t xml:space="preserve">Non-Repudiation and Audit Integrity</w:t>
+      </w:r>
+    </w:p>
+    <w:bookmarkStart w:id="53" w:name="X63cbf7529e583aaf947ccf9ad940489407a0291"/>
+    <w:p>
+      <w:pPr>
+        <w:pStyle w:val="Heading2"/>
+      </w:pPr>
+      <w:r>
+        <w:t xml:space="preserve">AU-10 and the Signed Audit Record Requirement</w:t>
+      </w:r>
+    </w:p>
+    <w:p>
+      <w:pPr>
+        <w:pStyle w:val="FirstParagraph"/>
+      </w:pPr>
+      <w:r>
         <w:t xml:space="preserve">NIST SP 800-53 Rev 5 AU-10 states:</w:t>
       </w:r>
       <w:r>
         <w:t xml:space="preserve"> </w:t>
       </w:r>
       <w:r>
-        <w:t xml:space="preserve">“Provide irrefutable evidence that an individual (or process acting on behalf of an individual) performed [Assignment: organization-defined actions to be covered by non-repudiation] on the information system.”</w:t>
+        <w:t xml:space="preserve">“</w:t>
+      </w:r>
+      <w:r>
+        <w:t xml:space="preserve">Provide irrefutable evidence that an individual (or process acting on behalf of an individual) performed [Assignment: organization-defined actions to be covered by non-repudiation] on the information system.</w:t>
+      </w:r>
+      <w:r>
+        <w:t xml:space="preserve">”</w:t>
       </w:r>
     </w:p>
     <w:p>
@@ -13541,7 +13208,13 @@
         <w:t xml:space="preserve"> </w:t>
       </w:r>
       <w:r>
-        <w:t xml:space="preserve">“irrefutable”</w:t>
+        <w:t xml:space="preserve">“</w:t>
+      </w:r>
+      <w:r>
+        <w:t xml:space="preserve">irrefutable</w:t>
+      </w:r>
+      <w:r>
+        <w:t xml:space="preserve">”</w:t>
       </w:r>
       <w:r>
         <w:t xml:space="preserve"> </w:t>
@@ -13553,7 +13226,13 @@
         <w:t xml:space="preserve"> </w:t>
       </w:r>
       <w:r>
-        <w:t xml:space="preserve">“user@agency.gov accessed file budget-draft.docx at 14:32:07 UTC”</w:t>
+        <w:t xml:space="preserve">“</w:t>
+      </w:r>
+      <w:r>
+        <w:t xml:space="preserve">user@agency.gov accessed file budget-draft.docx at 14:32:07 UTC</w:t>
+      </w:r>
+      <w:r>
+        <w:t xml:space="preserve">”</w:t>
       </w:r>
       <w:r>
         <w:t xml:space="preserve"> </w:t>
@@ -13570,14 +13249,14 @@
         <w:t xml:space="preserve">Purview Audit (Premium) addresses this gap through two mechanisms: immutable log storage in a location not accessible to tenant administrators, and cryptographic signatures on high-value audit events. The signature binds the event record to a timestamp issued by a trusted timestamping authority; the record cannot be altered without invalidating the signature.</w:t>
       </w:r>
     </w:p>
-    <w:bookmarkEnd w:id="60"/>
-    <w:bookmarkStart w:id="61" w:name="enabling-purview-audit-premium"/>
+    <w:bookmarkEnd w:id="53"/>
+    <w:bookmarkStart w:id="54" w:name="enabling-purview-audit-premium"/>
     <w:p>
       <w:pPr>
         <w:pStyle w:val="Heading2"/>
       </w:pPr>
       <w:r>
-        <w:t xml:space="preserve">7.2 Enabling Purview Audit Premium</w:t>
+        <w:t xml:space="preserve">Enabling Purview Audit Premium</w:t>
       </w:r>
     </w:p>
     <w:p>
@@ -13626,7 +13305,19 @@
         <w:rPr>
           <w:rStyle w:val="NormalTok"/>
         </w:rPr>
-        <w:t xml:space="preserve">Get-AdminAuditLogConfig </w:t>
+        <w:t xml:space="preserve">Get</w:t>
+      </w:r>
+      <w:r>
+        <w:rPr>
+          <w:rStyle w:val="OperatorTok"/>
+        </w:rPr>
+        <w:t xml:space="preserve">-</w:t>
+      </w:r>
+      <w:r>
+        <w:rPr>
+          <w:rStyle w:val="NormalTok"/>
+        </w:rPr>
+        <w:t xml:space="preserve">AdminAuditLogConfig </w:t>
       </w:r>
       <w:r>
         <w:rPr>
@@ -13671,7 +13362,19 @@
         <w:rPr>
           <w:rStyle w:val="NormalTok"/>
         </w:rPr>
-        <w:t xml:space="preserve">Set-AdminAuditLogConfig </w:t>
+        <w:t xml:space="preserve">Set</w:t>
+      </w:r>
+      <w:r>
+        <w:rPr>
+          <w:rStyle w:val="OperatorTok"/>
+        </w:rPr>
+        <w:t xml:space="preserve">-</w:t>
+      </w:r>
+      <w:r>
+        <w:rPr>
+          <w:rStyle w:val="NormalTok"/>
+        </w:rPr>
+        <w:t xml:space="preserve">AdminAuditLogConfig </w:t>
       </w:r>
       <w:r>
         <w:rPr>
@@ -13719,7 +13422,19 @@
         <w:rPr>
           <w:rStyle w:val="NormalTok"/>
         </w:rPr>
-        <w:t xml:space="preserve">New-UnifiedAuditLogRetentionPolicy `</w:t>
+        <w:t xml:space="preserve">New</w:t>
+      </w:r>
+      <w:r>
+        <w:rPr>
+          <w:rStyle w:val="OperatorTok"/>
+        </w:rPr>
+        <w:t xml:space="preserve">-</w:t>
+      </w:r>
+      <w:r>
+        <w:rPr>
+          <w:rStyle w:val="NormalTok"/>
+        </w:rPr>
+        <w:t xml:space="preserve">UnifiedAuditLogRetentionPolicy `</w:t>
       </w:r>
       <w:r>
         <w:br/>
@@ -13827,13 +13542,271 @@
         <w:rPr>
           <w:rStyle w:val="NormalTok"/>
         </w:rPr>
-        <w:t xml:space="preserve">Priority </w:t>
-      </w:r>
-      <w:r>
-        <w:rPr>
-          <w:rStyle w:val="DecValTok"/>
-        </w:rPr>
-        <w:t xml:space="preserve">1</w:t>
+        <w:t xml:space="preserve">Priority 1 `</w:t>
+      </w:r>
+      <w:r>
+        <w:br/>
+      </w:r>
+      <w:r>
+        <w:rPr>
+          <w:rStyle w:val="NormalTok"/>
+        </w:rPr>
+        <w:t xml:space="preserve">  </w:t>
+      </w:r>
+      <w:r>
+        <w:rPr>
+          <w:rStyle w:val="OperatorTok"/>
+        </w:rPr>
+        <w:t xml:space="preserve">-</w:t>
+      </w:r>
+      <w:r>
+        <w:rPr>
+          <w:rStyle w:val="NormalTok"/>
+        </w:rPr>
+        <w:t xml:space="preserve">RecordTypes @</w:t>
+      </w:r>
+      <w:r>
+        <w:rPr>
+          <w:rStyle w:val="OperatorTok"/>
+        </w:rPr>
+        <w:t xml:space="preserve">(</w:t>
+      </w:r>
+      <w:r>
+        <w:br/>
+      </w:r>
+      <w:r>
+        <w:rPr>
+          <w:rStyle w:val="NormalTok"/>
+        </w:rPr>
+        <w:t xml:space="preserve">    </w:t>
+      </w:r>
+      <w:r>
+        <w:rPr>
+          <w:rStyle w:val="StringTok"/>
+        </w:rPr>
+        <w:t xml:space="preserve">"AzureActiveDirectoryAccountLogon"</w:t>
+      </w:r>
+      <w:r>
+        <w:rPr>
+          <w:rStyle w:val="OperatorTok"/>
+        </w:rPr>
+        <w:t xml:space="preserve">,</w:t>
+      </w:r>
+      <w:r>
+        <w:br/>
+      </w:r>
+      <w:r>
+        <w:rPr>
+          <w:rStyle w:val="NormalTok"/>
+        </w:rPr>
+        <w:t xml:space="preserve">    </w:t>
+      </w:r>
+      <w:r>
+        <w:rPr>
+          <w:rStyle w:val="StringTok"/>
+        </w:rPr>
+        <w:t xml:space="preserve">"AzureActiveDirectoryStsLogon"</w:t>
+      </w:r>
+      <w:r>
+        <w:rPr>
+          <w:rStyle w:val="OperatorTok"/>
+        </w:rPr>
+        <w:t xml:space="preserve">,</w:t>
+      </w:r>
+      <w:r>
+        <w:br/>
+      </w:r>
+      <w:r>
+        <w:rPr>
+          <w:rStyle w:val="NormalTok"/>
+        </w:rPr>
+        <w:t xml:space="preserve">    </w:t>
+      </w:r>
+      <w:r>
+        <w:rPr>
+          <w:rStyle w:val="StringTok"/>
+        </w:rPr>
+        <w:t xml:space="preserve">"ExchangeAdmin"</w:t>
+      </w:r>
+      <w:r>
+        <w:rPr>
+          <w:rStyle w:val="OperatorTok"/>
+        </w:rPr>
+        <w:t xml:space="preserve">,</w:t>
+      </w:r>
+      <w:r>
+        <w:br/>
+      </w:r>
+      <w:r>
+        <w:rPr>
+          <w:rStyle w:val="NormalTok"/>
+        </w:rPr>
+        <w:t xml:space="preserve">    </w:t>
+      </w:r>
+      <w:r>
+        <w:rPr>
+          <w:rStyle w:val="StringTok"/>
+        </w:rPr>
+        <w:t xml:space="preserve">"SharePointFileOperation"</w:t>
+      </w:r>
+      <w:r>
+        <w:rPr>
+          <w:rStyle w:val="OperatorTok"/>
+        </w:rPr>
+        <w:t xml:space="preserve">,</w:t>
+      </w:r>
+      <w:r>
+        <w:br/>
+      </w:r>
+      <w:r>
+        <w:rPr>
+          <w:rStyle w:val="NormalTok"/>
+        </w:rPr>
+        <w:t xml:space="preserve">    </w:t>
+      </w:r>
+      <w:r>
+        <w:rPr>
+          <w:rStyle w:val="StringTok"/>
+        </w:rPr>
+        <w:t xml:space="preserve">"SharePointSharingOperation"</w:t>
+      </w:r>
+      <w:r>
+        <w:rPr>
+          <w:rStyle w:val="OperatorTok"/>
+        </w:rPr>
+        <w:t xml:space="preserve">,</w:t>
+      </w:r>
+      <w:r>
+        <w:br/>
+      </w:r>
+      <w:r>
+        <w:rPr>
+          <w:rStyle w:val="NormalTok"/>
+        </w:rPr>
+        <w:t xml:space="preserve">    </w:t>
+      </w:r>
+      <w:r>
+        <w:rPr>
+          <w:rStyle w:val="StringTok"/>
+        </w:rPr>
+        <w:t xml:space="preserve">"UnifiedAuditLogIngestion"</w:t>
+      </w:r>
+      <w:r>
+        <w:rPr>
+          <w:rStyle w:val="OperatorTok"/>
+        </w:rPr>
+        <w:t xml:space="preserve">,</w:t>
+      </w:r>
+      <w:r>
+        <w:br/>
+      </w:r>
+      <w:r>
+        <w:rPr>
+          <w:rStyle w:val="NormalTok"/>
+        </w:rPr>
+        <w:t xml:space="preserve">    </w:t>
+      </w:r>
+      <w:r>
+        <w:rPr>
+          <w:rStyle w:val="StringTok"/>
+        </w:rPr>
+        <w:t xml:space="preserve">"MicrosoftTeams"</w:t>
+      </w:r>
+      <w:r>
+        <w:rPr>
+          <w:rStyle w:val="OperatorTok"/>
+        </w:rPr>
+        <w:t xml:space="preserve">,</w:t>
+      </w:r>
+      <w:r>
+        <w:br/>
+      </w:r>
+      <w:r>
+        <w:rPr>
+          <w:rStyle w:val="NormalTok"/>
+        </w:rPr>
+        <w:t xml:space="preserve">    </w:t>
+      </w:r>
+      <w:r>
+        <w:rPr>
+          <w:rStyle w:val="StringTok"/>
+        </w:rPr>
+        <w:t xml:space="preserve">"InformationProtectionPolicy"</w:t>
+      </w:r>
+      <w:r>
+        <w:br/>
+      </w:r>
+      <w:r>
+        <w:rPr>
+          <w:rStyle w:val="NormalTok"/>
+        </w:rPr>
+        <w:t xml:space="preserve">  </w:t>
+      </w:r>
+      <w:r>
+        <w:rPr>
+          <w:rStyle w:val="OperatorTok"/>
+        </w:rPr>
+        <w:t xml:space="preserve">)</w:t>
+      </w:r>
+      <w:r>
+        <w:br/>
+      </w:r>
+      <w:r>
+        <w:br/>
+      </w:r>
+      <w:r>
+        <w:rPr>
+          <w:rStyle w:val="CommentTok"/>
+        </w:rPr>
+        <w:t xml:space="preserve"># Set 1-year default retention for all other activity</w:t>
+      </w:r>
+      <w:r>
+        <w:br/>
+      </w:r>
+      <w:r>
+        <w:rPr>
+          <w:rStyle w:val="NormalTok"/>
+        </w:rPr>
+        <w:t xml:space="preserve">New</w:t>
+      </w:r>
+      <w:r>
+        <w:rPr>
+          <w:rStyle w:val="OperatorTok"/>
+        </w:rPr>
+        <w:t xml:space="preserve">-</w:t>
+      </w:r>
+      <w:r>
+        <w:rPr>
+          <w:rStyle w:val="NormalTok"/>
+        </w:rPr>
+        <w:t xml:space="preserve">UnifiedAuditLogRetentionPolicy `</w:t>
+      </w:r>
+      <w:r>
+        <w:br/>
+      </w:r>
+      <w:r>
+        <w:rPr>
+          <w:rStyle w:val="NormalTok"/>
+        </w:rPr>
+        <w:t xml:space="preserve">  </w:t>
+      </w:r>
+      <w:r>
+        <w:rPr>
+          <w:rStyle w:val="OperatorTok"/>
+        </w:rPr>
+        <w:t xml:space="preserve">-</w:t>
+      </w:r>
+      <w:r>
+        <w:rPr>
+          <w:rStyle w:val="NormalTok"/>
+        </w:rPr>
+        <w:t xml:space="preserve">Name </w:t>
+      </w:r>
+      <w:r>
+        <w:rPr>
+          <w:rStyle w:val="StringTok"/>
+        </w:rPr>
+        <w:t xml:space="preserve">"1yr-Retention-Default"</w:t>
       </w:r>
       <w:r>
         <w:rPr>
@@ -13860,347 +13833,77 @@
         <w:rPr>
           <w:rStyle w:val="NormalTok"/>
         </w:rPr>
-        <w:t xml:space="preserve">RecordTypes </w:t>
-      </w:r>
-      <w:r>
-        <w:rPr>
-          <w:rStyle w:val="OperatorTok"/>
-        </w:rPr>
-        <w:t xml:space="preserve">@(</w:t>
-      </w:r>
-      <w:r>
-        <w:br/>
-      </w:r>
-      <w:r>
-        <w:rPr>
-          <w:rStyle w:val="NormalTok"/>
-        </w:rPr>
-        <w:t xml:space="preserve">    </w:t>
-      </w:r>
-      <w:r>
-        <w:rPr>
-          <w:rStyle w:val="StringTok"/>
-        </w:rPr>
-        <w:t xml:space="preserve">"AzureActiveDirectoryAccountLogon"</w:t>
-      </w:r>
-      <w:r>
-        <w:rPr>
-          <w:rStyle w:val="OperatorTok"/>
-        </w:rPr>
-        <w:t xml:space="preserve">,</w:t>
-      </w:r>
-      <w:r>
-        <w:br/>
-      </w:r>
-      <w:r>
-        <w:rPr>
-          <w:rStyle w:val="NormalTok"/>
-        </w:rPr>
-        <w:t xml:space="preserve">    </w:t>
-      </w:r>
-      <w:r>
-        <w:rPr>
-          <w:rStyle w:val="StringTok"/>
-        </w:rPr>
-        <w:t xml:space="preserve">"AzureActiveDirectoryStsLogon"</w:t>
-      </w:r>
-      <w:r>
-        <w:rPr>
-          <w:rStyle w:val="OperatorTok"/>
-        </w:rPr>
-        <w:t xml:space="preserve">,</w:t>
-      </w:r>
-      <w:r>
-        <w:br/>
-      </w:r>
-      <w:r>
-        <w:rPr>
-          <w:rStyle w:val="NormalTok"/>
-        </w:rPr>
-        <w:t xml:space="preserve">    </w:t>
-      </w:r>
-      <w:r>
-        <w:rPr>
-          <w:rStyle w:val="StringTok"/>
-        </w:rPr>
-        <w:t xml:space="preserve">"ExchangeAdmin"</w:t>
-      </w:r>
-      <w:r>
-        <w:rPr>
-          <w:rStyle w:val="OperatorTok"/>
-        </w:rPr>
-        <w:t xml:space="preserve">,</w:t>
-      </w:r>
-      <w:r>
-        <w:br/>
-      </w:r>
-      <w:r>
-        <w:rPr>
-          <w:rStyle w:val="NormalTok"/>
-        </w:rPr>
-        <w:t xml:space="preserve">    </w:t>
-      </w:r>
-      <w:r>
-        <w:rPr>
-          <w:rStyle w:val="StringTok"/>
-        </w:rPr>
-        <w:t xml:space="preserve">"SharePointFileOperation"</w:t>
-      </w:r>
-      <w:r>
-        <w:rPr>
-          <w:rStyle w:val="OperatorTok"/>
-        </w:rPr>
-        <w:t xml:space="preserve">,</w:t>
-      </w:r>
-      <w:r>
-        <w:br/>
-      </w:r>
-      <w:r>
-        <w:rPr>
-          <w:rStyle w:val="NormalTok"/>
-        </w:rPr>
-        <w:t xml:space="preserve">    </w:t>
-      </w:r>
-      <w:r>
-        <w:rPr>
-          <w:rStyle w:val="StringTok"/>
-        </w:rPr>
-        <w:t xml:space="preserve">"SharePointSharingOperation"</w:t>
-      </w:r>
-      <w:r>
-        <w:rPr>
-          <w:rStyle w:val="OperatorTok"/>
-        </w:rPr>
-        <w:t xml:space="preserve">,</w:t>
-      </w:r>
-      <w:r>
-        <w:br/>
-      </w:r>
-      <w:r>
-        <w:rPr>
-          <w:rStyle w:val="NormalTok"/>
-        </w:rPr>
-        <w:t xml:space="preserve">    </w:t>
-      </w:r>
-      <w:r>
-        <w:rPr>
-          <w:rStyle w:val="StringTok"/>
-        </w:rPr>
-        <w:t xml:space="preserve">"UnifiedAuditLogIngestion"</w:t>
-      </w:r>
-      <w:r>
-        <w:rPr>
-          <w:rStyle w:val="OperatorTok"/>
-        </w:rPr>
-        <w:t xml:space="preserve">,</w:t>
-      </w:r>
-      <w:r>
-        <w:br/>
-      </w:r>
-      <w:r>
-        <w:rPr>
-          <w:rStyle w:val="NormalTok"/>
-        </w:rPr>
-        <w:t xml:space="preserve">    </w:t>
-      </w:r>
-      <w:r>
-        <w:rPr>
-          <w:rStyle w:val="StringTok"/>
-        </w:rPr>
-        <w:t xml:space="preserve">"MicrosoftTeams"</w:t>
-      </w:r>
-      <w:r>
-        <w:rPr>
-          <w:rStyle w:val="OperatorTok"/>
-        </w:rPr>
-        <w:t xml:space="preserve">,</w:t>
-      </w:r>
-      <w:r>
-        <w:br/>
-      </w:r>
-      <w:r>
-        <w:rPr>
-          <w:rStyle w:val="NormalTok"/>
-        </w:rPr>
-        <w:t xml:space="preserve">    </w:t>
-      </w:r>
-      <w:r>
-        <w:rPr>
-          <w:rStyle w:val="StringTok"/>
-        </w:rPr>
-        <w:t xml:space="preserve">"InformationProtectionPolicy"</w:t>
-      </w:r>
-      <w:r>
-        <w:br/>
-      </w:r>
-      <w:r>
-        <w:rPr>
-          <w:rStyle w:val="NormalTok"/>
-        </w:rPr>
-        <w:t xml:space="preserve">  </w:t>
-      </w:r>
-      <w:r>
-        <w:rPr>
-          <w:rStyle w:val="OperatorTok"/>
-        </w:rPr>
-        <w:t xml:space="preserve">)</w:t>
-      </w:r>
-      <w:r>
-        <w:br/>
-      </w:r>
-      <w:r>
-        <w:br/>
+        <w:t xml:space="preserve">Description </w:t>
+      </w:r>
+      <w:r>
+        <w:rPr>
+          <w:rStyle w:val="StringTok"/>
+        </w:rPr>
+        <w:t xml:space="preserve">"1-year default audit log retention for standard operations"</w:t>
+      </w:r>
+      <w:r>
+        <w:rPr>
+          <w:rStyle w:val="NormalTok"/>
+        </w:rPr>
+        <w:t xml:space="preserve"> `</w:t>
+      </w:r>
+      <w:r>
+        <w:br/>
+      </w:r>
+      <w:r>
+        <w:rPr>
+          <w:rStyle w:val="NormalTok"/>
+        </w:rPr>
+        <w:t xml:space="preserve">  </w:t>
+      </w:r>
+      <w:r>
+        <w:rPr>
+          <w:rStyle w:val="OperatorTok"/>
+        </w:rPr>
+        <w:t xml:space="preserve">-</w:t>
+      </w:r>
+      <w:r>
+        <w:rPr>
+          <w:rStyle w:val="NormalTok"/>
+        </w:rPr>
+        <w:t xml:space="preserve">RetentionDuration OneYear `</w:t>
+      </w:r>
+      <w:r>
+        <w:br/>
+      </w:r>
+      <w:r>
+        <w:rPr>
+          <w:rStyle w:val="NormalTok"/>
+        </w:rPr>
+        <w:t xml:space="preserve">  </w:t>
+      </w:r>
+      <w:r>
+        <w:rPr>
+          <w:rStyle w:val="OperatorTok"/>
+        </w:rPr>
+        <w:t xml:space="preserve">-</w:t>
+      </w:r>
+      <w:r>
+        <w:rPr>
+          <w:rStyle w:val="NormalTok"/>
+        </w:rPr>
+        <w:t xml:space="preserve">Priority 10  </w:t>
       </w:r>
       <w:r>
         <w:rPr>
           <w:rStyle w:val="CommentTok"/>
         </w:rPr>
-        <w:t xml:space="preserve"># Set 1-year default retention for all other activity</w:t>
-      </w:r>
-      <w:r>
-        <w:br/>
-      </w:r>
-      <w:r>
-        <w:rPr>
-          <w:rStyle w:val="NormalTok"/>
-        </w:rPr>
-        <w:t xml:space="preserve">New-UnifiedAuditLogRetentionPolicy `</w:t>
-      </w:r>
-      <w:r>
-        <w:br/>
-      </w:r>
-      <w:r>
-        <w:rPr>
-          <w:rStyle w:val="NormalTok"/>
-        </w:rPr>
-        <w:t xml:space="preserve">  </w:t>
-      </w:r>
-      <w:r>
-        <w:rPr>
-          <w:rStyle w:val="OperatorTok"/>
-        </w:rPr>
-        <w:t xml:space="preserve">-</w:t>
-      </w:r>
-      <w:r>
-        <w:rPr>
-          <w:rStyle w:val="NormalTok"/>
-        </w:rPr>
-        <w:t xml:space="preserve">Name </w:t>
-      </w:r>
-      <w:r>
-        <w:rPr>
-          <w:rStyle w:val="StringTok"/>
-        </w:rPr>
-        <w:t xml:space="preserve">"1yr-Retention-Default"</w:t>
-      </w:r>
-      <w:r>
-        <w:rPr>
-          <w:rStyle w:val="NormalTok"/>
-        </w:rPr>
-        <w:t xml:space="preserve"> `</w:t>
-      </w:r>
-      <w:r>
-        <w:br/>
-      </w:r>
-      <w:r>
-        <w:rPr>
-          <w:rStyle w:val="NormalTok"/>
-        </w:rPr>
-        <w:t xml:space="preserve">  </w:t>
-      </w:r>
-      <w:r>
-        <w:rPr>
-          <w:rStyle w:val="OperatorTok"/>
-        </w:rPr>
-        <w:t xml:space="preserve">-</w:t>
-      </w:r>
-      <w:r>
-        <w:rPr>
-          <w:rStyle w:val="NormalTok"/>
-        </w:rPr>
-        <w:t xml:space="preserve">Description </w:t>
-      </w:r>
-      <w:r>
-        <w:rPr>
-          <w:rStyle w:val="StringTok"/>
-        </w:rPr>
-        <w:t xml:space="preserve">"1-year default audit log retention for standard operations"</w:t>
-      </w:r>
-      <w:r>
-        <w:rPr>
-          <w:rStyle w:val="NormalTok"/>
-        </w:rPr>
-        <w:t xml:space="preserve"> `</w:t>
-      </w:r>
-      <w:r>
-        <w:br/>
-      </w:r>
-      <w:r>
-        <w:rPr>
-          <w:rStyle w:val="NormalTok"/>
-        </w:rPr>
-        <w:t xml:space="preserve">  </w:t>
-      </w:r>
-      <w:r>
-        <w:rPr>
-          <w:rStyle w:val="OperatorTok"/>
-        </w:rPr>
-        <w:t xml:space="preserve">-</w:t>
-      </w:r>
-      <w:r>
-        <w:rPr>
-          <w:rStyle w:val="NormalTok"/>
-        </w:rPr>
-        <w:t xml:space="preserve">RetentionDuration OneYear `</w:t>
-      </w:r>
-      <w:r>
-        <w:br/>
-      </w:r>
-      <w:r>
-        <w:rPr>
-          <w:rStyle w:val="NormalTok"/>
-        </w:rPr>
-        <w:t xml:space="preserve">  </w:t>
-      </w:r>
-      <w:r>
-        <w:rPr>
-          <w:rStyle w:val="OperatorTok"/>
-        </w:rPr>
-        <w:t xml:space="preserve">-</w:t>
-      </w:r>
-      <w:r>
-        <w:rPr>
-          <w:rStyle w:val="NormalTok"/>
-        </w:rPr>
-        <w:t xml:space="preserve">Priority </w:t>
-      </w:r>
-      <w:r>
-        <w:rPr>
-          <w:rStyle w:val="DecValTok"/>
-        </w:rPr>
-        <w:t xml:space="preserve">10</w:t>
-      </w:r>
-      <w:r>
-        <w:rPr>
-          <w:rStyle w:val="NormalTok"/>
-        </w:rPr>
-        <w:t xml:space="preserve">  </w:t>
-      </w:r>
-      <w:r>
-        <w:rPr>
-          <w:rStyle w:val="CommentTok"/>
-        </w:rPr>
         <w:t xml:space="preserve"># Lower priority = applied when no higher-priority policy matches</w:t>
       </w:r>
     </w:p>
-    <w:bookmarkEnd w:id="61"/>
-    <w:bookmarkStart w:id="62" w:name="Xcc069816c82365eb5335af6ac03316d9a117a55"/>
+    <w:bookmarkEnd w:id="54"/>
+    <w:bookmarkStart w:id="55" w:name="Xcc069816c82365eb5335af6ac03316d9a117a55"/>
     <w:p>
       <w:pPr>
         <w:pStyle w:val="Heading2"/>
       </w:pPr>
       <w:r>
-        <w:t xml:space="preserve">7.3 High-Value Audit Events Captured by Purview Audit Premium</w:t>
+        <w:t xml:space="preserve">High-Value Audit Events Captured by Purview Audit Premium</w:t>
       </w:r>
     </w:p>
     <w:p>
@@ -14216,16 +13919,16 @@
         <w:pStyle w:val="TableCaption"/>
       </w:pPr>
       <w:r>
-        <w:t xml:space="preserve">Purview Audit Premium events relevant to AU-10 non-repudiation</w:t>
+        <w:t xml:space="preserve">Purview Audit Premium events relevant to AU-10 non-repudiation {.striped .hover}</w:t>
       </w:r>
     </w:p>
     <w:tbl>
       <w:tblPr>
         <w:tblStyle w:val="Table"/>
         <w:tblW w:type="pct" w:w="5000"/>
-        <w:tblLayout w:type="fixed"/>
         <w:tblLook w:firstRow="1" w:lastRow="0" w:firstColumn="0" w:lastColumn="0" w:noHBand="0" w:noVBand="0" w:val="0020"/>
-        <w:tblCaption w:val="Purview Audit Premium events relevant to AU-10 non-repudiation"/>
+        <w:jc w:val="start"/>
+        <w:tblCaption w:val="Purview Audit Premium events relevant to AU-10 non-repudiation {.striped .hover}"/>
       </w:tblPr>
       <w:tblGrid>
         <w:gridCol w:w="2640"/>
@@ -14234,13 +13937,14 @@
       </w:tblGrid>
       <w:tr>
         <w:trPr>
-          <w:tblHeader w:val="on"/>
+          <w:tblHeader w:val="true"/>
         </w:trPr>
         <w:tc>
           <w:tcPr/>
           <w:p>
             <w:pPr>
               <w:pStyle w:val="Compact"/>
+              <w:jc w:val="left"/>
             </w:pPr>
             <w:r>
               <w:t xml:space="preserve">Event</w:t>
@@ -14252,6 +13956,7 @@
           <w:p>
             <w:pPr>
               <w:pStyle w:val="Compact"/>
+              <w:jc w:val="left"/>
             </w:pPr>
             <w:r>
               <w:t xml:space="preserve">Description</w:t>
@@ -14263,6 +13968,7 @@
           <w:p>
             <w:pPr>
               <w:pStyle w:val="Compact"/>
+              <w:jc w:val="left"/>
             </w:pPr>
             <w:r>
               <w:t xml:space="preserve">AU-10 Relevance</w:t>
@@ -14276,6 +13982,7 @@
           <w:p>
             <w:pPr>
               <w:pStyle w:val="Compact"/>
+              <w:jc w:val="left"/>
             </w:pPr>
             <w:r>
               <w:t xml:space="preserve">MailItemsAccessed</w:t>
@@ -14287,6 +13994,7 @@
           <w:p>
             <w:pPr>
               <w:pStyle w:val="Compact"/>
+              <w:jc w:val="left"/>
             </w:pPr>
             <w:r>
               <w:t xml:space="preserve">Records every protocol access to mailbox items, including by sync clients</w:t>
@@ -14298,6 +14006,7 @@
           <w:p>
             <w:pPr>
               <w:pStyle w:val="Compact"/>
+              <w:jc w:val="left"/>
             </w:pPr>
             <w:r>
               <w:t xml:space="preserve">Proves a specific mailbox item was accessed by a specific user at a specific time</w:t>
@@ -14311,6 +14020,7 @@
           <w:p>
             <w:pPr>
               <w:pStyle w:val="Compact"/>
+              <w:jc w:val="left"/>
             </w:pPr>
             <w:r>
               <w:t xml:space="preserve">SearchQueryInitiatedExchange</w:t>
@@ -14322,6 +14032,7 @@
           <w:p>
             <w:pPr>
               <w:pStyle w:val="Compact"/>
+              <w:jc w:val="left"/>
             </w:pPr>
             <w:r>
               <w:t xml:space="preserve">Records the exact search query submitted to Exchange</w:t>
@@ -14333,6 +14044,7 @@
           <w:p>
             <w:pPr>
               <w:pStyle w:val="Compact"/>
+              <w:jc w:val="left"/>
             </w:pPr>
             <w:r>
               <w:t xml:space="preserve">Proves targeted searches for sensitive data</w:t>
@@ -14346,6 +14058,7 @@
           <w:p>
             <w:pPr>
               <w:pStyle w:val="Compact"/>
+              <w:jc w:val="left"/>
             </w:pPr>
             <w:r>
               <w:t xml:space="preserve">SearchQueryInitiatedSharePoint</w:t>
@@ -14357,6 +14070,7 @@
           <w:p>
             <w:pPr>
               <w:pStyle w:val="Compact"/>
+              <w:jc w:val="left"/>
             </w:pPr>
             <w:r>
               <w:t xml:space="preserve">Records exact SharePoint search queries</w:t>
@@ -14368,6 +14082,7 @@
           <w:p>
             <w:pPr>
               <w:pStyle w:val="Compact"/>
+              <w:jc w:val="left"/>
             </w:pPr>
             <w:r>
               <w:t xml:space="preserve">Proves targeted content discovery</w:t>
@@ -14381,6 +14096,7 @@
           <w:p>
             <w:pPr>
               <w:pStyle w:val="Compact"/>
+              <w:jc w:val="left"/>
             </w:pPr>
             <w:r>
               <w:t xml:space="preserve">Send</w:t>
@@ -14392,6 +14108,7 @@
           <w:p>
             <w:pPr>
               <w:pStyle w:val="Compact"/>
+              <w:jc w:val="left"/>
             </w:pPr>
             <w:r>
               <w:t xml:space="preserve">Records outbound email send with message ID</w:t>
@@ -14403,6 +14120,7 @@
           <w:p>
             <w:pPr>
               <w:pStyle w:val="Compact"/>
+              <w:jc w:val="left"/>
             </w:pPr>
             <w:r>
               <w:t xml:space="preserve">Non-repudiation for email delivery</w:t>
@@ -14416,6 +14134,7 @@
           <w:p>
             <w:pPr>
               <w:pStyle w:val="Compact"/>
+              <w:jc w:val="left"/>
             </w:pPr>
             <w:r>
               <w:t xml:space="preserve">FileDownloaded</w:t>
@@ -14427,6 +14146,7 @@
           <w:p>
             <w:pPr>
               <w:pStyle w:val="Compact"/>
+              <w:jc w:val="left"/>
             </w:pPr>
             <w:r>
               <w:t xml:space="preserve">Records file downloads from SharePoint with file path and user</w:t>
@@ -14438,6 +14158,7 @@
           <w:p>
             <w:pPr>
               <w:pStyle w:val="Compact"/>
+              <w:jc w:val="left"/>
             </w:pPr>
             <w:r>
               <w:t xml:space="preserve">Non-repudiation for data exfiltration investigation</w:t>
@@ -14451,6 +14172,7 @@
           <w:p>
             <w:pPr>
               <w:pStyle w:val="Compact"/>
+              <w:jc w:val="left"/>
             </w:pPr>
             <w:r>
               <w:t xml:space="preserve">SensitivityLabelApplied</w:t>
@@ -14462,6 +14184,7 @@
           <w:p>
             <w:pPr>
               <w:pStyle w:val="Compact"/>
+              <w:jc w:val="left"/>
             </w:pPr>
             <w:r>
               <w:t xml:space="preserve">Records label application events with user, file, and label</w:t>
@@ -14473,6 +14196,7 @@
           <w:p>
             <w:pPr>
               <w:pStyle w:val="Compact"/>
+              <w:jc w:val="left"/>
             </w:pPr>
             <w:r>
               <w:t xml:space="preserve">Proves classification actions</w:t>
@@ -14486,6 +14210,7 @@
           <w:p>
             <w:pPr>
               <w:pStyle w:val="Compact"/>
+              <w:jc w:val="left"/>
             </w:pPr>
             <w:r>
               <w:t xml:space="preserve">SensitivityLabelUpdated</w:t>
@@ -14497,6 +14222,7 @@
           <w:p>
             <w:pPr>
               <w:pStyle w:val="Compact"/>
+              <w:jc w:val="left"/>
             </w:pPr>
             <w:r>
               <w:t xml:space="preserve">Records label change events</w:t>
@@ -14508,6 +14234,7 @@
           <w:p>
             <w:pPr>
               <w:pStyle w:val="Compact"/>
+              <w:jc w:val="left"/>
             </w:pPr>
             <w:r>
               <w:t xml:space="preserve">Detects label downgrade attacks</w:t>
@@ -14516,14 +14243,14 @@
         </w:tc>
       </w:tr>
     </w:tbl>
-    <w:bookmarkEnd w:id="62"/>
-    <w:bookmarkStart w:id="65" w:name="querying-purview-audit-logs"/>
+    <w:bookmarkEnd w:id="55"/>
+    <w:bookmarkStart w:id="56" w:name="querying-purview-audit-logs"/>
     <w:p>
       <w:pPr>
         <w:pStyle w:val="Heading2"/>
       </w:pPr>
       <w:r>
-        <w:t xml:space="preserve">7.4 Querying Purview Audit Logs</w:t>
+        <w:t xml:space="preserve">Querying Purview Audit Logs</w:t>
       </w:r>
     </w:p>
     <w:p>
@@ -14604,7 +14331,7 @@
       </w:r>
       <w:r>
         <w:rPr>
-          <w:rStyle w:val="DecValTok"/>
+          <w:rStyle w:val="NormalTok"/>
         </w:rPr>
         <w:t xml:space="preserve">7</w:t>
       </w:r>
@@ -14717,7 +14444,19 @@
         <w:rPr>
           <w:rStyle w:val="NormalTok"/>
         </w:rPr>
-        <w:t xml:space="preserve">Search-UnifiedAuditLog `</w:t>
+        <w:t xml:space="preserve">Search</w:t>
+      </w:r>
+      <w:r>
+        <w:rPr>
+          <w:rStyle w:val="OperatorTok"/>
+        </w:rPr>
+        <w:t xml:space="preserve">-</w:t>
+      </w:r>
+      <w:r>
+        <w:rPr>
+          <w:rStyle w:val="NormalTok"/>
+        </w:rPr>
+        <w:t xml:space="preserve">UnifiedAuditLog `</w:t>
       </w:r>
       <w:r>
         <w:br/>
@@ -14858,19 +14597,7 @@
         <w:rPr>
           <w:rStyle w:val="NormalTok"/>
         </w:rPr>
-        <w:t xml:space="preserve">ResultSize </w:t>
-      </w:r>
-      <w:r>
-        <w:rPr>
-          <w:rStyle w:val="DecValTok"/>
-        </w:rPr>
-        <w:t xml:space="preserve">1000</w:t>
-      </w:r>
-      <w:r>
-        <w:rPr>
-          <w:rStyle w:val="NormalTok"/>
-        </w:rPr>
-        <w:t xml:space="preserve"> </w:t>
+        <w:t xml:space="preserve">ResultSize 1000 </w:t>
       </w:r>
       <w:r>
         <w:rPr>
@@ -15158,7 +14885,19 @@
         <w:rPr>
           <w:rStyle w:val="NormalTok"/>
         </w:rPr>
-        <w:t xml:space="preserve">Search-UnifiedAuditLog `</w:t>
+        <w:t xml:space="preserve">Search</w:t>
+      </w:r>
+      <w:r>
+        <w:rPr>
+          <w:rStyle w:val="OperatorTok"/>
+        </w:rPr>
+        <w:t xml:space="preserve">-</w:t>
+      </w:r>
+      <w:r>
+        <w:rPr>
+          <w:rStyle w:val="NormalTok"/>
+        </w:rPr>
+        <w:t xml:space="preserve">UnifiedAuditLog `</w:t>
       </w:r>
       <w:r>
         <w:br/>
@@ -15323,19 +15062,7 @@
         <w:rPr>
           <w:rStyle w:val="NormalTok"/>
         </w:rPr>
-        <w:t xml:space="preserve">ResultSize </w:t>
-      </w:r>
-      <w:r>
-        <w:rPr>
-          <w:rStyle w:val="DecValTok"/>
-        </w:rPr>
-        <w:t xml:space="preserve">1000</w:t>
-      </w:r>
-      <w:r>
-        <w:rPr>
-          <w:rStyle w:val="NormalTok"/>
-        </w:rPr>
-        <w:t xml:space="preserve"> </w:t>
+        <w:t xml:space="preserve">ResultSize 1000 </w:t>
       </w:r>
       <w:r>
         <w:rPr>
@@ -15462,165 +15189,6 @@
           <w:rStyle w:val="NormalTok"/>
         </w:rPr>
         <w:t xml:space="preserve">NoTypeInformation</w:t>
-      </w:r>
-    </w:p>
-    <w:tbl>
-      <w:tblPr>
-        <w:tblStyle w:val="Table"/>
-        <w:tblLook w:firstRow="0" w:lastRow="0" w:firstColumn="0" w:lastColumn="0" w:noHBand="0" w:noVBand="0" w:val="0000"/>
-        <w:tblBorders>
-          <w:top w:val="single" w:sz="4" w:space="0" w:color="0758E5"/>
-          <w:left w:val="single" w:sz="24" w:space="0" w:color="0758E5"/>
-          <w:bottom w:val="single" w:sz="4" w:space="0" w:color="0758E5"/>
-          <w:right w:val="single" w:sz="4" w:space="0" w:color="0758E5"/>
-        </w:tblBorders>
-        <w:tblCellMar>
-          <w:left w:w="144" w:type="dxa"/>
-          <w:right w:w="144" w:type="dxa"/>
-        </w:tblCellMar>
-        <w:tblLook w:firstRow="0" w:lastRow="0" w:firstColumn="0" w:lastColumn="0" w:noHBand="0" w:noVBand="0" w:val="0000"/>
-      </w:tblPr>
-      <w:tr>
-        <w:trPr>
-          <w:cantSplit/>
-        </w:trPr>
-        <w:tc>
-          <w:tcPr>
-            <w:shd w:color="auto" w:fill="dae6fb" w:val="clear"/>
-            <w:tcMar>
-              <w:top w:w="92" w:type="dxa"/>
-              <w:bottom w:w="92" w:type="dxa"/>
-            </w:tcMar>
-          </w:tcPr>
-          <w:p>
-            <w:pPr>
-              <w:pStyle w:val="FirstParagraph"/>
-            </w:pPr>
-            <w:pPr>
-              <w:spacing w:before="0" w:after="0"/>
-              <w:textAlignment w:val="center"/>
-            </w:pPr>
-            <w:r>
-              <w:drawing>
-                <wp:inline>
-                  <wp:extent cx="152400" cy="152400"/>
-                  <wp:effectExtent b="0" l="0" r="0" t="0"/>
-                  <wp:docPr descr="" title="" id="63" name="Picture"/>
-                  <a:graphic>
-                    <a:graphicData uri="http://schemas.openxmlformats.org/drawingml/2006/picture">
-                      <pic:pic>
-                        <pic:nvPicPr>
-                          <pic:cNvPr descr="/opt/quarto/share/formats/docx/note.png" id="64" name="Picture"/>
-                          <pic:cNvPicPr>
-                            <a:picLocks noChangeArrowheads="1" noChangeAspect="1"/>
-                          </pic:cNvPicPr>
-                        </pic:nvPicPr>
-                        <pic:blipFill>
-                          <a:blip r:embed="rId15"/>
-                          <a:stretch>
-                            <a:fillRect/>
-                          </a:stretch>
-                        </pic:blipFill>
-                        <pic:spPr bwMode="auto">
-                          <a:xfrm>
-                            <a:off x="0" y="0"/>
-                            <a:ext cx="152400" cy="152400"/>
-                          </a:xfrm>
-                          <a:prstGeom prst="rect">
-                            <a:avLst/>
-                          </a:prstGeom>
-                          <a:noFill/>
-                          <a:ln w="9525">
-                            <a:noFill/>
-                            <a:headEnd/>
-                            <a:tailEnd/>
-                          </a:ln>
-                        </pic:spPr>
-                      </pic:pic>
-                    </a:graphicData>
-                  </a:graphic>
-                </wp:inline>
-              </w:drawing>
-            </w:r>
-            <w:r>
-              <w:t xml:space="preserve"> </w:t>
-            </w:r>
-            <w:r>
-              <w:t xml:space="preserve"> </w:t>
-            </w:r>
-            <w:r>
-              <w:t xml:space="preserve">Note</w:t>
-            </w:r>
-          </w:p>
-        </w:tc>
-      </w:tr>
-      <w:tr>
-        <w:trPr>
-          <w:cantSplit/>
-        </w:trPr>
-        <w:tc>
-          <w:tcPr>
-            <w:tcMar>
-              <w:top w:w="108" w:type="dxa"/>
-              <w:bottom w:w="108" w:type="dxa"/>
-            </w:tcMar>
-          </w:tcPr>
-          <w:p>
-            <w:pPr>
-              <w:pStyle w:val="BodyText"/>
-            </w:pPr>
-            <w:pPr>
-              <w:spacing w:before="16" w:after="16"/>
-            </w:pPr>
-            <w:r>
-              <w:rPr>
-                <w:b/>
-                <w:bCs/>
-              </w:rPr>
-              <w:t xml:space="preserve">AU-10 vs AU-12 Distinction</w:t>
-            </w:r>
-            <w:r>
-              <w:t xml:space="preserve"> </w:t>
-            </w:r>
-            <w:r>
-              <w:t xml:space="preserve">— AU-12 (audit generation) requires the system to generate audit records for defined events. Parts 1 through 11 of this series satisfy AU-12 through Defender for Endpoint, Azure Monitor, and the Microsoft Sentinel SIEM deployed in Part 13. AU-10 (non-repudiation) requires that those records be</w:t>
-            </w:r>
-            <w:r>
-              <w:t xml:space="preserve"> </w:t>
-            </w:r>
-            <w:r>
-              <w:rPr>
-                <w:i/>
-                <w:iCs/>
-              </w:rPr>
-              <w:t xml:space="preserve">irrefutable</w:t>
-            </w:r>
-            <w:r>
-              <w:t xml:space="preserve">. Standard audit logs in Log Analytics are mutable by a Global Administrator. Purview Audit Premium’s immutable, signed records are required specifically for the AU-10 control. Both controls are needed; they are satisfied by different mechanisms.</w:t>
-            </w:r>
-          </w:p>
-          <w:p/>
-        </w:tc>
-      </w:tr>
-    </w:tbl>
-    <w:bookmarkEnd w:id="65"/>
-    <w:bookmarkEnd w:id="66"/>
-    <w:bookmarkStart w:id="70" w:name="certificate-practice-statement"/>
-    <w:p>
-      <w:pPr>
-        <w:pStyle w:val="Heading1"/>
-      </w:pPr>
-      <w:r>
-        <w:t xml:space="preserve">8. Certificate Practice Statement</w:t>
-      </w:r>
-    </w:p>
-    <w:bookmarkStart w:id="67" w:name="sc-17-requirements"/>
-    <w:p>
-      <w:pPr>
-        <w:pStyle w:val="Heading2"/>
-      </w:pPr>
-      <w:r>
-        <w:t xml:space="preserve">8.1 SC-17 Requirements</w:t>
       </w:r>
     </w:p>
     <w:p>
@@ -15628,13 +15196,70 @@
         <w:pStyle w:val="FirstParagraph"/>
       </w:pPr>
       <w:r>
+        <w:rPr>
+          <w:bCs/>
+          <w:b/>
+        </w:rPr>
+        <w:t xml:space="preserve">AU-10 vs AU-12 Distinction</w:t>
+      </w:r>
+      <w:r>
+        <w:t xml:space="preserve"> </w:t>
+      </w:r>
+      <w:r>
+        <w:t xml:space="preserve">— AU-12 (audit generation) requires the system to generate audit records for defined events. Parts 1 through 11 of this series satisfy AU-12 through Defender for Endpoint, Azure Monitor, and the Microsoft Sentinel SIEM deployed in Part 13. AU-10 (non-repudiation) requires that those records be</w:t>
+      </w:r>
+      <w:r>
+        <w:t xml:space="preserve"> </w:t>
+      </w:r>
+      <w:r>
+        <w:rPr>
+          <w:iCs/>
+          <w:i/>
+        </w:rPr>
+        <w:t xml:space="preserve">irrefutable</w:t>
+      </w:r>
+      <w:r>
+        <w:t xml:space="preserve">. Standard audit logs in Log Analytics are mutable by a Global Administrator. Purview Audit Premium’s immutable, signed records are required specifically for the AU-10 control. Both controls are needed; they are satisfied by different mechanisms.</w:t>
+      </w:r>
+    </w:p>
+    <w:bookmarkEnd w:id="56"/>
+    <w:bookmarkEnd w:id="57"/>
+    <w:bookmarkStart w:id="61" w:name="certificate-practice-statement"/>
+    <w:p>
+      <w:pPr>
+        <w:pStyle w:val="Heading1"/>
+      </w:pPr>
+      <w:r>
+        <w:t xml:space="preserve">Certificate Practice Statement</w:t>
+      </w:r>
+    </w:p>
+    <w:bookmarkStart w:id="58" w:name="sc-17-requirements"/>
+    <w:p>
+      <w:pPr>
+        <w:pStyle w:val="Heading2"/>
+      </w:pPr>
+      <w:r>
+        <w:t xml:space="preserve">SC-17 Requirements</w:t>
+      </w:r>
+    </w:p>
+    <w:p>
+      <w:pPr>
+        <w:pStyle w:val="FirstParagraph"/>
+      </w:pPr>
+      <w:r>
         <w:t xml:space="preserve">NIST SP 800-53 Rev 5 SC-17 states:</w:t>
       </w:r>
       <w:r>
         <w:t xml:space="preserve"> </w:t>
       </w:r>
       <w:r>
-        <w:t xml:space="preserve">“Issue public key certificates under an appropriate certificate policy or obtain public key certificates from an approved service provider.”</w:t>
+        <w:t xml:space="preserve">“</w:t>
+      </w:r>
+      <w:r>
+        <w:t xml:space="preserve">Issue public key certificates under an appropriate certificate policy or obtain public key certificates from an approved service provider.</w:t>
+      </w:r>
+      <w:r>
+        <w:t xml:space="preserve">”</w:t>
       </w:r>
     </w:p>
     <w:p>
@@ -15648,7 +15273,13 @@
         <w:t xml:space="preserve"> </w:t>
       </w:r>
       <w:r>
-        <w:t xml:space="preserve">“appropriate certificate policy.”</w:t>
+        <w:t xml:space="preserve">“</w:t>
+      </w:r>
+      <w:r>
+        <w:t xml:space="preserve">appropriate certificate policy.</w:t>
+      </w:r>
+      <w:r>
+        <w:t xml:space="preserve">”</w:t>
       </w:r>
       <w:r>
         <w:t xml:space="preserve"> </w:t>
@@ -15661,8 +15292,8 @@
       </w:r>
       <w:r>
         <w:rPr>
+          <w:iCs/>
           <w:i/>
-          <w:iCs/>
         </w:rPr>
         <w:t xml:space="preserve">documented policy</w:t>
       </w:r>
@@ -15684,7 +15315,13 @@
         <w:t xml:space="preserve"> </w:t>
       </w:r>
       <w:r>
-        <w:t xml:space="preserve">“we have a CA.”</w:t>
+        <w:t xml:space="preserve">“</w:t>
+      </w:r>
+      <w:r>
+        <w:t xml:space="preserve">we have a CA.</w:t>
+      </w:r>
+      <w:r>
+        <w:t xml:space="preserve">”</w:t>
       </w:r>
       <w:r>
         <w:t xml:space="preserve"> </w:t>
@@ -15693,14 +15330,14 @@
         <w:t xml:space="preserve">Certificates could be issued to any requestor, private keys could be stored anywhere, revocation might not be checked, and there is no accountability framework. The CPS is the governance artifact that converts a CA deployment into an SC-17-satisfying PKI.</w:t>
       </w:r>
     </w:p>
-    <w:bookmarkEnd w:id="67"/>
-    <w:bookmarkStart w:id="68" w:name="cps-structure-per-rfc-3647"/>
+    <w:bookmarkEnd w:id="58"/>
+    <w:bookmarkStart w:id="59" w:name="cps-structure-per-rfc-3647"/>
     <w:p>
       <w:pPr>
         <w:pStyle w:val="Heading2"/>
       </w:pPr>
       <w:r>
-        <w:t xml:space="preserve">8.2 CPS Structure per RFC 3647</w:t>
+        <w:t xml:space="preserve">CPS Structure per RFC 3647</w:t>
       </w:r>
     </w:p>
     <w:p>
@@ -15717,8 +15354,8 @@
       </w:pPr>
       <w:r>
         <w:rPr>
+          <w:bCs/>
           <w:b/>
-          <w:bCs/>
         </w:rPr>
         <w:t xml:space="preserve">Section 1 — Introduction.</w:t>
       </w:r>
@@ -15735,8 +15372,8 @@
       </w:pPr>
       <w:r>
         <w:rPr>
+          <w:bCs/>
           <w:b/>
-          <w:bCs/>
         </w:rPr>
         <w:t xml:space="preserve">Section 2 — Publication and Repository Responsibilities.</w:t>
       </w:r>
@@ -15753,8 +15390,8 @@
       </w:pPr>
       <w:r>
         <w:rPr>
+          <w:bCs/>
           <w:b/>
-          <w:bCs/>
         </w:rPr>
         <w:t xml:space="preserve">Section 3 — Identification and Authentication.</w:t>
       </w:r>
@@ -15771,8 +15408,8 @@
       </w:pPr>
       <w:r>
         <w:rPr>
+          <w:bCs/>
           <w:b/>
-          <w:bCs/>
         </w:rPr>
         <w:t xml:space="preserve">Section 4 — Certificate Life-Cycle Operational Requirements.</w:t>
       </w:r>
@@ -15789,8 +15426,8 @@
       </w:pPr>
       <w:r>
         <w:rPr>
+          <w:bCs/>
           <w:b/>
-          <w:bCs/>
         </w:rPr>
         <w:t xml:space="preserve">Section 5 — Management, Operational, and Physical Controls.</w:t>
       </w:r>
@@ -15807,8 +15444,8 @@
       </w:pPr>
       <w:r>
         <w:rPr>
+          <w:bCs/>
           <w:b/>
-          <w:bCs/>
         </w:rPr>
         <w:t xml:space="preserve">Section 6 — Technical Security Controls.</w:t>
       </w:r>
@@ -15825,8 +15462,8 @@
       </w:pPr>
       <w:r>
         <w:rPr>
+          <w:bCs/>
           <w:b/>
-          <w:bCs/>
         </w:rPr>
         <w:t xml:space="preserve">Section 7 — Certificate, CRL, and OCSP Profiles.</w:t>
       </w:r>
@@ -15843,8 +15480,8 @@
       </w:pPr>
       <w:r>
         <w:rPr>
+          <w:bCs/>
           <w:b/>
-          <w:bCs/>
         </w:rPr>
         <w:t xml:space="preserve">Section 8 — Compliance Audit and Other Assessments.</w:t>
       </w:r>
@@ -15861,8 +15498,8 @@
       </w:pPr>
       <w:r>
         <w:rPr>
+          <w:bCs/>
           <w:b/>
-          <w:bCs/>
         </w:rPr>
         <w:t xml:space="preserve">Section 9 — Other Business and Legal Matters.</w:t>
       </w:r>
@@ -15873,14 +15510,14 @@
         <w:t xml:space="preserve">Fees, financial responsibility, confidentiality of business information, intellectual property, representations and warranties, disclaimers, limitations of liability, term and termination, individual notices, dispute resolution, and governing law.</w:t>
       </w:r>
     </w:p>
-    <w:bookmarkEnd w:id="68"/>
-    <w:bookmarkStart w:id="69" w:name="X9393e8975ee02153761a2c820da193b08567a4b"/>
+    <w:bookmarkEnd w:id="59"/>
+    <w:bookmarkStart w:id="60" w:name="X9393e8975ee02153761a2c820da193b08567a4b"/>
     <w:p>
       <w:pPr>
         <w:pStyle w:val="Heading2"/>
       </w:pPr>
       <w:r>
-        <w:t xml:space="preserve">8.3 How InfoBlox PKI and Azure Key Vault Satisfy SC-17 Together</w:t>
+        <w:t xml:space="preserve">How InfoBlox PKI and Azure Key Vault Satisfy SC-17 Together</w:t>
       </w:r>
     </w:p>
     <w:p>
@@ -16055,13 +15692,13 @@
         <w:rPr>
           <w:rStyle w:val="OperatorTok"/>
         </w:rPr>
-        <w:t xml:space="preserve">-like</w:t>
-      </w:r>
-      <w:r>
-        <w:rPr>
-          <w:rStyle w:val="NormalTok"/>
-        </w:rPr>
-        <w:t xml:space="preserve"> </w:t>
+        <w:t xml:space="preserve">-</w:t>
+      </w:r>
+      <w:r>
+        <w:rPr>
+          <w:rStyle w:val="NormalTok"/>
+        </w:rPr>
+        <w:t xml:space="preserve">like </w:t>
       </w:r>
       <w:r>
         <w:rPr>
@@ -16124,13 +15761,7 @@
         <w:rPr>
           <w:rStyle w:val="NormalTok"/>
         </w:rPr>
-        <w:t xml:space="preserve">First </w:t>
-      </w:r>
-      <w:r>
-        <w:rPr>
-          <w:rStyle w:val="DecValTok"/>
-        </w:rPr>
-        <w:t xml:space="preserve">1</w:t>
+        <w:t xml:space="preserve">First 1</w:t>
       </w:r>
       <w:r>
         <w:br/>
@@ -16316,13 +15947,13 @@
         <w:rPr>
           <w:rStyle w:val="OperatorTok"/>
         </w:rPr>
-        <w:t xml:space="preserve">-eq</w:t>
-      </w:r>
-      <w:r>
-        <w:rPr>
-          <w:rStyle w:val="NormalTok"/>
-        </w:rPr>
-        <w:t xml:space="preserve"> </w:t>
+        <w:t xml:space="preserve">-</w:t>
+      </w:r>
+      <w:r>
+        <w:rPr>
+          <w:rStyle w:val="NormalTok"/>
+        </w:rPr>
+        <w:t xml:space="preserve">eq </w:t>
       </w:r>
       <w:r>
         <w:rPr>
@@ -16347,7 +15978,7 @@
       </w:r>
       <w:r>
         <w:rPr>
-          <w:rStyle w:val="ControlFlowTok"/>
+          <w:rStyle w:val="KeywordTok"/>
         </w:rPr>
         <w:t xml:space="preserve">if</w:t>
       </w:r>
@@ -16671,7 +16302,7 @@
       </w:r>
       <w:r>
         <w:rPr>
-          <w:rStyle w:val="ControlFlowTok"/>
+          <w:rStyle w:val="KeywordTok"/>
         </w:rPr>
         <w:t xml:space="preserve">else</w:t>
       </w:r>
@@ -16785,7 +16416,7 @@
       </w:r>
       <w:r>
         <w:rPr>
-          <w:rStyle w:val="ControlFlowTok"/>
+          <w:rStyle w:val="KeywordTok"/>
         </w:rPr>
         <w:t xml:space="preserve">try</w:t>
       </w:r>
@@ -16892,13 +16523,7 @@
         <w:rPr>
           <w:rStyle w:val="NormalTok"/>
         </w:rPr>
-        <w:t xml:space="preserve">TimeoutSec </w:t>
-      </w:r>
-      <w:r>
-        <w:rPr>
-          <w:rStyle w:val="DecValTok"/>
-        </w:rPr>
-        <w:t xml:space="preserve">10</w:t>
+        <w:t xml:space="preserve">TimeoutSec 10</w:t>
       </w:r>
       <w:r>
         <w:br/>
@@ -16925,43 +16550,67 @@
         <w:rPr>
           <w:rStyle w:val="StringTok"/>
         </w:rPr>
-        <w:t xml:space="preserve">"OCSP responder reachable: HTTP </w:t>
-      </w:r>
-      <w:r>
-        <w:rPr>
-          <w:rStyle w:val="OperatorTok"/>
-        </w:rPr>
-        <w:t xml:space="preserve">$(</w:t>
-      </w:r>
-      <w:r>
-        <w:rPr>
-          <w:rStyle w:val="VariableTok"/>
-        </w:rPr>
-        <w:t xml:space="preserve">$response</w:t>
-      </w:r>
-      <w:r>
-        <w:rPr>
-          <w:rStyle w:val="OperatorTok"/>
-        </w:rPr>
-        <w:t xml:space="preserve">.</w:t>
+        <w:t xml:space="preserve">"OCSP responder reachable: HTTP $($response.StatusCode)"</w:t>
+      </w:r>
+      <w:r>
+        <w:br/>
+      </w:r>
+      <w:r>
+        <w:rPr>
+          <w:rStyle w:val="OperatorTok"/>
+        </w:rPr>
+        <w:t xml:space="preserve">}</w:t>
+      </w:r>
+      <w:r>
+        <w:rPr>
+          <w:rStyle w:val="NormalTok"/>
+        </w:rPr>
+        <w:t xml:space="preserve"> </w:t>
+      </w:r>
+      <w:r>
+        <w:rPr>
+          <w:rStyle w:val="KeywordTok"/>
+        </w:rPr>
+        <w:t xml:space="preserve">catch</w:t>
+      </w:r>
+      <w:r>
+        <w:rPr>
+          <w:rStyle w:val="NormalTok"/>
+        </w:rPr>
+        <w:t xml:space="preserve"> </w:t>
+      </w:r>
+      <w:r>
+        <w:rPr>
+          <w:rStyle w:val="OperatorTok"/>
+        </w:rPr>
+        <w:t xml:space="preserve">{</w:t>
+      </w:r>
+      <w:r>
+        <w:br/>
+      </w:r>
+      <w:r>
+        <w:rPr>
+          <w:rStyle w:val="NormalTok"/>
+        </w:rPr>
+        <w:t xml:space="preserve">  </w:t>
       </w:r>
       <w:r>
         <w:rPr>
           <w:rStyle w:val="FunctionTok"/>
         </w:rPr>
-        <w:t xml:space="preserve">StatusCode</w:t>
-      </w:r>
-      <w:r>
-        <w:rPr>
-          <w:rStyle w:val="OperatorTok"/>
-        </w:rPr>
-        <w:t xml:space="preserve">)</w:t>
-      </w:r>
-      <w:r>
-        <w:rPr>
-          <w:rStyle w:val="StringTok"/>
-        </w:rPr>
-        <w:t xml:space="preserve">"</w:t>
+        <w:t xml:space="preserve">Write-Warning</w:t>
+      </w:r>
+      <w:r>
+        <w:rPr>
+          <w:rStyle w:val="NormalTok"/>
+        </w:rPr>
+        <w:t xml:space="preserve"> </w:t>
+      </w:r>
+      <w:r>
+        <w:rPr>
+          <w:rStyle w:val="StringTok"/>
+        </w:rPr>
+        <w:t xml:space="preserve">"OCSP responder not reachable: $($_.Exception.Message) — SC-17 gap"</w:t>
       </w:r>
       <w:r>
         <w:br/>
@@ -16972,124 +16621,16 @@
         </w:rPr>
         <w:t xml:space="preserve">}</w:t>
       </w:r>
-      <w:r>
-        <w:rPr>
-          <w:rStyle w:val="NormalTok"/>
-        </w:rPr>
-        <w:t xml:space="preserve"> </w:t>
-      </w:r>
-      <w:r>
-        <w:rPr>
-          <w:rStyle w:val="ControlFlowTok"/>
-        </w:rPr>
-        <w:t xml:space="preserve">catch</w:t>
-      </w:r>
-      <w:r>
-        <w:rPr>
-          <w:rStyle w:val="NormalTok"/>
-        </w:rPr>
-        <w:t xml:space="preserve"> </w:t>
-      </w:r>
-      <w:r>
-        <w:rPr>
-          <w:rStyle w:val="OperatorTok"/>
-        </w:rPr>
-        <w:t xml:space="preserve">{</w:t>
-      </w:r>
-      <w:r>
-        <w:br/>
-      </w:r>
-      <w:r>
-        <w:rPr>
-          <w:rStyle w:val="NormalTok"/>
-        </w:rPr>
-        <w:t xml:space="preserve">  </w:t>
-      </w:r>
-      <w:r>
-        <w:rPr>
-          <w:rStyle w:val="FunctionTok"/>
-        </w:rPr>
-        <w:t xml:space="preserve">Write-Warning</w:t>
-      </w:r>
-      <w:r>
-        <w:rPr>
-          <w:rStyle w:val="NormalTok"/>
-        </w:rPr>
-        <w:t xml:space="preserve"> </w:t>
-      </w:r>
-      <w:r>
-        <w:rPr>
-          <w:rStyle w:val="StringTok"/>
-        </w:rPr>
-        <w:t xml:space="preserve">"OCSP responder not reachable: </w:t>
-      </w:r>
-      <w:r>
-        <w:rPr>
-          <w:rStyle w:val="OperatorTok"/>
-        </w:rPr>
-        <w:t xml:space="preserve">$(</w:t>
-      </w:r>
-      <w:r>
-        <w:rPr>
-          <w:rStyle w:val="VariableTok"/>
-        </w:rPr>
-        <w:t xml:space="preserve">$_</w:t>
-      </w:r>
-      <w:r>
-        <w:rPr>
-          <w:rStyle w:val="OperatorTok"/>
-        </w:rPr>
-        <w:t xml:space="preserve">.</w:t>
-      </w:r>
-      <w:r>
-        <w:rPr>
-          <w:rStyle w:val="FunctionTok"/>
-        </w:rPr>
-        <w:t xml:space="preserve">Exception</w:t>
-      </w:r>
-      <w:r>
-        <w:rPr>
-          <w:rStyle w:val="OperatorTok"/>
-        </w:rPr>
-        <w:t xml:space="preserve">.</w:t>
-      </w:r>
-      <w:r>
-        <w:rPr>
-          <w:rStyle w:val="FunctionTok"/>
-        </w:rPr>
-        <w:t xml:space="preserve">Message</w:t>
-      </w:r>
-      <w:r>
-        <w:rPr>
-          <w:rStyle w:val="OperatorTok"/>
-        </w:rPr>
-        <w:t xml:space="preserve">)</w:t>
-      </w:r>
-      <w:r>
-        <w:rPr>
-          <w:rStyle w:val="StringTok"/>
-        </w:rPr>
-        <w:t xml:space="preserve"> — SC-17 gap"</w:t>
-      </w:r>
-      <w:r>
-        <w:br/>
-      </w:r>
-      <w:r>
-        <w:rPr>
-          <w:rStyle w:val="OperatorTok"/>
-        </w:rPr>
-        <w:t xml:space="preserve">}</w:t>
-      </w:r>
     </w:p>
-    <w:bookmarkEnd w:id="69"/>
-    <w:bookmarkEnd w:id="70"/>
-    <w:bookmarkStart w:id="76" w:name="nist-control-closure-table"/>
+    <w:bookmarkEnd w:id="60"/>
+    <w:bookmarkEnd w:id="61"/>
+    <w:bookmarkStart w:id="66" w:name="nist-control-closure-table"/>
     <w:p>
       <w:pPr>
         <w:pStyle w:val="Heading1"/>
       </w:pPr>
       <w:r>
-        <w:t xml:space="preserve">9. NIST Control Closure Table</w:t>
+        <w:t xml:space="preserve">NIST Control Closure Table</w:t>
       </w:r>
     </w:p>
     <w:p>
@@ -17103,7 +16644,13 @@
         <w:t xml:space="preserve"> </w:t>
       </w:r>
       <w:r>
-        <w:t xml:space="preserve">“Without”</w:t>
+        <w:t xml:space="preserve">“</w:t>
+      </w:r>
+      <w:r>
+        <w:t xml:space="preserve">Without</w:t>
+      </w:r>
+      <w:r>
+        <w:t xml:space="preserve">”</w:t>
       </w:r>
       <w:r>
         <w:t xml:space="preserve"> </w:t>
@@ -17115,7 +16662,13 @@
         <w:t xml:space="preserve"> </w:t>
       </w:r>
       <w:r>
-        <w:t xml:space="preserve">“With”</w:t>
+        <w:t xml:space="preserve">“</w:t>
+      </w:r>
+      <w:r>
+        <w:t xml:space="preserve">With</w:t>
+      </w:r>
+      <w:r>
+        <w:t xml:space="preserve">”</w:t>
       </w:r>
       <w:r>
         <w:t xml:space="preserve"> </w:t>
@@ -17130,8 +16683,8 @@
       </w:pPr>
       <w:r>
         <w:rPr>
+          <w:bCs/>
           <w:b/>
-          <w:bCs/>
         </w:rPr>
         <w:t xml:space="preserve">Closure Necessity — AC-4 and the MP/SC families at the data layer.</w:t>
       </w:r>
@@ -17151,18 +16704,18 @@
           <wp:inline>
             <wp:extent cx="5334000" cy="2880360"/>
             <wp:effectExtent b="0" l="0" r="0" t="0"/>
-            <wp:docPr descr="NIST control closure for Part 12 Data Protection: table showing AC-4, AU-10, MP-2 through MP-5, SC-12, SC-12(1), SC-13, SC-17, and SC-28 mapped from their pre-implementation state to their post-implementation state with the authority cited for each control" title="" id="72" name="Picture"/>
+            <wp:docPr descr="NIST control closure for Part 12 Data Protection: table showing AC-4, AU-10, MP-2 through MP-5, SC-12, SC-12(1), SC-13, SC-17, and SC-28 mapped from their pre-implementation state to their post-implementation state with the authority cited for each control" title="" id="63" name="Picture"/>
             <a:graphic>
               <a:graphicData uri="http://schemas.openxmlformats.org/drawingml/2006/picture">
                 <pic:pic>
                   <pic:nvPicPr>
-                    <pic:cNvPr descr="figs/purview-fig-04-nist-closure.png" id="73" name="Picture"/>
+                    <pic:cNvPr descr="figs/purview-fig-04-nist-closure.png" id="64" name="Picture"/>
                     <pic:cNvPicPr>
                       <a:picLocks noChangeArrowheads="1" noChangeAspect="1"/>
                     </pic:cNvPicPr>
                   </pic:nvPicPr>
                   <pic:blipFill>
-                    <a:blip r:embed="rId71"/>
+                    <a:blip r:embed="rId62"/>
                     <a:stretch>
                       <a:fillRect/>
                     </a:stretch>
@@ -17202,16 +16755,16 @@
         <w:pStyle w:val="TableCaption"/>
       </w:pPr>
       <w:r>
-        <w:t xml:space="preserve">NIST SP 800-53 Rev 5 control closure — Part 12 Data Protection</w:t>
+        <w:t xml:space="preserve">NIST SP 800-53 Rev 5 control closure — Part 12 Data Protection {.striped .hover}</w:t>
       </w:r>
     </w:p>
     <w:tbl>
       <w:tblPr>
         <w:tblStyle w:val="Table"/>
         <w:tblW w:type="pct" w:w="5000"/>
-        <w:tblLayout w:type="fixed"/>
         <w:tblLook w:firstRow="1" w:lastRow="0" w:firstColumn="0" w:lastColumn="0" w:noHBand="0" w:noVBand="0" w:val="0020"/>
-        <w:tblCaption w:val="NIST SP 800-53 Rev 5 control closure — Part 12 Data Protection"/>
+        <w:jc w:val="start"/>
+        <w:tblCaption w:val="NIST SP 800-53 Rev 5 control closure — Part 12 Data Protection {.striped .hover}"/>
       </w:tblPr>
       <w:tblGrid>
         <w:gridCol w:w="1584"/>
@@ -17222,13 +16775,14 @@
       </w:tblGrid>
       <w:tr>
         <w:trPr>
-          <w:tblHeader w:val="on"/>
+          <w:tblHeader w:val="true"/>
         </w:trPr>
         <w:tc>
           <w:tcPr/>
           <w:p>
             <w:pPr>
               <w:pStyle w:val="Compact"/>
+              <w:jc w:val="left"/>
             </w:pPr>
             <w:r>
               <w:t xml:space="preserve">Control</w:t>
@@ -17240,6 +16794,7 @@
           <w:p>
             <w:pPr>
               <w:pStyle w:val="Compact"/>
+              <w:jc w:val="left"/>
             </w:pPr>
             <w:r>
               <w:t xml:space="preserve">Title</w:t>
@@ -17251,6 +16806,7 @@
           <w:p>
             <w:pPr>
               <w:pStyle w:val="Compact"/>
+              <w:jc w:val="left"/>
             </w:pPr>
             <w:r>
               <w:t xml:space="preserve">Without</w:t>
@@ -17262,6 +16818,7 @@
           <w:p>
             <w:pPr>
               <w:pStyle w:val="Compact"/>
+              <w:jc w:val="left"/>
             </w:pPr>
             <w:r>
               <w:t xml:space="preserve">With</w:t>
@@ -17273,6 +16830,7 @@
           <w:p>
             <w:pPr>
               <w:pStyle w:val="Compact"/>
+              <w:jc w:val="left"/>
             </w:pPr>
             <w:r>
               <w:t xml:space="preserve">Authority</w:t>
@@ -17286,6 +16844,7 @@
           <w:p>
             <w:pPr>
               <w:pStyle w:val="Compact"/>
+              <w:jc w:val="left"/>
             </w:pPr>
             <w:r>
               <w:t xml:space="preserve">AC-4</w:t>
@@ -17297,6 +16856,7 @@
           <w:p>
             <w:pPr>
               <w:pStyle w:val="Compact"/>
+              <w:jc w:val="left"/>
             </w:pPr>
             <w:r>
               <w:t xml:space="preserve">Information Flow Enforcement (data layer)</w:t>
@@ -17308,6 +16868,7 @@
           <w:p>
             <w:pPr>
               <w:pStyle w:val="Compact"/>
+              <w:jc w:val="left"/>
             </w:pPr>
             <w:r>
               <w:t xml:space="preserve">No label-based enforcement of information flow. The CASB enforces pipe controls but has no payload signal. A labeled CUI document and an unlabeled public document are treated identically by flow controls.</w:t>
@@ -17319,6 +16880,7 @@
           <w:p>
             <w:pPr>
               <w:pStyle w:val="Compact"/>
+              <w:jc w:val="left"/>
             </w:pPr>
             <w:r>
               <w:t xml:space="preserve">DLP policies enforce label-based flow controls at the service, endpoint, and network boundary layers. The CASB receives label metadata from Purview and enforces destination restrictions based on classification tier.</w:t>
@@ -17330,6 +16892,7 @@
           <w:p>
             <w:pPr>
               <w:pStyle w:val="Compact"/>
+              <w:jc w:val="left"/>
             </w:pPr>
             <w:r>
               <w:t xml:space="preserve">NIST SP 800-53 Rev 5 AC-4; FedRAMP Moderate AC-4</w:t>
@@ -17343,6 +16906,7 @@
           <w:p>
             <w:pPr>
               <w:pStyle w:val="Compact"/>
+              <w:jc w:val="left"/>
             </w:pPr>
             <w:r>
               <w:t xml:space="preserve">AU-10</w:t>
@@ -17354,6 +16918,7 @@
           <w:p>
             <w:pPr>
               <w:pStyle w:val="Compact"/>
+              <w:jc w:val="left"/>
             </w:pPr>
             <w:r>
               <w:t xml:space="preserve">Non-repudiation</w:t>
@@ -17365,6 +16930,7 @@
           <w:p>
             <w:pPr>
               <w:pStyle w:val="Compact"/>
+              <w:jc w:val="left"/>
             </w:pPr>
             <w:r>
               <w:t xml:space="preserve">Audit records are generated in the unified audit log but are mutable by a tenant Global Administrator. Standard audit log retention is 90 days. The irrefutability standard of AU-10 is not met.</w:t>
@@ -17376,6 +16942,7 @@
           <w:p>
             <w:pPr>
               <w:pStyle w:val="Compact"/>
+              <w:jc w:val="left"/>
             </w:pPr>
             <w:r>
               <w:t xml:space="preserve">Purview Audit Premium provides immutable, signed audit records with 10-year retention. MailItemsAccessed and SearchQueryInitiated events provide non-repudiation for high-value data access operations.</w:t>
@@ -17387,6 +16954,7 @@
           <w:p>
             <w:pPr>
               <w:pStyle w:val="Compact"/>
+              <w:jc w:val="left"/>
             </w:pPr>
             <w:r>
               <w:t xml:space="preserve">NIST SP 800-53 Rev 5 AU-10; FedRAMP Moderate AU-10</w:t>
@@ -17400,6 +16968,7 @@
           <w:p>
             <w:pPr>
               <w:pStyle w:val="Compact"/>
+              <w:jc w:val="left"/>
             </w:pPr>
             <w:r>
               <w:t xml:space="preserve">MP-2</w:t>
@@ -17411,6 +16980,7 @@
           <w:p>
             <w:pPr>
               <w:pStyle w:val="Compact"/>
+              <w:jc w:val="left"/>
             </w:pPr>
             <w:r>
               <w:t xml:space="preserve">Media Access</w:t>
@@ -17422,6 +16992,7 @@
           <w:p>
             <w:pPr>
               <w:pStyle w:val="Compact"/>
+              <w:jc w:val="left"/>
             </w:pPr>
             <w:r>
               <w:t xml:space="preserve">SharePoint access permissions are applied at site or library level. A user with access to a SharePoint site has access to all content in that site regardless of sensitivity.</w:t>
@@ -17433,6 +17004,7 @@
           <w:p>
             <w:pPr>
               <w:pStyle w:val="Compact"/>
+              <w:jc w:val="left"/>
             </w:pPr>
             <w:r>
               <w:t xml:space="preserve">Sensitivity labels enforce label-based access control. CUI-Basic and CUI-Specified labels restrict decryption to authorized holders even when the file is moved outside the SharePoint boundary.</w:t>
@@ -17444,6 +17016,7 @@
           <w:p>
             <w:pPr>
               <w:pStyle w:val="Compact"/>
+              <w:jc w:val="left"/>
             </w:pPr>
             <w:r>
               <w:t xml:space="preserve">NIST SP 800-53 Rev 5 MP-2</w:t>
@@ -17457,6 +17030,7 @@
           <w:p>
             <w:pPr>
               <w:pStyle w:val="Compact"/>
+              <w:jc w:val="left"/>
             </w:pPr>
             <w:r>
               <w:t xml:space="preserve">MP-3</w:t>
@@ -17468,6 +17042,7 @@
           <w:p>
             <w:pPr>
               <w:pStyle w:val="Compact"/>
+              <w:jc w:val="left"/>
             </w:pPr>
             <w:r>
               <w:t xml:space="preserve">Media Marking</w:t>
@@ -17479,6 +17054,7 @@
           <w:p>
             <w:pPr>
               <w:pStyle w:val="Compact"/>
+              <w:jc w:val="left"/>
             </w:pPr>
             <w:r>
               <w:t xml:space="preserve">Documents carry no machine-readable sensitivity markings. Manual classification is inconsistent and not auditable.</w:t>
@@ -17490,6 +17066,7 @@
           <w:p>
             <w:pPr>
               <w:pStyle w:val="Compact"/>
+              <w:jc w:val="left"/>
             </w:pPr>
             <w:r>
               <w:t xml:space="preserve">Sensitivity labels applied automatically by classifier policies provide persistent, machine-readable marking. Labels survive file format conversion and movement across platforms.</w:t>
@@ -17501,6 +17078,7 @@
           <w:p>
             <w:pPr>
               <w:pStyle w:val="Compact"/>
+              <w:jc w:val="left"/>
             </w:pPr>
             <w:r>
               <w:t xml:space="preserve">NIST SP 800-53 Rev 5 MP-3; NARA CUI Marking Handbook</w:t>
@@ -17514,6 +17092,7 @@
           <w:p>
             <w:pPr>
               <w:pStyle w:val="Compact"/>
+              <w:jc w:val="left"/>
             </w:pPr>
             <w:r>
               <w:t xml:space="preserve">MP-4</w:t>
@@ -17525,6 +17104,7 @@
           <w:p>
             <w:pPr>
               <w:pStyle w:val="Compact"/>
+              <w:jc w:val="left"/>
             </w:pPr>
             <w:r>
               <w:t xml:space="preserve">Media Storage</w:t>
@@ -17536,6 +17116,7 @@
           <w:p>
             <w:pPr>
               <w:pStyle w:val="Compact"/>
+              <w:jc w:val="left"/>
             </w:pPr>
             <w:r>
               <w:t xml:space="preserve">No encryption differentiated by content sensitivity. All SharePoint content is encrypted by Microsoft-managed keys at the same tier.</w:t>
@@ -17547,6 +17128,7 @@
           <w:p>
             <w:pPr>
               <w:pStyle w:val="Compact"/>
+              <w:jc w:val="left"/>
             </w:pPr>
             <w:r>
               <w:t xml:space="preserve">Customer-Managed Keys in Azure Key Vault provide agency-controlled encryption for CUI storage across SharePoint, OneDrive, and SQL Server.</w:t>
@@ -17558,6 +17140,7 @@
           <w:p>
             <w:pPr>
               <w:pStyle w:val="Compact"/>
+              <w:jc w:val="left"/>
             </w:pPr>
             <w:r>
               <w:t xml:space="preserve">NIST SP 800-53 Rev 5 MP-4</w:t>
@@ -17571,6 +17154,7 @@
           <w:p>
             <w:pPr>
               <w:pStyle w:val="Compact"/>
+              <w:jc w:val="left"/>
             </w:pPr>
             <w:r>
               <w:t xml:space="preserve">MP-5</w:t>
@@ -17582,6 +17166,7 @@
           <w:p>
             <w:pPr>
               <w:pStyle w:val="Compact"/>
+              <w:jc w:val="left"/>
             </w:pPr>
             <w:r>
               <w:t xml:space="preserve">Media Transport</w:t>
@@ -17593,6 +17178,7 @@
           <w:p>
             <w:pPr>
               <w:pStyle w:val="Compact"/>
+              <w:jc w:val="left"/>
             </w:pPr>
             <w:r>
               <w:t xml:space="preserve">No automated enforcement on external transfer of sensitive data. DLP policies may exist ad hoc but are not based on classification labels.</w:t>
@@ -17604,6 +17190,7 @@
           <w:p>
             <w:pPr>
               <w:pStyle w:val="Compact"/>
+              <w:jc w:val="left"/>
             </w:pPr>
             <w:r>
               <w:t xml:space="preserve">DLP policies block external sharing and email transfer of labeled CUI. Endpoint DLP blocks USB and print transfer. CASB enforces at the network boundary using label metadata.</w:t>
@@ -17615,6 +17202,7 @@
           <w:p>
             <w:pPr>
               <w:pStyle w:val="Compact"/>
+              <w:jc w:val="left"/>
             </w:pPr>
             <w:r>
               <w:t xml:space="preserve">NIST SP 800-53 Rev 5 MP-5</w:t>
@@ -17628,6 +17216,7 @@
           <w:p>
             <w:pPr>
               <w:pStyle w:val="Compact"/>
+              <w:jc w:val="left"/>
             </w:pPr>
             <w:r>
               <w:t xml:space="preserve">SC-12</w:t>
@@ -17639,6 +17228,7 @@
           <w:p>
             <w:pPr>
               <w:pStyle w:val="Compact"/>
+              <w:jc w:val="left"/>
             </w:pPr>
             <w:r>
               <w:t xml:space="preserve">Cryptographic Key Establishment and Management</w:t>
@@ -17650,6 +17240,7 @@
           <w:p>
             <w:pPr>
               <w:pStyle w:val="Compact"/>
+              <w:jc w:val="left"/>
             </w:pPr>
             <w:r>
               <w:t xml:space="preserve">Keys managed by individual application owners without central inventory, rotation schedule, or access audit trail.</w:t>
@@ -17661,6 +17252,7 @@
           <w:p>
             <w:pPr>
               <w:pStyle w:val="Compact"/>
+              <w:jc w:val="left"/>
             </w:pPr>
             <w:r>
               <w:t xml:space="preserve">Azure Key Vault Premium (HSM tier) provides central key management with RBAC access, automatic rotation policy (12-month cycle), and full Key Vault audit logging. No human has standing access to key material.</w:t>
@@ -17672,6 +17264,7 @@
           <w:p>
             <w:pPr>
               <w:pStyle w:val="Compact"/>
+              <w:jc w:val="left"/>
             </w:pPr>
             <w:r>
               <w:t xml:space="preserve">NIST SP 800-53 Rev 5 SC-12; NIST SP 800-57 Part 1</w:t>
@@ -17685,6 +17278,7 @@
           <w:p>
             <w:pPr>
               <w:pStyle w:val="Compact"/>
+              <w:jc w:val="left"/>
             </w:pPr>
             <w:r>
               <w:t xml:space="preserve">SC-12(1)</w:t>
@@ -17696,6 +17290,7 @@
           <w:p>
             <w:pPr>
               <w:pStyle w:val="Compact"/>
+              <w:jc w:val="left"/>
             </w:pPr>
             <w:r>
               <w:t xml:space="preserve">Cryptographic Key Availability</w:t>
@@ -17707,6 +17302,7 @@
           <w:p>
             <w:pPr>
               <w:pStyle w:val="Compact"/>
+              <w:jc w:val="left"/>
             </w:pPr>
             <w:r>
               <w:t xml:space="preserve">No documented key recovery procedure. Loss of a key means loss of data.</w:t>
@@ -17718,6 +17314,7 @@
           <w:p>
             <w:pPr>
               <w:pStyle w:val="Compact"/>
+              <w:jc w:val="left"/>
             </w:pPr>
             <w:r>
               <w:t xml:space="preserve">Key Vault soft-delete with 90-day retention and purge protection prevents accidental key deletion. Key Vault backup can be restored to a paired region.</w:t>
@@ -17729,6 +17326,7 @@
           <w:p>
             <w:pPr>
               <w:pStyle w:val="Compact"/>
+              <w:jc w:val="left"/>
             </w:pPr>
             <w:r>
               <w:t xml:space="preserve">NIST SP 800-53 Rev 5 SC-12(1)</w:t>
@@ -17742,6 +17340,7 @@
           <w:p>
             <w:pPr>
               <w:pStyle w:val="Compact"/>
+              <w:jc w:val="left"/>
             </w:pPr>
             <w:r>
               <w:t xml:space="preserve">SC-13</w:t>
@@ -17753,6 +17352,7 @@
           <w:p>
             <w:pPr>
               <w:pStyle w:val="Compact"/>
+              <w:jc w:val="left"/>
             </w:pPr>
             <w:r>
               <w:t xml:space="preserve">Cryptographic Protection</w:t>
@@ -17764,6 +17364,7 @@
           <w:p>
             <w:pPr>
               <w:pStyle w:val="Compact"/>
+              <w:jc w:val="left"/>
             </w:pPr>
             <w:r>
               <w:t xml:space="preserve">TDE enabled with Microsoft-managed keys. SharePoint encryption uses Microsoft-managed keys. No agency visibility into key operations.</w:t>
@@ -17775,6 +17376,7 @@
           <w:p>
             <w:pPr>
               <w:pStyle w:val="Compact"/>
+              <w:jc w:val="left"/>
             </w:pPr>
             <w:r>
               <w:t xml:space="preserve">SQL TDE protector migrated to CMK in Key Vault. SharePoint BYOK and Exchange Customer Key extend agency-controlled CMK to Microsoft 365 workloads. All key operations are logged.</w:t>
@@ -17786,6 +17388,7 @@
           <w:p>
             <w:pPr>
               <w:pStyle w:val="Compact"/>
+              <w:jc w:val="left"/>
             </w:pPr>
             <w:r>
               <w:t xml:space="preserve">NIST SP 800-53 Rev 5 SC-13; FIPS 140-2 Level 2</w:t>
@@ -17799,6 +17402,7 @@
           <w:p>
             <w:pPr>
               <w:pStyle w:val="Compact"/>
+              <w:jc w:val="left"/>
             </w:pPr>
             <w:r>
               <w:t xml:space="preserve">SC-17</w:t>
@@ -17810,6 +17414,7 @@
           <w:p>
             <w:pPr>
               <w:pStyle w:val="Compact"/>
+              <w:jc w:val="left"/>
             </w:pPr>
             <w:r>
               <w:t xml:space="preserve">PKI Certificates</w:t>
@@ -17821,6 +17426,7 @@
           <w:p>
             <w:pPr>
               <w:pStyle w:val="Compact"/>
+              <w:jc w:val="left"/>
             </w:pPr>
             <w:r>
               <w:t xml:space="preserve">CA deployed and issuing certificates without a documented Certificate Practice Statement. No defined issuance, revocation, or key protection policy.</w:t>
@@ -17832,6 +17438,7 @@
           <w:p>
             <w:pPr>
               <w:pStyle w:val="Compact"/>
+              <w:jc w:val="left"/>
             </w:pPr>
             <w:r>
               <w:t xml:space="preserve">CPS per RFC 3647 governs the full certificate lifecycle. Issuing CA private key stored in Key Vault HSM. CRL and OCSP endpoints registered in InfoBlox IPAM with verified DNS resolution.</w:t>
@@ -17843,6 +17450,7 @@
           <w:p>
             <w:pPr>
               <w:pStyle w:val="Compact"/>
+              <w:jc w:val="left"/>
             </w:pPr>
             <w:r>
               <w:t xml:space="preserve">NIST SP 800-53 Rev 5 SC-17; RFC 3647</w:t>
@@ -17856,6 +17464,7 @@
           <w:p>
             <w:pPr>
               <w:pStyle w:val="Compact"/>
+              <w:jc w:val="left"/>
             </w:pPr>
             <w:r>
               <w:t xml:space="preserve">SC-28</w:t>
@@ -17867,6 +17476,7 @@
           <w:p>
             <w:pPr>
               <w:pStyle w:val="Compact"/>
+              <w:jc w:val="left"/>
             </w:pPr>
             <w:r>
               <w:t xml:space="preserve">Protection of Information at Rest (depth extension)</w:t>
@@ -17878,6 +17488,7 @@
           <w:p>
             <w:pPr>
               <w:pStyle w:val="Compact"/>
+              <w:jc w:val="left"/>
             </w:pPr>
             <w:r>
               <w:t xml:space="preserve">SQL Server TDE (established in Part 7) protects database files at rest with Microsoft-managed keys. Label-enforced file encryption for Office documents not enabled.</w:t>
@@ -17889,6 +17500,7 @@
           <w:p>
             <w:pPr>
               <w:pStyle w:val="Compact"/>
+              <w:jc w:val="left"/>
             </w:pPr>
             <w:r>
               <w:t xml:space="preserve">TDE protector migrated to CMK under agency control. Sensitivity label encryption on CUI-Basic and CUI-Specified documents extends at-rest protection beyond the database boundary to any storage location where the file resides.</w:t>
@@ -17900,6 +17512,7 @@
           <w:p>
             <w:pPr>
               <w:pStyle w:val="Compact"/>
+              <w:jc w:val="left"/>
             </w:pPr>
             <w:r>
               <w:t xml:space="preserve">NIST SP 800-53 Rev 5 SC-28</w:t>
@@ -17915,211 +17528,106 @@
         </w:pict>
       </w:r>
     </w:p>
-    <w:tbl>
-      <w:tblPr>
-        <w:tblStyle w:val="Table"/>
-        <w:tblLook w:firstRow="0" w:lastRow="0" w:firstColumn="0" w:lastColumn="0" w:noHBand="0" w:noVBand="0" w:val="0000"/>
-        <w:tblBorders>
-          <w:top w:val="single" w:sz="4" w:space="0" w:color="0758E5"/>
-          <w:left w:val="single" w:sz="24" w:space="0" w:color="0758E5"/>
-          <w:bottom w:val="single" w:sz="4" w:space="0" w:color="0758E5"/>
-          <w:right w:val="single" w:sz="4" w:space="0" w:color="0758E5"/>
-        </w:tblBorders>
-        <w:tblCellMar>
-          <w:left w:w="144" w:type="dxa"/>
-          <w:right w:w="144" w:type="dxa"/>
-        </w:tblCellMar>
-        <w:tblLook w:firstRow="0" w:lastRow="0" w:firstColumn="0" w:lastColumn="0" w:noHBand="0" w:noVBand="0" w:val="0000"/>
-      </w:tblPr>
-      <w:tr>
-        <w:trPr>
-          <w:cantSplit/>
-        </w:trPr>
-        <w:tc>
-          <w:tcPr>
-            <w:shd w:color="auto" w:fill="dae6fb" w:val="clear"/>
-            <w:tcMar>
-              <w:top w:w="92" w:type="dxa"/>
-              <w:bottom w:w="92" w:type="dxa"/>
-            </w:tcMar>
-          </w:tcPr>
-          <w:p>
-            <w:pPr>
-              <w:pStyle w:val="FirstParagraph"/>
-            </w:pPr>
-            <w:pPr>
-              <w:spacing w:before="0" w:after="0"/>
-              <w:textAlignment w:val="center"/>
-            </w:pPr>
-            <w:r>
-              <w:drawing>
-                <wp:inline>
-                  <wp:extent cx="152400" cy="152400"/>
-                  <wp:effectExtent b="0" l="0" r="0" t="0"/>
-                  <wp:docPr descr="" title="" id="74" name="Picture"/>
-                  <a:graphic>
-                    <a:graphicData uri="http://schemas.openxmlformats.org/drawingml/2006/picture">
-                      <pic:pic>
-                        <pic:nvPicPr>
-                          <pic:cNvPr descr="/opt/quarto/share/formats/docx/note.png" id="75" name="Picture"/>
-                          <pic:cNvPicPr>
-                            <a:picLocks noChangeArrowheads="1" noChangeAspect="1"/>
-                          </pic:cNvPicPr>
-                        </pic:nvPicPr>
-                        <pic:blipFill>
-                          <a:blip r:embed="rId15"/>
-                          <a:stretch>
-                            <a:fillRect/>
-                          </a:stretch>
-                        </pic:blipFill>
-                        <pic:spPr bwMode="auto">
-                          <a:xfrm>
-                            <a:off x="0" y="0"/>
-                            <a:ext cx="152400" cy="152400"/>
-                          </a:xfrm>
-                          <a:prstGeom prst="rect">
-                            <a:avLst/>
-                          </a:prstGeom>
-                          <a:noFill/>
-                          <a:ln w="9525">
-                            <a:noFill/>
-                            <a:headEnd/>
-                            <a:tailEnd/>
-                          </a:ln>
-                        </pic:spPr>
-                      </pic:pic>
-                    </a:graphicData>
-                  </a:graphic>
-                </wp:inline>
-              </w:drawing>
-            </w:r>
-            <w:r>
-              <w:t xml:space="preserve"> </w:t>
-            </w:r>
-            <w:r>
-              <w:t xml:space="preserve"> </w:t>
-            </w:r>
-            <w:r>
-              <w:t xml:space="preserve">FedRAMP 20x Key Security Indicator Alignment</w:t>
-            </w:r>
-          </w:p>
-        </w:tc>
-      </w:tr>
-      <w:tr>
-        <w:trPr>
-          <w:cantSplit/>
-        </w:trPr>
-        <w:tc>
-          <w:tcPr>
-            <w:tcMar>
-              <w:top w:w="108" w:type="dxa"/>
-              <w:bottom w:w="108" w:type="dxa"/>
-            </w:tcMar>
-          </w:tcPr>
-          <w:p>
-            <w:pPr>
-              <w:pStyle w:val="BodyText"/>
-            </w:pPr>
-            <w:pPr>
-              <w:spacing w:before="16"/>
-            </w:pPr>
-            <w:r>
-              <w:t xml:space="preserve">FedRAMP 20x shifts authorization from document-heavy assessment to continuous, evidence-based Key Security Indicators (KSIs). The controls established in this document contribute to the following KSIs:</w:t>
-            </w:r>
-          </w:p>
-          <w:p>
-            <w:pPr>
-              <w:pStyle w:val="BodyText"/>
-            </w:pPr>
-            <w:r>
-              <w:rPr>
-                <w:b/>
-                <w:bCs/>
-              </w:rPr>
-              <w:t xml:space="preserve">KSI: Data Protection.</w:t>
-            </w:r>
-            <w:r>
-              <w:t xml:space="preserve"> </w:t>
-            </w:r>
-            <w:r>
-              <w:t xml:space="preserve">Continuous evidence that sensitive data is classified, labeled, and subject to automated protection controls. Purview auto-labeling policies and DLP enforcement logs provide machine-readable evidence that classification and protection are operating continuously — not a point-in-time assessment finding.</w:t>
-            </w:r>
-          </w:p>
-          <w:p>
-            <w:pPr>
-              <w:pStyle w:val="BodyText"/>
-            </w:pPr>
-            <w:r>
-              <w:rPr>
-                <w:b/>
-                <w:bCs/>
-              </w:rPr>
-              <w:t xml:space="preserve">KSI: Cryptographic Key Management.</w:t>
-            </w:r>
-            <w:r>
-              <w:t xml:space="preserve"> </w:t>
-            </w:r>
-            <w:r>
-              <w:t xml:space="preserve">Continuous evidence that encryption keys are managed under agency control with defined rotation schedules and access audit trails. Key Vault audit logs, rotation policy compliance reports, and RBAC access reviews provide the continuous evidence stream required by FedRAMP 20x.</w:t>
-            </w:r>
-          </w:p>
-          <w:p>
-            <w:pPr>
-              <w:pStyle w:val="BodyText"/>
-            </w:pPr>
-            <w:r>
-              <w:rPr>
-                <w:b/>
-                <w:bCs/>
-              </w:rPr>
-              <w:t xml:space="preserve">KSI: Non-repudiation and Audit Integrity.</w:t>
-            </w:r>
-            <w:r>
-              <w:t xml:space="preserve"> </w:t>
-            </w:r>
-            <w:r>
-              <w:t xml:space="preserve">Continuous evidence that high-value audit records are immutable and retained at the required duration. Purview Audit Premium retention policy compliance and the availability of MailItemsAccessed events in the audit log provide this evidence.</w:t>
-            </w:r>
-          </w:p>
-          <w:p>
-            <w:pPr>
-              <w:pStyle w:val="BodyText"/>
-            </w:pPr>
-            <w:r>
-              <w:rPr>
-                <w:b/>
-                <w:bCs/>
-              </w:rPr>
-              <w:t xml:space="preserve">KSI: Boundary Protection.</w:t>
-            </w:r>
-            <w:r>
-              <w:t xml:space="preserve"> </w:t>
-            </w:r>
-            <w:r>
-              <w:t xml:space="preserve">The DLP policy architecture extends boundary enforcement to the data payload layer, complementing the network and identity boundary controls established in Parts 1–11. FedRAMP 20x assessors reviewing boundary protection KSIs should examine DLP policy reports and CASB enforcement logs alongside the network perimeter controls.</w:t>
-            </w:r>
-          </w:p>
-          <w:p>
-            <w:pPr>
-              <w:pStyle w:val="BodyText"/>
-            </w:pPr>
-            <w:pPr>
-              <w:spacing w:after="16"/>
-            </w:pPr>
-            <w:r>
-              <w:t xml:space="preserve">The integration of Purview classification with the CASB deployed in Part 6 is the critical architectural link: it converts a static network boundary into a content-aware enforcement boundary. This integration is the mechanism by which the data protection controls established in this document satisfy the continuous-monitoring intent of FedRAMP 20x.</w:t>
-            </w:r>
-          </w:p>
-          <w:p/>
-        </w:tc>
-      </w:tr>
-    </w:tbl>
-    <w:bookmarkEnd w:id="76"/>
-    <w:sectPr>
-      <w:footnotePr>
-        <w:numRestart w:val="eachSect"/>
-      </w:footnotePr>
-    </w:sectPr>
+    <w:bookmarkStart w:id="65" w:name="X3ebfeca6287e5444573b4031721b0fba299571c"/>
+    <w:p>
+      <w:pPr>
+        <w:pStyle w:val="Heading2"/>
+      </w:pPr>
+      <w:r>
+        <w:t xml:space="preserve">FedRAMP 20x Key Security Indicator Alignment</w:t>
+      </w:r>
+    </w:p>
+    <w:p>
+      <w:pPr>
+        <w:pStyle w:val="FirstParagraph"/>
+      </w:pPr>
+      <w:r>
+        <w:t xml:space="preserve">FedRAMP 20x shifts authorization from document-heavy assessment to continuous, evidence-based Key Security Indicators (KSIs). The controls established in this document contribute to the following KSIs:</w:t>
+      </w:r>
+    </w:p>
+    <w:p>
+      <w:pPr>
+        <w:pStyle w:val="BodyText"/>
+      </w:pPr>
+      <w:r>
+        <w:rPr>
+          <w:bCs/>
+          <w:b/>
+        </w:rPr>
+        <w:t xml:space="preserve">KSI: Data Protection.</w:t>
+      </w:r>
+      <w:r>
+        <w:t xml:space="preserve"> </w:t>
+      </w:r>
+      <w:r>
+        <w:t xml:space="preserve">Continuous evidence that sensitive data is classified, labeled, and subject to automated protection controls. Purview auto-labeling policies and DLP enforcement logs provide machine-readable evidence that classification and protection are operating continuously — not a point-in-time assessment finding.</w:t>
+      </w:r>
+    </w:p>
+    <w:p>
+      <w:pPr>
+        <w:pStyle w:val="BodyText"/>
+      </w:pPr>
+      <w:r>
+        <w:rPr>
+          <w:bCs/>
+          <w:b/>
+        </w:rPr>
+        <w:t xml:space="preserve">KSI: Cryptographic Key Management.</w:t>
+      </w:r>
+      <w:r>
+        <w:t xml:space="preserve"> </w:t>
+      </w:r>
+      <w:r>
+        <w:t xml:space="preserve">Continuous evidence that encryption keys are managed under agency control with defined rotation schedules and access audit trails. Key Vault audit logs, rotation policy compliance reports, and RBAC access reviews provide the continuous evidence stream required by FedRAMP 20x.</w:t>
+      </w:r>
+    </w:p>
+    <w:p>
+      <w:pPr>
+        <w:pStyle w:val="BodyText"/>
+      </w:pPr>
+      <w:r>
+        <w:rPr>
+          <w:bCs/>
+          <w:b/>
+        </w:rPr>
+        <w:t xml:space="preserve">KSI: Non-repudiation and Audit Integrity.</w:t>
+      </w:r>
+      <w:r>
+        <w:t xml:space="preserve"> </w:t>
+      </w:r>
+      <w:r>
+        <w:t xml:space="preserve">Continuous evidence that high-value audit records are immutable and retained at the required duration. Purview Audit Premium retention policy compliance and the availability of MailItemsAccessed events in the audit log provide this evidence.</w:t>
+      </w:r>
+    </w:p>
+    <w:p>
+      <w:pPr>
+        <w:pStyle w:val="BodyText"/>
+      </w:pPr>
+      <w:r>
+        <w:rPr>
+          <w:bCs/>
+          <w:b/>
+        </w:rPr>
+        <w:t xml:space="preserve">KSI: Boundary Protection.</w:t>
+      </w:r>
+      <w:r>
+        <w:t xml:space="preserve"> </w:t>
+      </w:r>
+      <w:r>
+        <w:t xml:space="preserve">The DLP policy architecture extends boundary enforcement to the data payload layer, complementing the network and identity boundary controls established in Parts 1–11. FedRAMP 20x assessors reviewing boundary protection KSIs should examine DLP policy reports and CASB enforcement logs alongside the network perimeter controls.</w:t>
+      </w:r>
+    </w:p>
+    <w:p>
+      <w:pPr>
+        <w:pStyle w:val="BodyText"/>
+      </w:pPr>
+      <w:r>
+        <w:t xml:space="preserve">The integration of Purview classification with the CASB deployed in Part 6 is the critical architectural link: it converts a static network boundary into a content-aware enforcement boundary. This integration is the mechanism by which the data protection controls established in this document satisfy the continuous-monitoring intent of FedRAMP 20x.</w:t>
+      </w:r>
+    </w:p>
+    <w:bookmarkEnd w:id="65"/>
+    <w:bookmarkEnd w:id="66"/>
+    <w:sectPr/>
   </w:body>
 </w:document>
 </file>
@@ -18150,14 +17658,14 @@
 <file path=word/numbering.xml><?xml version="1.0" encoding="utf-8"?>
 <w:numbering xmlns:w="http://schemas.openxmlformats.org/wordprocessingml/2006/main">
   <w:abstractNum w:abstractNumId="990">
-    <w:nsid w:val="0000A990"/>
+    <w:nsid w:val="A990"/>
     <w:multiLevelType w:val="multilevel"/>
     <w:lvl w:ilvl="0">
       <w:numFmt w:val="bullet"/>
       <w:lvlText w:val=" "/>
       <w:lvlJc w:val="left"/>
       <w:pPr>
-        <w:ind w:left="720" w:hanging="360"/>
+        <w:ind w:left="720" w:hanging="480"/>
       </w:pPr>
     </w:lvl>
     <w:lvl w:ilvl="1">
@@ -18165,7 +17673,7 @@
       <w:lvlText w:val=" "/>
       <w:lvlJc w:val="left"/>
       <w:pPr>
-        <w:ind w:left="1440" w:hanging="360"/>
+        <w:ind w:left="1440" w:hanging="480"/>
       </w:pPr>
     </w:lvl>
     <w:lvl w:ilvl="2">
@@ -18173,7 +17681,7 @@
       <w:lvlText w:val=" "/>
       <w:lvlJc w:val="left"/>
       <w:pPr>
-        <w:ind w:left="2160" w:hanging="360"/>
+        <w:ind w:left="2160" w:hanging="480"/>
       </w:pPr>
     </w:lvl>
     <w:lvl w:ilvl="3">
@@ -18181,7 +17689,7 @@
       <w:lvlText w:val=" "/>
       <w:lvlJc w:val="left"/>
       <w:pPr>
-        <w:ind w:left="2880" w:hanging="360"/>
+        <w:ind w:left="2880" w:hanging="480"/>
       </w:pPr>
     </w:lvl>
     <w:lvl w:ilvl="4">
@@ -18189,7 +17697,7 @@
       <w:lvlText w:val=" "/>
       <w:lvlJc w:val="left"/>
       <w:pPr>
-        <w:ind w:left="3600" w:hanging="360"/>
+        <w:ind w:left="3600" w:hanging="480"/>
       </w:pPr>
     </w:lvl>
     <w:lvl w:ilvl="5">
@@ -18197,7 +17705,7 @@
       <w:lvlText w:val=" "/>
       <w:lvlJc w:val="left"/>
       <w:pPr>
-        <w:ind w:left="4320" w:hanging="360"/>
+        <w:ind w:left="4320" w:hanging="480"/>
       </w:pPr>
     </w:lvl>
     <w:lvl w:ilvl="6">
@@ -18205,7 +17713,7 @@
       <w:lvlText w:val=" "/>
       <w:lvlJc w:val="left"/>
       <w:pPr>
-        <w:ind w:left="5040" w:hanging="360"/>
+        <w:ind w:left="5040" w:hanging="480"/>
       </w:pPr>
     </w:lvl>
     <w:lvl w:ilvl="7">
@@ -18213,7 +17721,7 @@
       <w:lvlText w:val=" "/>
       <w:lvlJc w:val="left"/>
       <w:pPr>
-        <w:ind w:left="5760" w:hanging="360"/>
+        <w:ind w:left="5760" w:hanging="480"/>
       </w:pPr>
     </w:lvl>
     <w:lvl w:ilvl="8">
@@ -18221,7 +17729,7 @@
       <w:lvlText w:val=" "/>
       <w:lvlJc w:val="left"/>
       <w:pPr>
-        <w:ind w:left="6480" w:hanging="360"/>
+        <w:ind w:left="6480" w:hanging="480"/>
       </w:pPr>
     </w:lvl>
   </w:abstractNum>
@@ -18236,10 +17744,10 @@
   <w:docDefaults>
     <w:rPrDefault>
       <w:rPr>
-        <w:rFonts w:asciiTheme="minorHAnsi" w:cstheme="minorBidi" w:eastAsiaTheme="minorEastAsia" w:hAnsiTheme="minorHAnsi"/>
+        <w:rFonts w:asciiTheme="minorHAnsi" w:cstheme="minorBidi" w:eastAsiaTheme="minorHAnsi" w:hAnsiTheme="minorHAnsi"/>
         <w:sz w:val="24"/>
         <w:szCs w:val="24"/>
-        <w:lang w:bidi="ar-SA" w:eastAsia="zh-CN" w:val="en-US"/>
+        <w:lang w:bidi="ar-SA" w:eastAsia="en-US" w:val="en-US"/>
       </w:rPr>
     </w:rPrDefault>
     <w:pPrDefault>
@@ -18257,10 +17765,10 @@
     <w:name w:val="Body Text"/>
     <w:basedOn w:val="Normal"/>
     <w:link w:val="BodyTextChar"/>
-    <w:qFormat/>
     <w:pPr>
       <w:spacing w:after="180" w:before="180"/>
     </w:pPr>
+    <w:qFormat/>
   </w:style>
   <w:style w:customStyle="1" w:styleId="FirstParagraph" w:type="paragraph">
     <w:name w:val="First Paragraph"/>
@@ -18280,94 +17788,57 @@
     <w:name w:val="Title"/>
     <w:basedOn w:val="Normal"/>
     <w:next w:val="BodyText"/>
-    <w:link w:val="TitleChar"/>
-    <w:uiPriority w:val="10"/>
     <w:qFormat/>
-    <w:rsid w:val="00A10FD9"/>
     <w:pPr>
-      <w:spacing w:after="80" w:line="240" w:lineRule="auto"/>
-      <w:contextualSpacing/>
+      <w:keepNext/>
+      <w:keepLines/>
+      <w:spacing w:after="240" w:before="480"/>
       <w:jc w:val="center"/>
     </w:pPr>
     <w:rPr>
       <w:rFonts w:asciiTheme="majorHAnsi" w:cstheme="majorBidi" w:eastAsiaTheme="majorEastAsia" w:hAnsiTheme="majorHAnsi"/>
-      <w:sz w:val="56"/>
-      <w:szCs w:val="56"/>
-    </w:rPr>
-  </w:style>
-  <w:style w:customStyle="1" w:styleId="TitleChar" w:type="character">
-    <w:name w:val="Title Char"/>
-    <w:basedOn w:val="DefaultParagraphFont"/>
-    <w:link w:val="Title"/>
-    <w:uiPriority w:val="10"/>
-    <w:rsid w:val="00A10FD9"/>
-    <w:rPr>
-      <w:rFonts w:asciiTheme="majorHAnsi" w:cstheme="majorBidi" w:eastAsiaTheme="majorEastAsia" w:hAnsiTheme="majorHAnsi"/>
-      <w:sz w:val="56"/>
-      <w:szCs w:val="56"/>
+      <w:b/>
+      <w:bCs/>
+      <w:color w:themeColor="accent1" w:themeShade="B5" w:val="345A8A"/>
+      <w:sz w:val="36"/>
+      <w:szCs w:val="36"/>
     </w:rPr>
   </w:style>
   <w:style w:styleId="Subtitle" w:type="paragraph">
     <w:name w:val="Subtitle"/>
     <w:basedOn w:val="Title"/>
     <w:next w:val="BodyText"/>
-    <w:link w:val="SubtitleChar"/>
-    <w:uiPriority w:val="11"/>
     <w:qFormat/>
-    <w:rsid w:val="00A10FD9"/>
     <w:pPr>
-      <w:numPr>
-        <w:ilvl w:val="1"/>
-      </w:numPr>
+      <w:keepNext/>
+      <w:keepLines/>
+      <w:spacing w:after="240" w:before="240"/>
+      <w:jc w:val="center"/>
     </w:pPr>
     <w:rPr>
-      <w:rFonts w:cstheme="majorBidi" w:eastAsiaTheme="majorEastAsia"/>
-      <w:spacing w:val="15"/>
-      <w:sz w:val="28"/>
-      <w:szCs w:val="28"/>
-    </w:rPr>
-  </w:style>
-  <w:style w:customStyle="1" w:styleId="SubtitleChar" w:type="character">
-    <w:name w:val="Subtitle Char"/>
-    <w:basedOn w:val="DefaultParagraphFont"/>
-    <w:link w:val="Subtitle"/>
-    <w:uiPriority w:val="11"/>
-    <w:rsid w:val="00A10FD9"/>
-    <w:rPr>
-      <w:rFonts w:cstheme="majorBidi" w:eastAsiaTheme="majorEastAsia"/>
-      <w:color w:themeColor="text1" w:themeTint="A6" w:val="595959"/>
-      <w:spacing w:val="15"/>
-      <w:sz w:val="28"/>
-      <w:szCs w:val="28"/>
+      <w:sz w:val="30"/>
+      <w:szCs w:val="30"/>
     </w:rPr>
   </w:style>
   <w:style w:customStyle="1" w:styleId="Author" w:type="paragraph">
     <w:name w:val="Author"/>
-    <w:basedOn w:val="Title"/>
     <w:next w:val="BodyText"/>
     <w:qFormat/>
     <w:pPr>
       <w:keepNext/>
       <w:keepLines/>
+      <w:jc w:val="center"/>
     </w:pPr>
-    <w:rPr>
-      <w:sz w:val="24"/>
-      <w:szCs w:val="24"/>
-    </w:rPr>
   </w:style>
   <w:style w:styleId="Date" w:type="paragraph">
     <w:name w:val="Date"/>
-    <w:basedOn w:val="Title"/>
     <w:next w:val="BodyText"/>
     <w:qFormat/>
     <w:pPr>
       <w:keepNext/>
       <w:keepLines/>
+      <w:jc w:val="center"/>
     </w:pPr>
-    <w:rPr>
-      <w:sz w:val="24"/>
-      <w:szCs w:val="24"/>
-    </w:rPr>
   </w:style>
   <w:style w:customStyle="1" w:styleId="AbstractTitle" w:type="paragraph">
     <w:name w:val="Abstract Title"/>
@@ -18377,13 +17848,15 @@
     <w:pPr>
       <w:keepNext/>
       <w:keepLines/>
+      <w:jc w:val="center"/>
       <w:spacing w:after="0" w:before="300"/>
-      <w:jc w:val="center"/>
     </w:pPr>
     <w:rPr>
-      <w:b/>
       <w:sz w:val="20"/>
       <w:szCs w:val="20"/>
+      <w:b/>
+      <w:color w:val="345A8A"/>
+      &gt;
     </w:rPr>
   </w:style>
   <w:style w:customStyle="1" w:styleId="Abstract" w:type="paragraph">
@@ -18410,321 +17883,191 @@
     <w:rPr/>
   </w:style>
   <w:style w:styleId="Heading1" w:type="paragraph">
-    <w:name w:val="heading 1"/>
+    <w:name w:val="Heading 1"/>
     <w:basedOn w:val="Normal"/>
     <w:next w:val="BodyText"/>
-    <w:link w:val="Heading1Char"/>
     <w:uiPriority w:val="9"/>
     <w:qFormat/>
-    <w:rsid w:val="00A10FD9"/>
     <w:pPr>
       <w:keepNext/>
       <w:keepLines/>
-      <w:spacing w:after="80" w:before="360"/>
+      <w:spacing w:after="0" w:before="480"/>
       <w:outlineLvl w:val="0"/>
     </w:pPr>
     <w:rPr>
       <w:rFonts w:asciiTheme="majorHAnsi" w:cstheme="majorBidi" w:eastAsiaTheme="majorEastAsia" w:hAnsiTheme="majorHAnsi"/>
-      <w:color w:themeColor="accent1" w:themeShade="BF" w:val="0F4761"/>
-      <w:sz w:val="40"/>
-      <w:szCs w:val="40"/>
+      <w:b/>
+      <w:bCs/>
+      <w:color w:themeColor="accent1" w:val="4F81BD"/>
+      <w:sz w:val="32"/>
+      <w:szCs w:val="32"/>
     </w:rPr>
   </w:style>
   <w:style w:styleId="Heading2" w:type="paragraph">
-    <w:name w:val="heading 2"/>
+    <w:name w:val="Heading 2"/>
     <w:basedOn w:val="Normal"/>
     <w:next w:val="BodyText"/>
-    <w:link w:val="Heading2Char"/>
     <w:uiPriority w:val="9"/>
-    <w:semiHidden/>
     <w:unhideWhenUsed/>
     <w:qFormat/>
-    <w:rsid w:val="00A10FD9"/>
     <w:pPr>
       <w:keepNext/>
       <w:keepLines/>
-      <w:spacing w:after="80" w:before="160"/>
+      <w:spacing w:after="0" w:before="200"/>
       <w:outlineLvl w:val="1"/>
     </w:pPr>
     <w:rPr>
       <w:rFonts w:asciiTheme="majorHAnsi" w:cstheme="majorBidi" w:eastAsiaTheme="majorEastAsia" w:hAnsiTheme="majorHAnsi"/>
-      <w:color w:themeColor="accent1" w:themeShade="BF" w:val="0F4761"/>
-      <w:sz w:val="32"/>
-      <w:szCs w:val="32"/>
-    </w:rPr>
-  </w:style>
-  <w:style w:styleId="Heading3" w:type="paragraph">
-    <w:name w:val="heading 3"/>
-    <w:basedOn w:val="Normal"/>
-    <w:next w:val="BodyText"/>
-    <w:link w:val="Heading3Char"/>
-    <w:uiPriority w:val="9"/>
-    <w:semiHidden/>
-    <w:unhideWhenUsed/>
-    <w:qFormat/>
-    <w:rsid w:val="00A10FD9"/>
-    <w:pPr>
-      <w:keepNext/>
-      <w:keepLines/>
-      <w:spacing w:after="80" w:before="160"/>
-      <w:outlineLvl w:val="2"/>
-    </w:pPr>
-    <w:rPr>
-      <w:rFonts w:cstheme="majorBidi" w:eastAsiaTheme="majorEastAsia"/>
-      <w:color w:themeColor="accent1" w:themeShade="BF" w:val="0F4761"/>
+      <w:b/>
+      <w:bCs/>
+      <w:color w:themeColor="accent1" w:val="4F81BD"/>
       <w:sz w:val="28"/>
       <w:szCs w:val="28"/>
     </w:rPr>
   </w:style>
-  <w:style w:styleId="Heading4" w:type="paragraph">
-    <w:name w:val="heading 4"/>
+  <w:style w:styleId="Heading3" w:type="paragraph">
+    <w:name w:val="Heading 3"/>
     <w:basedOn w:val="Normal"/>
     <w:next w:val="BodyText"/>
-    <w:link w:val="Heading4Char"/>
     <w:uiPriority w:val="9"/>
-    <w:semiHidden/>
     <w:unhideWhenUsed/>
     <w:qFormat/>
-    <w:rsid w:val="00A10FD9"/>
     <w:pPr>
       <w:keepNext/>
       <w:keepLines/>
-      <w:spacing w:after="40" w:before="80"/>
+      <w:spacing w:after="0" w:before="200"/>
+      <w:outlineLvl w:val="2"/>
+    </w:pPr>
+    <w:rPr>
+      <w:rFonts w:asciiTheme="majorHAnsi" w:cstheme="majorBidi" w:eastAsiaTheme="majorEastAsia" w:hAnsiTheme="majorHAnsi"/>
+      <w:b/>
+      <w:bCs/>
+      <w:color w:themeColor="accent1" w:val="4F81BD"/>
+      <w:sz w:val="24"/>
+      <w:szCs w:val="24"/>
+    </w:rPr>
+  </w:style>
+  <w:style w:styleId="Heading4" w:type="paragraph">
+    <w:name w:val="Heading 4"/>
+    <w:basedOn w:val="Normal"/>
+    <w:next w:val="BodyText"/>
+    <w:uiPriority w:val="9"/>
+    <w:unhideWhenUsed/>
+    <w:qFormat/>
+    <w:pPr>
+      <w:keepNext/>
+      <w:keepLines/>
+      <w:spacing w:after="0" w:before="200"/>
       <w:outlineLvl w:val="3"/>
     </w:pPr>
     <w:rPr>
-      <w:rFonts w:cstheme="majorBidi" w:eastAsiaTheme="majorEastAsia"/>
+      <w:rFonts w:asciiTheme="majorHAnsi" w:cstheme="majorBidi" w:eastAsiaTheme="majorEastAsia" w:hAnsiTheme="majorHAnsi"/>
       <w:i/>
-      <w:iCs/>
-      <w:color w:themeColor="accent1" w:themeShade="BF" w:val="0F4761"/>
+      <w:bCs/>
+      <w:color w:themeColor="accent1" w:val="4F81BD"/>
+      <w:sz w:val="24"/>
+      <w:szCs w:val="24"/>
     </w:rPr>
   </w:style>
   <w:style w:styleId="Heading5" w:type="paragraph">
-    <w:name w:val="heading 5"/>
+    <w:name w:val="Heading 5"/>
     <w:basedOn w:val="Normal"/>
     <w:next w:val="BodyText"/>
-    <w:link w:val="Heading5Char"/>
     <w:uiPriority w:val="9"/>
-    <w:semiHidden/>
     <w:unhideWhenUsed/>
     <w:qFormat/>
-    <w:rsid w:val="00A10FD9"/>
     <w:pPr>
       <w:keepNext/>
       <w:keepLines/>
-      <w:spacing w:after="40" w:before="80"/>
+      <w:spacing w:after="0" w:before="200"/>
       <w:outlineLvl w:val="4"/>
     </w:pPr>
     <w:rPr>
-      <w:rFonts w:cstheme="majorBidi" w:eastAsiaTheme="majorEastAsia"/>
-      <w:color w:themeColor="accent1" w:themeShade="BF" w:val="0F4761"/>
+      <w:rFonts w:asciiTheme="majorHAnsi" w:cstheme="majorBidi" w:eastAsiaTheme="majorEastAsia" w:hAnsiTheme="majorHAnsi"/>
+      <w:iCs/>
+      <w:color w:themeColor="accent1" w:val="4F81BD"/>
+      <w:sz w:val="24"/>
+      <w:szCs w:val="24"/>
     </w:rPr>
   </w:style>
   <w:style w:styleId="Heading6" w:type="paragraph">
-    <w:name w:val="heading 6"/>
+    <w:name w:val="Heading 6"/>
     <w:basedOn w:val="Normal"/>
     <w:next w:val="BodyText"/>
-    <w:link w:val="Heading6Char"/>
     <w:uiPriority w:val="9"/>
-    <w:semiHidden/>
     <w:unhideWhenUsed/>
     <w:qFormat/>
-    <w:rsid w:val="00A10FD9"/>
     <w:pPr>
       <w:keepNext/>
       <w:keepLines/>
-      <w:spacing w:after="0" w:before="40"/>
+      <w:spacing w:after="0" w:before="200"/>
       <w:outlineLvl w:val="5"/>
     </w:pPr>
     <w:rPr>
-      <w:rFonts w:cstheme="majorBidi" w:eastAsiaTheme="majorEastAsia"/>
-      <w:i/>
-      <w:iCs/>
-      <w:color w:themeColor="text1" w:themeTint="A6" w:val="595959"/>
+      <w:rFonts w:asciiTheme="majorHAnsi" w:cstheme="majorBidi" w:eastAsiaTheme="majorEastAsia" w:hAnsiTheme="majorHAnsi"/>
+      <w:color w:themeColor="accent1" w:val="4F81BD"/>
+      <w:sz w:val="24"/>
+      <w:szCs w:val="24"/>
     </w:rPr>
   </w:style>
   <w:style w:styleId="Heading7" w:type="paragraph">
-    <w:name w:val="heading 7"/>
+    <w:name w:val="Heading 7"/>
     <w:basedOn w:val="Normal"/>
     <w:next w:val="BodyText"/>
-    <w:link w:val="Heading7Char"/>
     <w:uiPriority w:val="9"/>
-    <w:semiHidden/>
     <w:unhideWhenUsed/>
     <w:qFormat/>
-    <w:rsid w:val="00A10FD9"/>
     <w:pPr>
       <w:keepNext/>
       <w:keepLines/>
-      <w:spacing w:after="0" w:before="40"/>
+      <w:spacing w:after="0" w:before="200"/>
       <w:outlineLvl w:val="6"/>
     </w:pPr>
     <w:rPr>
-      <w:rFonts w:cstheme="majorBidi" w:eastAsiaTheme="majorEastAsia"/>
-      <w:color w:themeColor="text1" w:themeTint="A6" w:val="595959"/>
+      <w:rFonts w:asciiTheme="majorHAnsi" w:cstheme="majorBidi" w:eastAsiaTheme="majorEastAsia" w:hAnsiTheme="majorHAnsi"/>
+      <w:color w:themeColor="accent1" w:val="4F81BD"/>
+      <w:sz w:val="24"/>
+      <w:szCs w:val="24"/>
     </w:rPr>
   </w:style>
   <w:style w:styleId="Heading8" w:type="paragraph">
-    <w:name w:val="heading 8"/>
+    <w:name w:val="Heading 8"/>
     <w:basedOn w:val="Normal"/>
     <w:next w:val="BodyText"/>
-    <w:link w:val="Heading8Char"/>
     <w:uiPriority w:val="9"/>
-    <w:semiHidden/>
     <w:unhideWhenUsed/>
     <w:qFormat/>
-    <w:rsid w:val="00A10FD9"/>
     <w:pPr>
       <w:keepNext/>
       <w:keepLines/>
-      <w:spacing w:after="0"/>
+      <w:spacing w:after="0" w:before="200"/>
       <w:outlineLvl w:val="7"/>
     </w:pPr>
     <w:rPr>
-      <w:rFonts w:cstheme="majorBidi" w:eastAsiaTheme="majorEastAsia"/>
-      <w:i/>
-      <w:iCs/>
-      <w:color w:themeColor="text1" w:themeTint="D8" w:val="272727"/>
+      <w:rFonts w:asciiTheme="majorHAnsi" w:cstheme="majorBidi" w:eastAsiaTheme="majorEastAsia" w:hAnsiTheme="majorHAnsi"/>
+      <w:color w:themeColor="accent1" w:val="4F81BD"/>
+      <w:sz w:val="24"/>
+      <w:szCs w:val="24"/>
     </w:rPr>
   </w:style>
   <w:style w:styleId="Heading9" w:type="paragraph">
-    <w:name w:val="heading 9"/>
+    <w:name w:val="Heading 9"/>
     <w:basedOn w:val="Normal"/>
     <w:next w:val="BodyText"/>
-    <w:link w:val="Heading9Char"/>
     <w:uiPriority w:val="9"/>
-    <w:semiHidden/>
     <w:unhideWhenUsed/>
     <w:qFormat/>
-    <w:rsid w:val="00A10FD9"/>
     <w:pPr>
       <w:keepNext/>
       <w:keepLines/>
-      <w:spacing w:after="0"/>
+      <w:spacing w:after="0" w:before="200"/>
       <w:outlineLvl w:val="8"/>
     </w:pPr>
     <w:rPr>
-      <w:rFonts w:cstheme="majorBidi" w:eastAsiaTheme="majorEastAsia"/>
-      <w:color w:themeColor="text1" w:themeTint="D8" w:val="272727"/>
-    </w:rPr>
-  </w:style>
-  <w:style w:customStyle="1" w:styleId="Heading1Char" w:type="character">
-    <w:name w:val="Heading 1 Char"/>
-    <w:basedOn w:val="DefaultParagraphFont"/>
-    <w:link w:val="Heading1"/>
-    <w:uiPriority w:val="9"/>
-    <w:rsid w:val="00A10FD9"/>
-    <w:rPr>
       <w:rFonts w:asciiTheme="majorHAnsi" w:cstheme="majorBidi" w:eastAsiaTheme="majorEastAsia" w:hAnsiTheme="majorHAnsi"/>
-      <w:color w:themeColor="accent1" w:themeShade="BF" w:val="0F4761"/>
-      <w:sz w:val="40"/>
-      <w:szCs w:val="40"/>
-    </w:rPr>
-  </w:style>
-  <w:style w:customStyle="1" w:styleId="Heading2Char" w:type="character">
-    <w:name w:val="Heading 2 Char"/>
-    <w:basedOn w:val="DefaultParagraphFont"/>
-    <w:link w:val="Heading2"/>
-    <w:uiPriority w:val="9"/>
-    <w:semiHidden/>
-    <w:rsid w:val="00A10FD9"/>
-    <w:rPr>
-      <w:rFonts w:asciiTheme="majorHAnsi" w:cstheme="majorBidi" w:eastAsiaTheme="majorEastAsia" w:hAnsiTheme="majorHAnsi"/>
-      <w:color w:themeColor="accent1" w:themeShade="BF" w:val="0F4761"/>
-      <w:sz w:val="32"/>
-      <w:szCs w:val="32"/>
-    </w:rPr>
-  </w:style>
-  <w:style w:customStyle="1" w:styleId="Heading3Char" w:type="character">
-    <w:name w:val="Heading 3 Char"/>
-    <w:basedOn w:val="DefaultParagraphFont"/>
-    <w:link w:val="Heading3"/>
-    <w:uiPriority w:val="9"/>
-    <w:semiHidden/>
-    <w:rsid w:val="00A10FD9"/>
-    <w:rPr>
-      <w:rFonts w:cstheme="majorBidi" w:eastAsiaTheme="majorEastAsia"/>
-      <w:color w:themeColor="accent1" w:themeShade="BF" w:val="0F4761"/>
-      <w:sz w:val="28"/>
-      <w:szCs w:val="28"/>
-    </w:rPr>
-  </w:style>
-  <w:style w:customStyle="1" w:styleId="Heading4Char" w:type="character">
-    <w:name w:val="Heading 4 Char"/>
-    <w:basedOn w:val="DefaultParagraphFont"/>
-    <w:link w:val="Heading4"/>
-    <w:uiPriority w:val="9"/>
-    <w:semiHidden/>
-    <w:rsid w:val="00A10FD9"/>
-    <w:rPr>
-      <w:rFonts w:cstheme="majorBidi" w:eastAsiaTheme="majorEastAsia"/>
-      <w:i/>
-      <w:iCs/>
-      <w:color w:themeColor="accent1" w:themeShade="BF" w:val="0F4761"/>
-    </w:rPr>
-  </w:style>
-  <w:style w:customStyle="1" w:styleId="Heading5Char" w:type="character">
-    <w:name w:val="Heading 5 Char"/>
-    <w:basedOn w:val="DefaultParagraphFont"/>
-    <w:link w:val="Heading5"/>
-    <w:uiPriority w:val="9"/>
-    <w:semiHidden/>
-    <w:rsid w:val="00A10FD9"/>
-    <w:rPr>
-      <w:rFonts w:cstheme="majorBidi" w:eastAsiaTheme="majorEastAsia"/>
-      <w:color w:themeColor="accent1" w:themeShade="BF" w:val="0F4761"/>
-    </w:rPr>
-  </w:style>
-  <w:style w:customStyle="1" w:styleId="Heading6Char" w:type="character">
-    <w:name w:val="Heading 6 Char"/>
-    <w:basedOn w:val="DefaultParagraphFont"/>
-    <w:link w:val="Heading6"/>
-    <w:uiPriority w:val="9"/>
-    <w:semiHidden/>
-    <w:rsid w:val="00A10FD9"/>
-    <w:rPr>
-      <w:rFonts w:cstheme="majorBidi" w:eastAsiaTheme="majorEastAsia"/>
-      <w:i/>
-      <w:iCs/>
-      <w:color w:themeColor="text1" w:themeTint="A6" w:val="595959"/>
-    </w:rPr>
-  </w:style>
-  <w:style w:customStyle="1" w:styleId="Heading7Char" w:type="character">
-    <w:name w:val="Heading 7 Char"/>
-    <w:basedOn w:val="DefaultParagraphFont"/>
-    <w:link w:val="Heading7"/>
-    <w:uiPriority w:val="9"/>
-    <w:semiHidden/>
-    <w:rsid w:val="00A10FD9"/>
-    <w:rPr>
-      <w:rFonts w:cstheme="majorBidi" w:eastAsiaTheme="majorEastAsia"/>
-      <w:color w:themeColor="text1" w:themeTint="A6" w:val="595959"/>
-    </w:rPr>
-  </w:style>
-  <w:style w:customStyle="1" w:styleId="Heading8Char" w:type="character">
-    <w:name w:val="Heading 8 Char"/>
-    <w:basedOn w:val="DefaultParagraphFont"/>
-    <w:link w:val="Heading8"/>
-    <w:uiPriority w:val="9"/>
-    <w:semiHidden/>
-    <w:rsid w:val="00A10FD9"/>
-    <w:rPr>
-      <w:rFonts w:cstheme="majorBidi" w:eastAsiaTheme="majorEastAsia"/>
-      <w:i/>
-      <w:iCs/>
-      <w:color w:themeColor="text1" w:themeTint="D8" w:val="272727"/>
-    </w:rPr>
-  </w:style>
-  <w:style w:customStyle="1" w:styleId="Heading9Char" w:type="character">
-    <w:name w:val="Heading 9 Char"/>
-    <w:basedOn w:val="DefaultParagraphFont"/>
-    <w:link w:val="Heading9"/>
-    <w:uiPriority w:val="9"/>
-    <w:semiHidden/>
-    <w:rsid w:val="00A10FD9"/>
-    <w:rPr>
-      <w:rFonts w:cstheme="majorBidi" w:eastAsiaTheme="majorEastAsia"/>
-      <w:color w:themeColor="text1" w:themeTint="D8" w:val="272727"/>
+      <w:color w:themeColor="accent1" w:val="4F81BD"/>
+      <w:sz w:val="24"/>
+      <w:szCs w:val="24"/>
     </w:rPr>
   </w:style>
   <w:style w:styleId="BlockText" w:type="paragraph">
@@ -18747,18 +18090,6 @@
     <w:unhideWhenUsed/>
     <w:qFormat/>
   </w:style>
-  <w:style w:styleId="FootnoteBlockText" w:type="paragraph">
-    <w:name w:val="Footnote Block Text"/>
-    <w:basedOn w:val="FootnoteText"/>
-    <w:next w:val="FootnoteText"/>
-    <w:uiPriority w:val="9"/>
-    <w:unhideWhenUsed/>
-    <w:qFormat/>
-    <w:pPr>
-      <w:spacing w:after="100" w:before="100"/>
-      <w:ind w:firstLine="0" w:left="480" w:right="480"/>
-    </w:pPr>
-  </w:style>
   <w:style w:default="1" w:styleId="DefaultParagraphFont" w:type="character">
     <w:name w:val="Default Paragraph Font"/>
     <w:semiHidden/>
@@ -18780,11 +18111,18 @@
       </w:tblCellMar>
     </w:tblPr>
     <w:tblStylePr w:type="firstRow">
+      <w:tblPr>
+        <w:jc w:val="left"/>
+        <w:tblInd w:type="dxa" w:w="0"/>
+      </w:tblPr>
+      <w:trPr>
+        <w:jc w:val="left"/>
+      </w:trPr>
       <w:tcPr>
+        <w:vAlign w:val="bottom"/>
         <w:tcBorders>
           <w:bottom w:val="single"/>
         </w:tcBorders>
-        <w:vAlign w:val="bottom"/>
       </w:tcPr>
     </w:tblStylePr>
   </w:style>
@@ -18893,261 +18231,233 @@
     <w:link w:val="VerbatimChar"/>
     <w:pPr>
       <w:wordWrap w:val="off"/>
-      <w:shd w:val="clear" w:fill="f1f3f5"/>
     </w:pPr>
   </w:style>
   <w:style w:type="character" w:customStyle="1" w:styleId="KeywordTok">
     <w:name w:val="KeywordTok"/>
     <w:basedOn w:val="VerbatimChar"/>
     <w:rPr>
+      <w:color w:val="007020"/>
       <w:b/>
-      <w:color w:val="003b4f"/>
-      <w:shd w:val="clear" w:fill="f1f3f5"/>
     </w:rPr>
   </w:style>
   <w:style w:type="character" w:customStyle="1" w:styleId="DataTypeTok">
     <w:name w:val="DataTypeTok"/>
     <w:basedOn w:val="VerbatimChar"/>
     <w:rPr>
-      <w:color w:val="ad0000"/>
-      <w:shd w:val="clear" w:fill="f1f3f5"/>
+      <w:color w:val="902000"/>
     </w:rPr>
   </w:style>
   <w:style w:type="character" w:customStyle="1" w:styleId="DecValTok">
     <w:name w:val="DecValTok"/>
     <w:basedOn w:val="VerbatimChar"/>
     <w:rPr>
-      <w:color w:val="ad0000"/>
-      <w:shd w:val="clear" w:fill="f1f3f5"/>
+      <w:color w:val="40a070"/>
     </w:rPr>
   </w:style>
   <w:style w:type="character" w:customStyle="1" w:styleId="BaseNTok">
     <w:name w:val="BaseNTok"/>
     <w:basedOn w:val="VerbatimChar"/>
     <w:rPr>
-      <w:color w:val="ad0000"/>
-      <w:shd w:val="clear" w:fill="f1f3f5"/>
+      <w:color w:val="40a070"/>
     </w:rPr>
   </w:style>
   <w:style w:type="character" w:customStyle="1" w:styleId="FloatTok">
     <w:name w:val="FloatTok"/>
     <w:basedOn w:val="VerbatimChar"/>
     <w:rPr>
-      <w:color w:val="ad0000"/>
-      <w:shd w:val="clear" w:fill="f1f3f5"/>
+      <w:color w:val="40a070"/>
     </w:rPr>
   </w:style>
   <w:style w:type="character" w:customStyle="1" w:styleId="ConstantTok">
     <w:name w:val="ConstantTok"/>
     <w:basedOn w:val="VerbatimChar"/>
     <w:rPr>
-      <w:color w:val="8f5902"/>
-      <w:shd w:val="clear" w:fill="f1f3f5"/>
+      <w:color w:val="880000"/>
     </w:rPr>
   </w:style>
   <w:style w:type="character" w:customStyle="1" w:styleId="CharTok">
     <w:name w:val="CharTok"/>
     <w:basedOn w:val="VerbatimChar"/>
     <w:rPr>
-      <w:color w:val="20794d"/>
-      <w:shd w:val="clear" w:fill="f1f3f5"/>
+      <w:color w:val="4070a0"/>
     </w:rPr>
   </w:style>
   <w:style w:type="character" w:customStyle="1" w:styleId="SpecialCharTok">
     <w:name w:val="SpecialCharTok"/>
     <w:basedOn w:val="VerbatimChar"/>
     <w:rPr>
-      <w:color w:val="5e5e5e"/>
-      <w:shd w:val="clear" w:fill="f1f3f5"/>
+      <w:color w:val="4070a0"/>
     </w:rPr>
   </w:style>
   <w:style w:type="character" w:customStyle="1" w:styleId="StringTok">
     <w:name w:val="StringTok"/>
     <w:basedOn w:val="VerbatimChar"/>
     <w:rPr>
-      <w:color w:val="20794d"/>
-      <w:shd w:val="clear" w:fill="f1f3f5"/>
+      <w:color w:val="4070a0"/>
     </w:rPr>
   </w:style>
   <w:style w:type="character" w:customStyle="1" w:styleId="VerbatimStringTok">
     <w:name w:val="VerbatimStringTok"/>
     <w:basedOn w:val="VerbatimChar"/>
     <w:rPr>
-      <w:color w:val="20794d"/>
-      <w:shd w:val="clear" w:fill="f1f3f5"/>
+      <w:color w:val="4070a0"/>
     </w:rPr>
   </w:style>
   <w:style w:type="character" w:customStyle="1" w:styleId="SpecialStringTok">
     <w:name w:val="SpecialStringTok"/>
     <w:basedOn w:val="VerbatimChar"/>
     <w:rPr>
-      <w:color w:val="20794d"/>
-      <w:shd w:val="clear" w:fill="f1f3f5"/>
+      <w:color w:val="bb6688"/>
     </w:rPr>
   </w:style>
   <w:style w:type="character" w:customStyle="1" w:styleId="ImportTok">
     <w:name w:val="ImportTok"/>
     <w:basedOn w:val="VerbatimChar"/>
     <w:rPr>
-      <w:color w:val="00769e"/>
-      <w:shd w:val="clear" w:fill="f1f3f5"/>
+      <w:color w:val="008000"/>
+      <w:b/>
     </w:rPr>
   </w:style>
   <w:style w:type="character" w:customStyle="1" w:styleId="CommentTok">
     <w:name w:val="CommentTok"/>
     <w:basedOn w:val="VerbatimChar"/>
     <w:rPr>
-      <w:color w:val="5e5e5e"/>
-      <w:shd w:val="clear" w:fill="f1f3f5"/>
+      <w:color w:val="60a0b0"/>
+      <w:i/>
     </w:rPr>
   </w:style>
   <w:style w:type="character" w:customStyle="1" w:styleId="DocumentationTok">
     <w:name w:val="DocumentationTok"/>
     <w:basedOn w:val="VerbatimChar"/>
     <w:rPr>
+      <w:color w:val="ba2121"/>
       <w:i/>
-      <w:color w:val="5e5e5e"/>
-      <w:shd w:val="clear" w:fill="f1f3f5"/>
     </w:rPr>
   </w:style>
   <w:style w:type="character" w:customStyle="1" w:styleId="AnnotationTok">
     <w:name w:val="AnnotationTok"/>
     <w:basedOn w:val="VerbatimChar"/>
     <w:rPr>
-      <w:color w:val="5e5e5e"/>
-      <w:shd w:val="clear" w:fill="f1f3f5"/>
+      <w:color w:val="60a0b0"/>
+      <w:b/>
+      <w:i/>
     </w:rPr>
   </w:style>
   <w:style w:type="character" w:customStyle="1" w:styleId="CommentVarTok">
     <w:name w:val="CommentVarTok"/>
     <w:basedOn w:val="VerbatimChar"/>
     <w:rPr>
+      <w:color w:val="60a0b0"/>
+      <w:b/>
       <w:i/>
-      <w:color w:val="5e5e5e"/>
-      <w:shd w:val="clear" w:fill="f1f3f5"/>
     </w:rPr>
   </w:style>
   <w:style w:type="character" w:customStyle="1" w:styleId="OtherTok">
     <w:name w:val="OtherTok"/>
     <w:basedOn w:val="VerbatimChar"/>
     <w:rPr>
-      <w:color w:val="003b4f"/>
-      <w:shd w:val="clear" w:fill="f1f3f5"/>
+      <w:color w:val="007020"/>
     </w:rPr>
   </w:style>
   <w:style w:type="character" w:customStyle="1" w:styleId="FunctionTok">
     <w:name w:val="FunctionTok"/>
     <w:basedOn w:val="VerbatimChar"/>
     <w:rPr>
-      <w:color w:val="4758ab"/>
-      <w:shd w:val="clear" w:fill="f1f3f5"/>
+      <w:color w:val="06287e"/>
     </w:rPr>
   </w:style>
   <w:style w:type="character" w:customStyle="1" w:styleId="VariableTok">
     <w:name w:val="VariableTok"/>
     <w:basedOn w:val="VerbatimChar"/>
     <w:rPr>
-      <w:color w:val="111111"/>
-      <w:shd w:val="clear" w:fill="f1f3f5"/>
+      <w:color w:val="19177c"/>
     </w:rPr>
   </w:style>
   <w:style w:type="character" w:customStyle="1" w:styleId="ControlFlowTok">
     <w:name w:val="ControlFlowTok"/>
     <w:basedOn w:val="VerbatimChar"/>
     <w:rPr>
+      <w:color w:val="007020"/>
       <w:b/>
-      <w:color w:val="003b4f"/>
-      <w:shd w:val="clear" w:fill="f1f3f5"/>
     </w:rPr>
   </w:style>
   <w:style w:type="character" w:customStyle="1" w:styleId="OperatorTok">
     <w:name w:val="OperatorTok"/>
     <w:basedOn w:val="VerbatimChar"/>
     <w:rPr>
-      <w:color w:val="5e5e5e"/>
-      <w:shd w:val="clear" w:fill="f1f3f5"/>
+      <w:color w:val="666666"/>
     </w:rPr>
   </w:style>
   <w:style w:type="character" w:customStyle="1" w:styleId="BuiltInTok">
     <w:name w:val="BuiltInTok"/>
     <w:basedOn w:val="VerbatimChar"/>
     <w:rPr>
-      <w:color w:val="003b4f"/>
-      <w:shd w:val="clear" w:fill="f1f3f5"/>
+      <w:color w:val="008000"/>
     </w:rPr>
   </w:style>
   <w:style w:type="character" w:customStyle="1" w:styleId="ExtensionTok">
     <w:name w:val="ExtensionTok"/>
     <w:basedOn w:val="VerbatimChar"/>
-    <w:rPr>
-      <w:color w:val="003b4f"/>
-      <w:shd w:val="clear" w:fill="f1f3f5"/>
-    </w:rPr>
+    <w:rPr/>
   </w:style>
   <w:style w:type="character" w:customStyle="1" w:styleId="PreprocessorTok">
     <w:name w:val="PreprocessorTok"/>
     <w:basedOn w:val="VerbatimChar"/>
     <w:rPr>
-      <w:color w:val="ad0000"/>
-      <w:shd w:val="clear" w:fill="f1f3f5"/>
+      <w:color w:val="bc7a00"/>
     </w:rPr>
   </w:style>
   <w:style w:type="character" w:customStyle="1" w:styleId="AttributeTok">
     <w:name w:val="AttributeTok"/>
     <w:basedOn w:val="VerbatimChar"/>
     <w:rPr>
-      <w:color w:val="657422"/>
-      <w:shd w:val="clear" w:fill="f1f3f5"/>
+      <w:color w:val="7d9029"/>
     </w:rPr>
   </w:style>
   <w:style w:type="character" w:customStyle="1" w:styleId="RegionMarkerTok">
     <w:name w:val="RegionMarkerTok"/>
     <w:basedOn w:val="VerbatimChar"/>
-    <w:rPr>
-      <w:color w:val="003b4f"/>
-      <w:shd w:val="clear" w:fill="f1f3f5"/>
-    </w:rPr>
+    <w:rPr/>
   </w:style>
   <w:style w:type="character" w:customStyle="1" w:styleId="InformationTok">
     <w:name w:val="InformationTok"/>
     <w:basedOn w:val="VerbatimChar"/>
     <w:rPr>
-      <w:color w:val="5e5e5e"/>
-      <w:shd w:val="clear" w:fill="f1f3f5"/>
+      <w:color w:val="60a0b0"/>
+      <w:b/>
+      <w:i/>
     </w:rPr>
   </w:style>
   <w:style w:type="character" w:customStyle="1" w:styleId="WarningTok">
     <w:name w:val="WarningTok"/>
     <w:basedOn w:val="VerbatimChar"/>
     <w:rPr>
+      <w:color w:val="60a0b0"/>
+      <w:b/>
       <w:i/>
-      <w:color w:val="5e5e5e"/>
-      <w:shd w:val="clear" w:fill="f1f3f5"/>
     </w:rPr>
   </w:style>
   <w:style w:type="character" w:customStyle="1" w:styleId="AlertTok">
     <w:name w:val="AlertTok"/>
     <w:basedOn w:val="VerbatimChar"/>
     <w:rPr>
-      <w:color w:val="ad0000"/>
-      <w:shd w:val="clear" w:fill="f1f3f5"/>
+      <w:color w:val="ff0000"/>
+      <w:b/>
     </w:rPr>
   </w:style>
   <w:style w:type="character" w:customStyle="1" w:styleId="ErrorTok">
     <w:name w:val="ErrorTok"/>
     <w:basedOn w:val="VerbatimChar"/>
     <w:rPr>
-      <w:color w:val="ad0000"/>
-      <w:shd w:val="clear" w:fill="f1f3f5"/>
+      <w:color w:val="ff0000"/>
+      <w:b/>
     </w:rPr>
   </w:style>
   <w:style w:type="character" w:customStyle="1" w:styleId="NormalTok">
     <w:name w:val="NormalTok"/>
     <w:basedOn w:val="VerbatimChar"/>
-    <w:rPr>
-      <w:color w:val="003b4f"/>
-      <w:shd w:val="clear" w:fill="f1f3f5"/>
-    </w:rPr>
+    <w:rPr/>
   </w:style>
 </w:styles>
 </file>
@@ -19163,44 +18473,44 @@
         <a:sysClr val="window" lastClr="FFFFFF"/>
       </a:lt1>
       <a:dk2>
-        <a:srgbClr val="0E2841"/>
+        <a:srgbClr val="1F497D"/>
       </a:dk2>
       <a:lt2>
-        <a:srgbClr val="E8E8E8"/>
+        <a:srgbClr val="EEECE1"/>
       </a:lt2>
       <a:accent1>
-        <a:srgbClr val="156082"/>
+        <a:srgbClr val="4F81BD"/>
       </a:accent1>
       <a:accent2>
-        <a:srgbClr val="E97132"/>
+        <a:srgbClr val="C0504D"/>
       </a:accent2>
       <a:accent3>
-        <a:srgbClr val="196B24"/>
+        <a:srgbClr val="9BBB59"/>
       </a:accent3>
       <a:accent4>
-        <a:srgbClr val="0F9ED5"/>
+        <a:srgbClr val="8064A2"/>
       </a:accent4>
       <a:accent5>
-        <a:srgbClr val="A02B93"/>
+        <a:srgbClr val="4BACC6"/>
       </a:accent5>
       <a:accent6>
-        <a:srgbClr val="4EA72E"/>
+        <a:srgbClr val="F79646"/>
       </a:accent6>
       <a:hlink>
-        <a:srgbClr val="467886"/>
+        <a:srgbClr val="0000FF"/>
       </a:hlink>
       <a:folHlink>
-        <a:srgbClr val="96607D"/>
+        <a:srgbClr val="800080"/>
       </a:folHlink>
     </a:clrScheme>
     <a:fontScheme name="Office">
       <a:majorFont>
-        <a:latin typeface="Aptos Display" panose="02110004020202020204"/>
+        <a:latin typeface="Calibri"/>
         <a:ea typeface=""/>
         <a:cs typeface=""/>
-        <a:font script="Jpan" typeface="游ゴシック Light"/>
+        <a:font script="Jpan" typeface="ＭＳ ゴシック"/>
         <a:font script="Hang" typeface="맑은 고딕"/>
-        <a:font script="Hans" typeface="等线 Light"/>
+        <a:font script="Hans" typeface="宋体"/>
         <a:font script="Hant" typeface="新細明體"/>
         <a:font script="Arab" typeface="Times New Roman"/>
         <a:font script="Hebr" typeface="Times New Roman"/>
@@ -19227,32 +18537,14 @@
         <a:font script="Mong" typeface="Mongolian Baiti"/>
         <a:font script="Viet" typeface="Times New Roman"/>
         <a:font script="Uigh" typeface="Microsoft Uighur"/>
-        <a:font script="Geor" typeface="Sylfaen"/>
-        <a:font script="Armn" typeface="Arial"/>
-        <a:font script="Bugi" typeface="Leelawadee UI"/>
-        <a:font script="Bopo" typeface="Microsoft JhengHei"/>
-        <a:font script="Java" typeface="Javanese Text"/>
-        <a:font script="Lisu" typeface="Segoe UI"/>
-        <a:font script="Mymr" typeface="Myanmar Text"/>
-        <a:font script="Nkoo" typeface="Ebrima"/>
-        <a:font script="Olck" typeface="Nirmala UI"/>
-        <a:font script="Osma" typeface="Ebrima"/>
-        <a:font script="Phag" typeface="Phagspa"/>
-        <a:font script="Syrn" typeface="Estrangelo Edessa"/>
-        <a:font script="Syrj" typeface="Estrangelo Edessa"/>
-        <a:font script="Syre" typeface="Estrangelo Edessa"/>
-        <a:font script="Sora" typeface="Nirmala UI"/>
-        <a:font script="Tale" typeface="Microsoft Tai Le"/>
-        <a:font script="Talu" typeface="Microsoft New Tai Lue"/>
-        <a:font script="Tfng" typeface="Ebrima"/>
       </a:majorFont>
       <a:minorFont>
-        <a:latin typeface="Aptos" panose="02110004020202020204"/>
+        <a:latin typeface="Cambria"/>
         <a:ea typeface=""/>
         <a:cs typeface=""/>
-        <a:font script="Jpan" typeface="游明朝"/>
+        <a:font script="Jpan" typeface="ＭＳ 明朝"/>
         <a:font script="Hang" typeface="맑은 고딕"/>
-        <a:font script="Hans" typeface="等线"/>
+        <a:font script="Hans" typeface="宋体"/>
         <a:font script="Hant" typeface="新細明體"/>
         <a:font script="Arab" typeface="Arial"/>
         <a:font script="Hebr" typeface="Arial"/>
@@ -19279,24 +18571,6 @@
         <a:font script="Mong" typeface="Mongolian Baiti"/>
         <a:font script="Viet" typeface="Arial"/>
         <a:font script="Uigh" typeface="Microsoft Uighur"/>
-        <a:font script="Geor" typeface="Sylfaen"/>
-        <a:font script="Armn" typeface="Arial"/>
-        <a:font script="Bugi" typeface="Leelawadee UI"/>
-        <a:font script="Bopo" typeface="Microsoft JhengHei"/>
-        <a:font script="Java" typeface="Javanese Text"/>
-        <a:font script="Lisu" typeface="Segoe UI"/>
-        <a:font script="Mymr" typeface="Myanmar Text"/>
-        <a:font script="Nkoo" typeface="Ebrima"/>
-        <a:font script="Olck" typeface="Nirmala UI"/>
-        <a:font script="Osma" typeface="Ebrima"/>
-        <a:font script="Phag" typeface="Phagspa"/>
-        <a:font script="Syrn" typeface="Estrangelo Edessa"/>
-        <a:font script="Syrj" typeface="Estrangelo Edessa"/>
-        <a:font script="Syre" typeface="Estrangelo Edessa"/>
-        <a:font script="Sora" typeface="Nirmala UI"/>
-        <a:font script="Tale" typeface="Microsoft Tai Le"/>
-        <a:font script="Talu" typeface="Microsoft New Tai Lue"/>
-        <a:font script="Tfng" typeface="Ebrima"/>
       </a:minorFont>
     </a:fontScheme>
     <a:fmtScheme name="Office">
@@ -19308,141 +18582,200 @@
           <a:gsLst>
             <a:gs pos="0">
               <a:schemeClr val="phClr">
-                <a:lumMod val="110000"/>
-                <a:satMod val="105000"/>
-                <a:tint val="67000"/>
+                <a:tint val="50000"/>
+                <a:satMod val="300000"/>
               </a:schemeClr>
             </a:gs>
-            <a:gs pos="50000">
+            <a:gs pos="35000">
               <a:schemeClr val="phClr">
-                <a:lumMod val="105000"/>
-                <a:satMod val="103000"/>
-                <a:tint val="73000"/>
+                <a:tint val="37000"/>
+                <a:satMod val="300000"/>
               </a:schemeClr>
             </a:gs>
             <a:gs pos="100000">
               <a:schemeClr val="phClr">
-                <a:lumMod val="105000"/>
-                <a:satMod val="109000"/>
-                <a:tint val="81000"/>
+                <a:tint val="15000"/>
+                <a:satMod val="350000"/>
               </a:schemeClr>
             </a:gs>
           </a:gsLst>
-          <a:lin ang="5400000" scaled="0"/>
+          <a:lin ang="16200000" scaled="1"/>
         </a:gradFill>
         <a:gradFill rotWithShape="1">
           <a:gsLst>
             <a:gs pos="0">
               <a:schemeClr val="phClr">
-                <a:satMod val="103000"/>
-                <a:lumMod val="102000"/>
-                <a:tint val="94000"/>
-              </a:schemeClr>
-            </a:gs>
-            <a:gs pos="50000">
-              <a:schemeClr val="phClr">
-                <a:satMod val="110000"/>
-                <a:lumMod val="100000"/>
+                <a:tint val="100000"/>
                 <a:shade val="100000"/>
+                <a:satMod val="130000"/>
               </a:schemeClr>
             </a:gs>
             <a:gs pos="100000">
               <a:schemeClr val="phClr">
-                <a:lumMod val="99000"/>
-                <a:satMod val="120000"/>
-                <a:shade val="78000"/>
+                <a:tint val="50000"/>
+                <a:shade val="100000"/>
+                <a:satMod val="350000"/>
               </a:schemeClr>
             </a:gs>
           </a:gsLst>
-          <a:lin ang="5400000" scaled="0"/>
+          <a:lin ang="16200000" scaled="0"/>
         </a:gradFill>
       </a:fillStyleLst>
       <a:lnStyleLst>
-        <a:ln w="6350" cap="flat" cmpd="sng" algn="ctr">
+        <a:ln w="9525" cap="flat" cmpd="sng" algn="ctr">
+          <a:solidFill>
+            <a:schemeClr val="phClr">
+              <a:shade val="95000"/>
+              <a:satMod val="105000"/>
+            </a:schemeClr>
+          </a:solidFill>
+          <a:prstDash val="solid"/>
+        </a:ln>
+        <a:ln w="25400" cap="flat" cmpd="sng" algn="ctr">
           <a:solidFill>
             <a:schemeClr val="phClr"/>
           </a:solidFill>
           <a:prstDash val="solid"/>
-          <a:miter lim="800000"/>
         </a:ln>
-        <a:ln w="12700" cap="flat" cmpd="sng" algn="ctr">
+        <a:ln w="38100" cap="flat" cmpd="sng" algn="ctr">
           <a:solidFill>
             <a:schemeClr val="phClr"/>
           </a:solidFill>
           <a:prstDash val="solid"/>
-          <a:miter lim="800000"/>
-        </a:ln>
-        <a:ln w="19050" cap="flat" cmpd="sng" algn="ctr">
-          <a:solidFill>
-            <a:schemeClr val="phClr"/>
-          </a:solidFill>
-          <a:prstDash val="solid"/>
-          <a:miter lim="800000"/>
         </a:ln>
       </a:lnStyleLst>
       <a:effectStyleLst>
         <a:effectStyle>
-          <a:effectLst/>
-        </a:effectStyle>
-        <a:effectStyle>
-          <a:effectLst/>
+          <a:effectLst>
+            <a:outerShdw blurRad="40000" dist="20000" dir="5400000" rotWithShape="0">
+              <a:srgbClr val="000000">
+                <a:alpha val="38000"/>
+              </a:srgbClr>
+            </a:outerShdw>
+          </a:effectLst>
         </a:effectStyle>
         <a:effectStyle>
           <a:effectLst>
-            <a:outerShdw blurRad="57150" dist="19050" dir="5400000" algn="ctr" rotWithShape="0">
+            <a:outerShdw blurRad="40000" dist="23000" dir="5400000" rotWithShape="0">
               <a:srgbClr val="000000">
-                <a:alpha val="63000"/>
+                <a:alpha val="35000"/>
               </a:srgbClr>
             </a:outerShdw>
           </a:effectLst>
+        </a:effectStyle>
+        <a:effectStyle>
+          <a:effectLst>
+            <a:outerShdw blurRad="40000" dist="23000" dir="5400000" rotWithShape="0">
+              <a:srgbClr val="000000">
+                <a:alpha val="35000"/>
+              </a:srgbClr>
+            </a:outerShdw>
+          </a:effectLst>
+          <a:scene3d>
+            <a:camera prst="orthographicFront">
+              <a:rot lat="0" lon="0" rev="0"/>
+            </a:camera>
+            <a:lightRig rig="threePt" dir="t">
+              <a:rot lat="0" lon="0" rev="1200000"/>
+            </a:lightRig>
+          </a:scene3d>
+          <a:sp3d>
+            <a:bevelT w="63500" h="25400"/>
+          </a:sp3d>
         </a:effectStyle>
       </a:effectStyleLst>
       <a:bgFillStyleLst>
         <a:solidFill>
           <a:schemeClr val="phClr"/>
         </a:solidFill>
-        <a:solidFill>
-          <a:schemeClr val="phClr">
-            <a:tint val="95000"/>
-            <a:satMod val="170000"/>
-          </a:schemeClr>
-        </a:solidFill>
         <a:gradFill rotWithShape="1">
           <a:gsLst>
             <a:gs pos="0">
               <a:schemeClr val="phClr">
-                <a:tint val="93000"/>
-                <a:satMod val="150000"/>
-                <a:shade val="98000"/>
-                <a:lumMod val="102000"/>
+                <a:tint val="40000"/>
+                <a:satMod val="350000"/>
               </a:schemeClr>
             </a:gs>
-            <a:gs pos="50000">
+            <a:gs pos="40000">
               <a:schemeClr val="phClr">
-                <a:tint val="98000"/>
-                <a:satMod val="130000"/>
-                <a:shade val="90000"/>
-                <a:lumMod val="103000"/>
+                <a:tint val="45000"/>
+                <a:shade val="99000"/>
+                <a:satMod val="350000"/>
               </a:schemeClr>
             </a:gs>
             <a:gs pos="100000">
               <a:schemeClr val="phClr">
-                <a:shade val="63000"/>
-                <a:satMod val="120000"/>
+                <a:shade val="20000"/>
+                <a:satMod val="255000"/>
               </a:schemeClr>
             </a:gs>
           </a:gsLst>
-          <a:lin ang="5400000" scaled="0"/>
+          <a:path path="circle">
+            <a:fillToRect l="50000" t="-80000" r="50000" b="180000"/>
+          </a:path>
+        </a:gradFill>
+        <a:gradFill rotWithShape="1">
+          <a:gsLst>
+            <a:gs pos="0">
+              <a:schemeClr val="phClr">
+                <a:tint val="80000"/>
+                <a:satMod val="300000"/>
+              </a:schemeClr>
+            </a:gs>
+            <a:gs pos="100000">
+              <a:schemeClr val="phClr">
+                <a:shade val="30000"/>
+                <a:satMod val="200000"/>
+              </a:schemeClr>
+            </a:gs>
+          </a:gsLst>
+          <a:path path="circle">
+            <a:fillToRect l="50000" t="50000" r="50000" b="50000"/>
+          </a:path>
         </a:gradFill>
       </a:bgFillStyleLst>
     </a:fmtScheme>
   </a:themeElements>
-  <a:objectDefaults/>
+  <a:objectDefaults>
+    <a:spDef>
+      <a:spPr/>
+      <a:bodyPr/>
+      <a:lstStyle/>
+      <a:style>
+        <a:lnRef idx="1">
+          <a:schemeClr val="accent1"/>
+        </a:lnRef>
+        <a:fillRef idx="3">
+          <a:schemeClr val="accent1"/>
+        </a:fillRef>
+        <a:effectRef idx="2">
+          <a:schemeClr val="accent1"/>
+        </a:effectRef>
+        <a:fontRef idx="minor">
+          <a:schemeClr val="lt1"/>
+        </a:fontRef>
+      </a:style>
+    </a:spDef>
+    <a:lnDef>
+      <a:spPr/>
+      <a:bodyPr/>
+      <a:lstStyle/>
+      <a:style>
+        <a:lnRef idx="2">
+          <a:schemeClr val="accent1"/>
+        </a:lnRef>
+        <a:fillRef idx="0">
+          <a:schemeClr val="accent1"/>
+        </a:fillRef>
+        <a:effectRef idx="1">
+          <a:schemeClr val="accent1"/>
+        </a:effectRef>
+        <a:fontRef idx="minor">
+          <a:schemeClr val="tx1"/>
+        </a:fontRef>
+      </a:style>
+    </a:lnDef>
+  </a:objectDefaults>
   <a:extraClrSchemeLst/>
-  <a:extLst>
-    <a:ext uri="{05A4C25C-085E-4340-85A3-A5531E510DB2}">
-      <thm15:themeFamily xmlns:thm15="http://schemas.microsoft.com/office/thememl/2012/main" name="Office Theme" id="{2E142A2C-CD16-42D6-873A-C26D2A0506FA}" vid="{1BDDFF52-6CD6-40A5-AB3C-68EB2F1E4D0A}"/>
-    </a:ext>
-  </a:extLst>
 </a:theme>
 </file>
--- a/inbox/Application Aware Networking/Book_12_FedAAN_Data_Protection_Purview.docx
+++ b/inbox/Application Aware Networking/Book_12_FedAAN_Data_Protection_Purview.docx
@@ -18767,22 +18767,32 @@
   <w:style w:default="1" w:styleId="Table" w:type="table">
     <w:name w:val="Table"/>
     <w:basedOn w:val="TableNormal"/>
-    <w:semiHidden/>
-    <w:unhideWhenUsed/>
+    <w:uiPriority w:val="59"/>
     <w:qFormat/>
     <w:tblPr>
       <w:tblInd w:type="dxa" w:w="0"/>
+      <w:tblBorders>
+        <w:top w:color="0078D4" w:space="0" w:sz="12" w:val="single"/>
+        <w:bottom w:color="0078D4" w:space="0" w:sz="12" w:val="single"/>
+        <w:left w:val="nil"/>
+        <w:right w:val="nil"/>
+        <w:insideH w:color="D1D5DA" w:space="0" w:sz="4" w:val="single"/>
+        <w:insideV w:val="nil"/>
+      </w:tblBorders>
       <w:tblCellMar>
-        <w:top w:type="dxa" w:w="0"/>
+        <w:top w:type="dxa" w:w="80"/>
         <w:left w:type="dxa" w:w="108"/>
-        <w:bottom w:type="dxa" w:w="0"/>
+        <w:bottom w:type="dxa" w:w="80"/>
         <w:right w:type="dxa" w:w="108"/>
       </w:tblCellMar>
     </w:tblPr>
     <w:tblStylePr w:type="firstRow">
+      <w:rPr>
+        <w:b/>
+      </w:rPr>
       <w:tcPr>
         <w:tcBorders>
-          <w:bottom w:val="single"/>
+          <w:bottom w:color="0078D4" w:space="0" w:sz="8" w:val="single"/>
         </w:tcBorders>
         <w:vAlign w:val="bottom"/>
       </w:tcPr>
@@ -18843,6 +18853,29 @@
     <w:basedOn w:val="DefaultParagraphFont"/>
     <w:link w:val="BodyText"/>
   </w:style>
+  <w:style w:customStyle="1" w:styleId="SourceCode" w:type="paragraph">
+    <w:name w:val="Source Code"/>
+    <w:basedOn w:val="Normal"/>
+    <w:link w:val="VerbatimChar"/>
+    <w:pPr>
+      <w:pBdr>
+        <w:top w:color="D1D5DA" w:space="6" w:sz="6" w:val="single"/>
+        <w:left w:color="D1D5DA" w:space="6" w:sz="6" w:val="single"/>
+        <w:bottom w:color="D1D5DA" w:space="6" w:sz="6" w:val="single"/>
+        <w:right w:color="D1D5DA" w:space="6" w:sz="6" w:val="single"/>
+      </w:pBdr>
+      <w:shd w:fill="F6F8FA" w:val="clear"/>
+      <w:wordWrap w:val="off"/>
+      <w:spacing w:after="0" w:before="0" w:line="240" w:lineRule="auto"/>
+      <w:ind w:left="144" w:right="144"/>
+      <w:contextualSpacing/>
+    </w:pPr>
+    <w:rPr>
+      <w:rFonts w:ascii="Consolas" w:hAnsi="Consolas"/>
+      <w:color w:val="24292E"/>
+      <w:sz w:val="18"/>
+    </w:rPr>
+  </w:style>
   <w:style w:customStyle="1" w:styleId="VerbatimChar" w:type="character">
     <w:name w:val="Verbatim Char"/>
     <w:basedOn w:val="BodyTextChar"/>
@@ -18886,15 +18919,6 @@
       <w:bCs w:val="0"/>
       <w:color w:themeColor="accent1" w:themeShade="BF" w:val="365F91"/>
     </w:rPr>
-  </w:style>
-  <w:style w:type="paragraph" w:customStyle="1" w:styleId="SourceCode">
-    <w:name w:val="Source Code"/>
-    <w:basedOn w:val="Normal"/>
-    <w:link w:val="VerbatimChar"/>
-    <w:pPr>
-      <w:wordWrap w:val="off"/>
-      <w:shd w:val="clear" w:fill="f1f3f5"/>
-    </w:pPr>
   </w:style>
   <w:style w:type="character" w:customStyle="1" w:styleId="KeywordTok">
     <w:name w:val="KeywordTok"/>
